--- a/SdobnovVladimir.docx
+++ b/SdobnovVladimir.docx
@@ -1,6 +1,6 @@
 
 <file path=word/document.xml><?xml version="1.0" encoding="utf-8"?>
-<w:document xmlns:wpc="http://schemas.microsoft.com/office/word/2010/wordprocessingCanvas" xmlns:cx="http://schemas.microsoft.com/office/drawing/2014/chartex" xmlns:cx1="http://schemas.microsoft.com/office/drawing/2015/9/8/chartex" xmlns:cx2="http://schemas.microsoft.com/office/drawing/2015/10/21/chartex" xmlns:cx3="http://schemas.microsoft.com/office/drawing/2016/5/9/chartex" xmlns:cx4="http://schemas.microsoft.com/office/drawing/2016/5/10/chartex" xmlns:cx5="http://schemas.microsoft.com/office/drawing/2016/5/11/chartex" xmlns:cx6="http://schemas.microsoft.com/office/drawing/2016/5/12/chartex" xmlns:cx7="http://schemas.microsoft.com/office/drawing/2016/5/13/chartex" xmlns:cx8="http://schemas.microsoft.com/office/drawing/2016/5/14/chartex" xmlns:mc="http://schemas.openxmlformats.org/markup-compatibility/2006" xmlns:aink="http://schemas.microsoft.com/office/drawing/2016/ink" xmlns:am3d="http://schemas.microsoft.com/office/drawing/2017/model3d" xmlns:o="urn:schemas-microsoft-com:office:office" xmlns:r="http://schemas.openxmlformats.org/officeDocument/2006/relationships" xmlns:m="http://schemas.openxmlformats.org/officeDocument/2006/math" xmlns:v="urn:schemas-microsoft-com:vml" xmlns:wp14="http://schemas.microsoft.com/office/word/2010/wordprocessingDrawing" xmlns:wp="http://schemas.openxmlformats.org/drawingml/2006/wordprocessingDrawing" xmlns:w10="urn:schemas-microsoft-com:office:word" xmlns:w="http://schemas.openxmlformats.org/wordprocessingml/2006/main" xmlns:w14="http://schemas.microsoft.com/office/word/2010/wordml" xmlns:w15="http://schemas.microsoft.com/office/word/2012/wordml" xmlns:w16cex="http://schemas.microsoft.com/office/word/2018/wordml/cex" xmlns:w16cid="http://schemas.microsoft.com/office/word/2016/wordml/cid" xmlns:w16="http://schemas.microsoft.com/office/word/2018/wordml" xmlns:w16sdtdh="http://schemas.microsoft.com/office/word/2020/wordml/sdtdatahash" xmlns:w16se="http://schemas.microsoft.com/office/word/2015/wordml/symex" xmlns:wpg="http://schemas.microsoft.com/office/word/2010/wordprocessingGroup" xmlns:wpi="http://schemas.microsoft.com/office/word/2010/wordprocessingInk" xmlns:wne="http://schemas.microsoft.com/office/word/2006/wordml" xmlns:wps="http://schemas.microsoft.com/office/word/2010/wordprocessingShape" mc:Ignorable="w14 w15 w16se w16cid w16 w16cex w16sdtdh wp14">
+<w:document xmlns:wpc="http://schemas.microsoft.com/office/word/2010/wordprocessingCanvas" xmlns:cx="http://schemas.microsoft.com/office/drawing/2014/chartex" xmlns:cx1="http://schemas.microsoft.com/office/drawing/2015/9/8/chartex" xmlns:cx2="http://schemas.microsoft.com/office/drawing/2015/10/21/chartex" xmlns:cx3="http://schemas.microsoft.com/office/drawing/2016/5/9/chartex" xmlns:cx4="http://schemas.microsoft.com/office/drawing/2016/5/10/chartex" xmlns:cx5="http://schemas.microsoft.com/office/drawing/2016/5/11/chartex" xmlns:cx6="http://schemas.microsoft.com/office/drawing/2016/5/12/chartex" xmlns:cx7="http://schemas.microsoft.com/office/drawing/2016/5/13/chartex" xmlns:cx8="http://schemas.microsoft.com/office/drawing/2016/5/14/chartex" xmlns:mc="http://schemas.openxmlformats.org/markup-compatibility/2006" xmlns:aink="http://schemas.microsoft.com/office/drawing/2016/ink" xmlns:am3d="http://schemas.microsoft.com/office/drawing/2017/model3d" xmlns:o="urn:schemas-microsoft-com:office:office" xmlns:oel="http://schemas.microsoft.com/office/2019/extlst" xmlns:r="http://schemas.openxmlformats.org/officeDocument/2006/relationships" xmlns:m="http://schemas.openxmlformats.org/officeDocument/2006/math" xmlns:v="urn:schemas-microsoft-com:vml" xmlns:wp14="http://schemas.microsoft.com/office/word/2010/wordprocessingDrawing" xmlns:wp="http://schemas.openxmlformats.org/drawingml/2006/wordprocessingDrawing" xmlns:w10="urn:schemas-microsoft-com:office:word" xmlns:w="http://schemas.openxmlformats.org/wordprocessingml/2006/main" xmlns:w14="http://schemas.microsoft.com/office/word/2010/wordml" xmlns:w15="http://schemas.microsoft.com/office/word/2012/wordml" xmlns:w16cex="http://schemas.microsoft.com/office/word/2018/wordml/cex" xmlns:w16cid="http://schemas.microsoft.com/office/word/2016/wordml/cid" xmlns:w16="http://schemas.microsoft.com/office/word/2018/wordml" xmlns:w16du="http://schemas.microsoft.com/office/word/2023/wordml/word16du" xmlns:w16sdtdh="http://schemas.microsoft.com/office/word/2020/wordml/sdtdatahash" xmlns:w16sdtfl="http://schemas.microsoft.com/office/word/2024/wordml/sdtformatlock" xmlns:w16se="http://schemas.microsoft.com/office/word/2015/wordml/symex" xmlns:wpg="http://schemas.microsoft.com/office/word/2010/wordprocessingGroup" xmlns:wpi="http://schemas.microsoft.com/office/word/2010/wordprocessingInk" xmlns:wne="http://schemas.microsoft.com/office/word/2006/wordml" xmlns:wps="http://schemas.microsoft.com/office/word/2010/wordprocessingShape" mc:Ignorable="w14 w15 w16se w16cid w16 w16cex w16sdtdh w16sdtfl w16du wp14">
   <w:body>
     <w:p>
       <w:pPr>
@@ -995,14 +995,16 @@
       <w:pPr>
         <w:pStyle w:val="14"/>
         <w:tabs>
-          <w:tab w:val="left" w:pos="440"/>
           <w:tab w:val="right" w:leader="dot" w:pos="9628"/>
         </w:tabs>
         <w:rPr>
           <w:rFonts w:asciiTheme="minorHAnsi" w:eastAsiaTheme="minorEastAsia" w:hAnsiTheme="minorHAnsi"/>
           <w:noProof/>
-          <w:sz w:val="22"/>
+          <w:kern w:val="2"/>
+          <w:sz w:val="24"/>
+          <w:szCs w:val="24"/>
           <w:lang w:val="ru-RU" w:eastAsia="ru-RU"/>
+          <w14:ligatures w14:val="standardContextual"/>
         </w:rPr>
       </w:pPr>
       <w:r>
@@ -1023,31 +1025,13 @@
         </w:rPr>
         <w:fldChar w:fldCharType="separate"/>
       </w:r>
-      <w:hyperlink w:anchor="_Toc230794606" w:history="1">
+      <w:hyperlink w:anchor="_Toc231579045" w:history="1">
         <w:r>
           <w:rPr>
             <w:rStyle w:val="afff"/>
-            <w:rFonts w:eastAsiaTheme="majorEastAsia"/>
             <w:noProof/>
           </w:rPr>
-          <w:t>1.</w:t>
-        </w:r>
-        <w:r>
-          <w:rPr>
-            <w:rFonts w:asciiTheme="minorHAnsi" w:eastAsiaTheme="minorEastAsia" w:hAnsiTheme="minorHAnsi"/>
-            <w:noProof/>
-            <w:sz w:val="22"/>
-            <w:lang w:val="ru-RU" w:eastAsia="ru-RU"/>
-          </w:rPr>
-          <w:tab/>
-        </w:r>
-        <w:r>
-          <w:rPr>
-            <w:rStyle w:val="afff"/>
-            <w:rFonts w:eastAsiaTheme="majorEastAsia"/>
-            <w:noProof/>
-          </w:rPr>
-          <w:t>Теоретические основы функционального программирования и недетерминированных вычислений</w:t>
+          <w:t>ВВЕДЕНИЕ</w:t>
         </w:r>
         <w:r>
           <w:rPr>
@@ -1068,7 +1052,7 @@
             <w:noProof/>
             <w:webHidden/>
           </w:rPr>
-          <w:instrText xml:space="preserve"> PAGEREF _Toc230794606 \h </w:instrText>
+          <w:instrText xml:space="preserve"> PAGEREF _Toc231579045 \h </w:instrText>
         </w:r>
         <w:r>
           <w:rPr>
@@ -1101,43 +1085,47 @@
     </w:p>
     <w:p>
       <w:pPr>
-        <w:pStyle w:val="2c"/>
+        <w:pStyle w:val="14"/>
         <w:tabs>
-          <w:tab w:val="left" w:pos="1100"/>
+          <w:tab w:val="left" w:pos="480"/>
           <w:tab w:val="right" w:leader="dot" w:pos="9628"/>
         </w:tabs>
         <w:rPr>
           <w:rFonts w:asciiTheme="minorHAnsi" w:eastAsiaTheme="minorEastAsia" w:hAnsiTheme="minorHAnsi"/>
           <w:noProof/>
-          <w:sz w:val="22"/>
+          <w:kern w:val="2"/>
+          <w:sz w:val="24"/>
+          <w:szCs w:val="24"/>
           <w:lang w:val="ru-RU" w:eastAsia="ru-RU"/>
-        </w:rPr>
-      </w:pPr>
-      <w:hyperlink w:anchor="_Toc230794607" w:history="1">
+          <w14:ligatures w14:val="standardContextual"/>
+        </w:rPr>
+      </w:pPr>
+      <w:hyperlink w:anchor="_Toc231579046" w:history="1">
         <w:r>
           <w:rPr>
             <w:rStyle w:val="afff"/>
-            <w:rFonts w:eastAsiaTheme="majorEastAsia"/>
             <w:noProof/>
           </w:rPr>
-          <w:t>1.1.</w:t>
+          <w:t>1.</w:t>
         </w:r>
         <w:r>
           <w:rPr>
             <w:rFonts w:asciiTheme="minorHAnsi" w:eastAsiaTheme="minorEastAsia" w:hAnsiTheme="minorHAnsi"/>
             <w:noProof/>
-            <w:sz w:val="22"/>
+            <w:kern w:val="2"/>
+            <w:sz w:val="24"/>
+            <w:szCs w:val="24"/>
             <w:lang w:val="ru-RU" w:eastAsia="ru-RU"/>
+            <w14:ligatures w14:val="standardContextual"/>
           </w:rPr>
           <w:tab/>
         </w:r>
         <w:r>
           <w:rPr>
             <w:rStyle w:val="afff"/>
-            <w:rFonts w:eastAsiaTheme="majorEastAsia"/>
             <w:noProof/>
           </w:rPr>
-          <w:t>Функциональное программирование</w:t>
+          <w:t>Теоретические основы функционального программирования и недетерминированных вычислений</w:t>
         </w:r>
         <w:r>
           <w:rPr>
@@ -1158,187 +1146,7 @@
             <w:noProof/>
             <w:webHidden/>
           </w:rPr>
-          <w:instrText xml:space="preserve"> PAGEREF _Toc230794607 \h </w:instrText>
-        </w:r>
-        <w:r>
-          <w:rPr>
-            <w:noProof/>
-            <w:webHidden/>
-          </w:rPr>
-        </w:r>
-        <w:r>
-          <w:rPr>
-            <w:noProof/>
-            <w:webHidden/>
-          </w:rPr>
-          <w:fldChar w:fldCharType="separate"/>
-        </w:r>
-        <w:r>
-          <w:rPr>
-            <w:noProof/>
-            <w:webHidden/>
-          </w:rPr>
-          <w:t>3</w:t>
-        </w:r>
-        <w:r>
-          <w:rPr>
-            <w:noProof/>
-            <w:webHidden/>
-          </w:rPr>
-          <w:fldChar w:fldCharType="end"/>
-        </w:r>
-      </w:hyperlink>
-    </w:p>
-    <w:p>
-      <w:pPr>
-        <w:pStyle w:val="2c"/>
-        <w:tabs>
-          <w:tab w:val="left" w:pos="1100"/>
-          <w:tab w:val="right" w:leader="dot" w:pos="9628"/>
-        </w:tabs>
-        <w:rPr>
-          <w:rFonts w:asciiTheme="minorHAnsi" w:eastAsiaTheme="minorEastAsia" w:hAnsiTheme="minorHAnsi"/>
-          <w:noProof/>
-          <w:sz w:val="22"/>
-          <w:lang w:val="ru-RU" w:eastAsia="ru-RU"/>
-        </w:rPr>
-      </w:pPr>
-      <w:hyperlink w:anchor="_Toc230794608" w:history="1">
-        <w:r>
-          <w:rPr>
-            <w:rStyle w:val="afff"/>
-            <w:rFonts w:eastAsiaTheme="majorEastAsia"/>
-            <w:noProof/>
-          </w:rPr>
-          <w:t>1.2.</w:t>
-        </w:r>
-        <w:r>
-          <w:rPr>
-            <w:rFonts w:asciiTheme="minorHAnsi" w:eastAsiaTheme="minorEastAsia" w:hAnsiTheme="minorHAnsi"/>
-            <w:noProof/>
-            <w:sz w:val="22"/>
-            <w:lang w:val="ru-RU" w:eastAsia="ru-RU"/>
-          </w:rPr>
-          <w:tab/>
-        </w:r>
-        <w:r>
-          <w:rPr>
-            <w:rStyle w:val="afff"/>
-            <w:rFonts w:eastAsiaTheme="majorEastAsia"/>
-            <w:noProof/>
-          </w:rPr>
-          <w:t>Недетерминированные вычисления</w:t>
-        </w:r>
-        <w:r>
-          <w:rPr>
-            <w:noProof/>
-            <w:webHidden/>
-          </w:rPr>
-          <w:tab/>
-        </w:r>
-        <w:r>
-          <w:rPr>
-            <w:noProof/>
-            <w:webHidden/>
-          </w:rPr>
-          <w:fldChar w:fldCharType="begin"/>
-        </w:r>
-        <w:r>
-          <w:rPr>
-            <w:noProof/>
-            <w:webHidden/>
-          </w:rPr>
-          <w:instrText xml:space="preserve"> PAGEREF _Toc230794608 \h </w:instrText>
-        </w:r>
-        <w:r>
-          <w:rPr>
-            <w:noProof/>
-            <w:webHidden/>
-          </w:rPr>
-        </w:r>
-        <w:r>
-          <w:rPr>
-            <w:noProof/>
-            <w:webHidden/>
-          </w:rPr>
-          <w:fldChar w:fldCharType="separate"/>
-        </w:r>
-        <w:r>
-          <w:rPr>
-            <w:noProof/>
-            <w:webHidden/>
-          </w:rPr>
-          <w:t>5</w:t>
-        </w:r>
-        <w:r>
-          <w:rPr>
-            <w:noProof/>
-            <w:webHidden/>
-          </w:rPr>
-          <w:fldChar w:fldCharType="end"/>
-        </w:r>
-      </w:hyperlink>
-    </w:p>
-    <w:p>
-      <w:pPr>
-        <w:pStyle w:val="2c"/>
-        <w:tabs>
-          <w:tab w:val="left" w:pos="1100"/>
-          <w:tab w:val="right" w:leader="dot" w:pos="9628"/>
-        </w:tabs>
-        <w:rPr>
-          <w:rFonts w:asciiTheme="minorHAnsi" w:eastAsiaTheme="minorEastAsia" w:hAnsiTheme="minorHAnsi"/>
-          <w:noProof/>
-          <w:sz w:val="22"/>
-          <w:lang w:val="ru-RU" w:eastAsia="ru-RU"/>
-        </w:rPr>
-      </w:pPr>
-      <w:hyperlink w:anchor="_Toc230794609" w:history="1">
-        <w:r>
-          <w:rPr>
-            <w:rStyle w:val="afff"/>
-            <w:rFonts w:eastAsiaTheme="majorEastAsia"/>
-            <w:noProof/>
-          </w:rPr>
-          <w:t>1.3.</w:t>
-        </w:r>
-        <w:r>
-          <w:rPr>
-            <w:rFonts w:asciiTheme="minorHAnsi" w:eastAsiaTheme="minorEastAsia" w:hAnsiTheme="minorHAnsi"/>
-            <w:noProof/>
-            <w:sz w:val="22"/>
-            <w:lang w:val="ru-RU" w:eastAsia="ru-RU"/>
-          </w:rPr>
-          <w:tab/>
-        </w:r>
-        <w:r>
-          <w:rPr>
-            <w:rStyle w:val="afff"/>
-            <w:rFonts w:eastAsiaTheme="majorEastAsia"/>
-            <w:noProof/>
-          </w:rPr>
-          <w:t>Поиск с возвратом и продолжения вычислений</w:t>
-        </w:r>
-        <w:r>
-          <w:rPr>
-            <w:noProof/>
-            <w:webHidden/>
-          </w:rPr>
-          <w:tab/>
-        </w:r>
-        <w:r>
-          <w:rPr>
-            <w:noProof/>
-            <w:webHidden/>
-          </w:rPr>
-          <w:fldChar w:fldCharType="begin"/>
-        </w:r>
-        <w:r>
-          <w:rPr>
-            <w:noProof/>
-            <w:webHidden/>
-          </w:rPr>
-          <w:instrText xml:space="preserve"> PAGEREF _Toc230794609 \h </w:instrText>
+          <w:instrText xml:space="preserve"> PAGEREF _Toc231579046 \h </w:instrText>
         </w:r>
         <w:r>
           <w:rPr>
@@ -1371,23 +1179,307 @@
     </w:p>
     <w:p>
       <w:pPr>
-        <w:pStyle w:val="14"/>
+        <w:pStyle w:val="2c"/>
         <w:tabs>
-          <w:tab w:val="left" w:pos="440"/>
+          <w:tab w:val="left" w:pos="960"/>
           <w:tab w:val="right" w:leader="dot" w:pos="9628"/>
         </w:tabs>
         <w:rPr>
           <w:rFonts w:asciiTheme="minorHAnsi" w:eastAsiaTheme="minorEastAsia" w:hAnsiTheme="minorHAnsi"/>
           <w:noProof/>
-          <w:sz w:val="22"/>
+          <w:kern w:val="2"/>
+          <w:sz w:val="24"/>
+          <w:szCs w:val="24"/>
           <w:lang w:val="ru-RU" w:eastAsia="ru-RU"/>
-        </w:rPr>
-      </w:pPr>
-      <w:hyperlink w:anchor="_Toc230794610" w:history="1">
+          <w14:ligatures w14:val="standardContextual"/>
+        </w:rPr>
+      </w:pPr>
+      <w:hyperlink w:anchor="_Toc231579047" w:history="1">
         <w:r>
           <w:rPr>
             <w:rStyle w:val="afff"/>
-            <w:rFonts w:eastAsiaTheme="majorEastAsia"/>
+            <w:noProof/>
+          </w:rPr>
+          <w:t>1.1.</w:t>
+        </w:r>
+        <w:r>
+          <w:rPr>
+            <w:rFonts w:asciiTheme="minorHAnsi" w:eastAsiaTheme="minorEastAsia" w:hAnsiTheme="minorHAnsi"/>
+            <w:noProof/>
+            <w:kern w:val="2"/>
+            <w:sz w:val="24"/>
+            <w:szCs w:val="24"/>
+            <w:lang w:val="ru-RU" w:eastAsia="ru-RU"/>
+            <w14:ligatures w14:val="standardContextual"/>
+          </w:rPr>
+          <w:tab/>
+        </w:r>
+        <w:r>
+          <w:rPr>
+            <w:rStyle w:val="afff"/>
+            <w:noProof/>
+          </w:rPr>
+          <w:t>Функциональное программирование</w:t>
+        </w:r>
+        <w:r>
+          <w:rPr>
+            <w:noProof/>
+            <w:webHidden/>
+          </w:rPr>
+          <w:tab/>
+        </w:r>
+        <w:r>
+          <w:rPr>
+            <w:noProof/>
+            <w:webHidden/>
+          </w:rPr>
+          <w:fldChar w:fldCharType="begin"/>
+        </w:r>
+        <w:r>
+          <w:rPr>
+            <w:noProof/>
+            <w:webHidden/>
+          </w:rPr>
+          <w:instrText xml:space="preserve"> PAGEREF _Toc231579047 \h </w:instrText>
+        </w:r>
+        <w:r>
+          <w:rPr>
+            <w:noProof/>
+            <w:webHidden/>
+          </w:rPr>
+        </w:r>
+        <w:r>
+          <w:rPr>
+            <w:noProof/>
+            <w:webHidden/>
+          </w:rPr>
+          <w:fldChar w:fldCharType="separate"/>
+        </w:r>
+        <w:r>
+          <w:rPr>
+            <w:noProof/>
+            <w:webHidden/>
+          </w:rPr>
+          <w:t>8</w:t>
+        </w:r>
+        <w:r>
+          <w:rPr>
+            <w:noProof/>
+            <w:webHidden/>
+          </w:rPr>
+          <w:fldChar w:fldCharType="end"/>
+        </w:r>
+      </w:hyperlink>
+    </w:p>
+    <w:p>
+      <w:pPr>
+        <w:pStyle w:val="2c"/>
+        <w:tabs>
+          <w:tab w:val="left" w:pos="960"/>
+          <w:tab w:val="right" w:leader="dot" w:pos="9628"/>
+        </w:tabs>
+        <w:rPr>
+          <w:rFonts w:asciiTheme="minorHAnsi" w:eastAsiaTheme="minorEastAsia" w:hAnsiTheme="minorHAnsi"/>
+          <w:noProof/>
+          <w:kern w:val="2"/>
+          <w:sz w:val="24"/>
+          <w:szCs w:val="24"/>
+          <w:lang w:val="ru-RU" w:eastAsia="ru-RU"/>
+          <w14:ligatures w14:val="standardContextual"/>
+        </w:rPr>
+      </w:pPr>
+      <w:hyperlink w:anchor="_Toc231579048" w:history="1">
+        <w:r>
+          <w:rPr>
+            <w:rStyle w:val="afff"/>
+            <w:noProof/>
+          </w:rPr>
+          <w:t>1.2.</w:t>
+        </w:r>
+        <w:r>
+          <w:rPr>
+            <w:rFonts w:asciiTheme="minorHAnsi" w:eastAsiaTheme="minorEastAsia" w:hAnsiTheme="minorHAnsi"/>
+            <w:noProof/>
+            <w:kern w:val="2"/>
+            <w:sz w:val="24"/>
+            <w:szCs w:val="24"/>
+            <w:lang w:val="ru-RU" w:eastAsia="ru-RU"/>
+            <w14:ligatures w14:val="standardContextual"/>
+          </w:rPr>
+          <w:tab/>
+        </w:r>
+        <w:r>
+          <w:rPr>
+            <w:rStyle w:val="afff"/>
+            <w:noProof/>
+          </w:rPr>
+          <w:t>Недетерминированные вычисления</w:t>
+        </w:r>
+        <w:r>
+          <w:rPr>
+            <w:noProof/>
+            <w:webHidden/>
+          </w:rPr>
+          <w:tab/>
+        </w:r>
+        <w:r>
+          <w:rPr>
+            <w:noProof/>
+            <w:webHidden/>
+          </w:rPr>
+          <w:fldChar w:fldCharType="begin"/>
+        </w:r>
+        <w:r>
+          <w:rPr>
+            <w:noProof/>
+            <w:webHidden/>
+          </w:rPr>
+          <w:instrText xml:space="preserve"> PAGEREF _Toc231579048 \h </w:instrText>
+        </w:r>
+        <w:r>
+          <w:rPr>
+            <w:noProof/>
+            <w:webHidden/>
+          </w:rPr>
+        </w:r>
+        <w:r>
+          <w:rPr>
+            <w:noProof/>
+            <w:webHidden/>
+          </w:rPr>
+          <w:fldChar w:fldCharType="separate"/>
+        </w:r>
+        <w:r>
+          <w:rPr>
+            <w:noProof/>
+            <w:webHidden/>
+          </w:rPr>
+          <w:t>10</w:t>
+        </w:r>
+        <w:r>
+          <w:rPr>
+            <w:noProof/>
+            <w:webHidden/>
+          </w:rPr>
+          <w:fldChar w:fldCharType="end"/>
+        </w:r>
+      </w:hyperlink>
+    </w:p>
+    <w:p>
+      <w:pPr>
+        <w:pStyle w:val="2c"/>
+        <w:tabs>
+          <w:tab w:val="left" w:pos="960"/>
+          <w:tab w:val="right" w:leader="dot" w:pos="9628"/>
+        </w:tabs>
+        <w:rPr>
+          <w:rFonts w:asciiTheme="minorHAnsi" w:eastAsiaTheme="minorEastAsia" w:hAnsiTheme="minorHAnsi"/>
+          <w:noProof/>
+          <w:kern w:val="2"/>
+          <w:sz w:val="24"/>
+          <w:szCs w:val="24"/>
+          <w:lang w:val="ru-RU" w:eastAsia="ru-RU"/>
+          <w14:ligatures w14:val="standardContextual"/>
+        </w:rPr>
+      </w:pPr>
+      <w:hyperlink w:anchor="_Toc231579049" w:history="1">
+        <w:r>
+          <w:rPr>
+            <w:rStyle w:val="afff"/>
+            <w:noProof/>
+          </w:rPr>
+          <w:t>1.3.</w:t>
+        </w:r>
+        <w:r>
+          <w:rPr>
+            <w:rFonts w:asciiTheme="minorHAnsi" w:eastAsiaTheme="minorEastAsia" w:hAnsiTheme="minorHAnsi"/>
+            <w:noProof/>
+            <w:kern w:val="2"/>
+            <w:sz w:val="24"/>
+            <w:szCs w:val="24"/>
+            <w:lang w:val="ru-RU" w:eastAsia="ru-RU"/>
+            <w14:ligatures w14:val="standardContextual"/>
+          </w:rPr>
+          <w:tab/>
+        </w:r>
+        <w:r>
+          <w:rPr>
+            <w:rStyle w:val="afff"/>
+            <w:noProof/>
+          </w:rPr>
+          <w:t>Поиск с возвратом и продолжения вычислений</w:t>
+        </w:r>
+        <w:r>
+          <w:rPr>
+            <w:noProof/>
+            <w:webHidden/>
+          </w:rPr>
+          <w:tab/>
+        </w:r>
+        <w:r>
+          <w:rPr>
+            <w:noProof/>
+            <w:webHidden/>
+          </w:rPr>
+          <w:fldChar w:fldCharType="begin"/>
+        </w:r>
+        <w:r>
+          <w:rPr>
+            <w:noProof/>
+            <w:webHidden/>
+          </w:rPr>
+          <w:instrText xml:space="preserve"> PAGEREF _Toc231579049 \h </w:instrText>
+        </w:r>
+        <w:r>
+          <w:rPr>
+            <w:noProof/>
+            <w:webHidden/>
+          </w:rPr>
+        </w:r>
+        <w:r>
+          <w:rPr>
+            <w:noProof/>
+            <w:webHidden/>
+          </w:rPr>
+          <w:fldChar w:fldCharType="separate"/>
+        </w:r>
+        <w:r>
+          <w:rPr>
+            <w:noProof/>
+            <w:webHidden/>
+          </w:rPr>
+          <w:t>13</w:t>
+        </w:r>
+        <w:r>
+          <w:rPr>
+            <w:noProof/>
+            <w:webHidden/>
+          </w:rPr>
+          <w:fldChar w:fldCharType="end"/>
+        </w:r>
+      </w:hyperlink>
+    </w:p>
+    <w:p>
+      <w:pPr>
+        <w:pStyle w:val="14"/>
+        <w:tabs>
+          <w:tab w:val="left" w:pos="480"/>
+          <w:tab w:val="right" w:leader="dot" w:pos="9628"/>
+        </w:tabs>
+        <w:rPr>
+          <w:rFonts w:asciiTheme="minorHAnsi" w:eastAsiaTheme="minorEastAsia" w:hAnsiTheme="minorHAnsi"/>
+          <w:noProof/>
+          <w:kern w:val="2"/>
+          <w:sz w:val="24"/>
+          <w:szCs w:val="24"/>
+          <w:lang w:val="ru-RU" w:eastAsia="ru-RU"/>
+          <w14:ligatures w14:val="standardContextual"/>
+        </w:rPr>
+      </w:pPr>
+      <w:hyperlink w:anchor="_Toc231579050" w:history="1">
+        <w:r>
+          <w:rPr>
+            <w:rStyle w:val="afff"/>
             <w:noProof/>
           </w:rPr>
           <w:t>2.</w:t>
@@ -1396,15 +1488,17 @@
           <w:rPr>
             <w:rFonts w:asciiTheme="minorHAnsi" w:eastAsiaTheme="minorEastAsia" w:hAnsiTheme="minorHAnsi"/>
             <w:noProof/>
-            <w:sz w:val="22"/>
+            <w:kern w:val="2"/>
+            <w:sz w:val="24"/>
+            <w:szCs w:val="24"/>
             <w:lang w:val="ru-RU" w:eastAsia="ru-RU"/>
+            <w14:ligatures w14:val="standardContextual"/>
           </w:rPr>
           <w:tab/>
         </w:r>
         <w:r>
           <w:rPr>
             <w:rStyle w:val="afff"/>
-            <w:rFonts w:eastAsiaTheme="majorEastAsia"/>
             <w:noProof/>
           </w:rPr>
           <w:t>Разработка интерпретаторов с детерминированными и недетерминированными вычислениями</w:t>
@@ -1428,7 +1522,7 @@
             <w:noProof/>
             <w:webHidden/>
           </w:rPr>
-          <w:instrText xml:space="preserve"> PAGEREF _Toc230794610 \h </w:instrText>
+          <w:instrText xml:space="preserve"> PAGEREF _Toc231579050 \h </w:instrText>
         </w:r>
         <w:r>
           <w:rPr>
@@ -1448,7 +1542,7 @@
             <w:noProof/>
             <w:webHidden/>
           </w:rPr>
-          <w:t>11</w:t>
+          <w:t>16</w:t>
         </w:r>
         <w:r>
           <w:rPr>
@@ -1463,21 +1557,23 @@
       <w:pPr>
         <w:pStyle w:val="2c"/>
         <w:tabs>
-          <w:tab w:val="left" w:pos="1100"/>
+          <w:tab w:val="left" w:pos="960"/>
           <w:tab w:val="right" w:leader="dot" w:pos="9628"/>
         </w:tabs>
         <w:rPr>
           <w:rFonts w:asciiTheme="minorHAnsi" w:eastAsiaTheme="minorEastAsia" w:hAnsiTheme="minorHAnsi"/>
           <w:noProof/>
-          <w:sz w:val="22"/>
+          <w:kern w:val="2"/>
+          <w:sz w:val="24"/>
+          <w:szCs w:val="24"/>
           <w:lang w:val="ru-RU" w:eastAsia="ru-RU"/>
-        </w:rPr>
-      </w:pPr>
-      <w:hyperlink w:anchor="_Toc230794611" w:history="1">
+          <w14:ligatures w14:val="standardContextual"/>
+        </w:rPr>
+      </w:pPr>
+      <w:hyperlink w:anchor="_Toc231579051" w:history="1">
         <w:r>
           <w:rPr>
             <w:rStyle w:val="afff"/>
-            <w:rFonts w:eastAsiaTheme="majorEastAsia"/>
             <w:noProof/>
           </w:rPr>
           <w:t>2.1.</w:t>
@@ -1486,15 +1582,17 @@
           <w:rPr>
             <w:rFonts w:asciiTheme="minorHAnsi" w:eastAsiaTheme="minorEastAsia" w:hAnsiTheme="minorHAnsi"/>
             <w:noProof/>
-            <w:sz w:val="22"/>
+            <w:kern w:val="2"/>
+            <w:sz w:val="24"/>
+            <w:szCs w:val="24"/>
             <w:lang w:val="ru-RU" w:eastAsia="ru-RU"/>
+            <w14:ligatures w14:val="standardContextual"/>
           </w:rPr>
           <w:tab/>
         </w:r>
         <w:r>
           <w:rPr>
             <w:rStyle w:val="afff"/>
-            <w:rFonts w:eastAsiaTheme="majorEastAsia"/>
             <w:noProof/>
           </w:rPr>
           <w:t>Интерпретируемый язык, выбор среды реализации и общие принципы построения интерпретаторов</w:t>
@@ -1518,7 +1616,7 @@
             <w:noProof/>
             <w:webHidden/>
           </w:rPr>
-          <w:instrText xml:space="preserve"> PAGEREF _Toc230794611 \h </w:instrText>
+          <w:instrText xml:space="preserve"> PAGEREF _Toc231579051 \h </w:instrText>
         </w:r>
         <w:r>
           <w:rPr>
@@ -1538,7 +1636,7 @@
             <w:noProof/>
             <w:webHidden/>
           </w:rPr>
-          <w:t>11</w:t>
+          <w:t>16</w:t>
         </w:r>
         <w:r>
           <w:rPr>
@@ -1553,21 +1651,23 @@
       <w:pPr>
         <w:pStyle w:val="2c"/>
         <w:tabs>
-          <w:tab w:val="left" w:pos="1100"/>
+          <w:tab w:val="left" w:pos="960"/>
           <w:tab w:val="right" w:leader="dot" w:pos="9628"/>
         </w:tabs>
         <w:rPr>
           <w:rFonts w:asciiTheme="minorHAnsi" w:eastAsiaTheme="minorEastAsia" w:hAnsiTheme="minorHAnsi"/>
           <w:noProof/>
-          <w:sz w:val="22"/>
+          <w:kern w:val="2"/>
+          <w:sz w:val="24"/>
+          <w:szCs w:val="24"/>
           <w:lang w:val="ru-RU" w:eastAsia="ru-RU"/>
-        </w:rPr>
-      </w:pPr>
-      <w:hyperlink w:anchor="_Toc230794612" w:history="1">
+          <w14:ligatures w14:val="standardContextual"/>
+        </w:rPr>
+      </w:pPr>
+      <w:hyperlink w:anchor="_Toc231579052" w:history="1">
         <w:r>
           <w:rPr>
             <w:rStyle w:val="afff"/>
-            <w:rFonts w:eastAsiaTheme="majorEastAsia"/>
             <w:noProof/>
           </w:rPr>
           <w:t>2.2.</w:t>
@@ -1576,15 +1676,17 @@
           <w:rPr>
             <w:rFonts w:asciiTheme="minorHAnsi" w:eastAsiaTheme="minorEastAsia" w:hAnsiTheme="minorHAnsi"/>
             <w:noProof/>
-            <w:sz w:val="22"/>
+            <w:kern w:val="2"/>
+            <w:sz w:val="24"/>
+            <w:szCs w:val="24"/>
             <w:lang w:val="ru-RU" w:eastAsia="ru-RU"/>
+            <w14:ligatures w14:val="standardContextual"/>
           </w:rPr>
           <w:tab/>
         </w:r>
         <w:r>
           <w:rPr>
             <w:rStyle w:val="afff"/>
-            <w:rFonts w:eastAsiaTheme="majorEastAsia"/>
             <w:noProof/>
           </w:rPr>
           <w:t>Общие компоненты интерпретаторов: токенизатор, парсер и абстрактное синтаксическое дерево</w:t>
@@ -1608,7 +1710,7 @@
             <w:noProof/>
             <w:webHidden/>
           </w:rPr>
-          <w:instrText xml:space="preserve"> PAGEREF _Toc230794612 \h </w:instrText>
+          <w:instrText xml:space="preserve"> PAGEREF _Toc231579052 \h </w:instrText>
         </w:r>
         <w:r>
           <w:rPr>
@@ -1628,7 +1730,7 @@
             <w:noProof/>
             <w:webHidden/>
           </w:rPr>
-          <w:t>14</w:t>
+          <w:t>19</w:t>
         </w:r>
         <w:r>
           <w:rPr>
@@ -1643,21 +1745,23 @@
       <w:pPr>
         <w:pStyle w:val="2c"/>
         <w:tabs>
-          <w:tab w:val="left" w:pos="1100"/>
+          <w:tab w:val="left" w:pos="960"/>
           <w:tab w:val="right" w:leader="dot" w:pos="9628"/>
         </w:tabs>
         <w:rPr>
           <w:rFonts w:asciiTheme="minorHAnsi" w:eastAsiaTheme="minorEastAsia" w:hAnsiTheme="minorHAnsi"/>
           <w:noProof/>
-          <w:sz w:val="22"/>
+          <w:kern w:val="2"/>
+          <w:sz w:val="24"/>
+          <w:szCs w:val="24"/>
           <w:lang w:val="ru-RU" w:eastAsia="ru-RU"/>
-        </w:rPr>
-      </w:pPr>
-      <w:hyperlink w:anchor="_Toc230794613" w:history="1">
+          <w14:ligatures w14:val="standardContextual"/>
+        </w:rPr>
+      </w:pPr>
+      <w:hyperlink w:anchor="_Toc231579053" w:history="1">
         <w:r>
           <w:rPr>
             <w:rStyle w:val="afff"/>
-            <w:rFonts w:eastAsiaTheme="majorEastAsia"/>
             <w:noProof/>
           </w:rPr>
           <w:t>2.3.</w:t>
@@ -1666,15 +1770,17 @@
           <w:rPr>
             <w:rFonts w:asciiTheme="minorHAnsi" w:eastAsiaTheme="minorEastAsia" w:hAnsiTheme="minorHAnsi"/>
             <w:noProof/>
-            <w:sz w:val="22"/>
+            <w:kern w:val="2"/>
+            <w:sz w:val="24"/>
+            <w:szCs w:val="24"/>
             <w:lang w:val="ru-RU" w:eastAsia="ru-RU"/>
+            <w14:ligatures w14:val="standardContextual"/>
           </w:rPr>
           <w:tab/>
         </w:r>
         <w:r>
           <w:rPr>
             <w:rStyle w:val="afff"/>
-            <w:rFonts w:eastAsiaTheme="majorEastAsia"/>
             <w:noProof/>
           </w:rPr>
           <w:t>Реализация детерминированного интерпретатора</w:t>
@@ -1698,7 +1804,7 @@
             <w:noProof/>
             <w:webHidden/>
           </w:rPr>
-          <w:instrText xml:space="preserve"> PAGEREF _Toc230794613 \h </w:instrText>
+          <w:instrText xml:space="preserve"> PAGEREF _Toc231579053 \h </w:instrText>
         </w:r>
         <w:r>
           <w:rPr>
@@ -1718,7 +1824,7 @@
             <w:noProof/>
             <w:webHidden/>
           </w:rPr>
-          <w:t>18</w:t>
+          <w:t>23</w:t>
         </w:r>
         <w:r>
           <w:rPr>
@@ -1733,21 +1839,23 @@
       <w:pPr>
         <w:pStyle w:val="2c"/>
         <w:tabs>
-          <w:tab w:val="left" w:pos="1100"/>
+          <w:tab w:val="left" w:pos="960"/>
           <w:tab w:val="right" w:leader="dot" w:pos="9628"/>
         </w:tabs>
         <w:rPr>
           <w:rFonts w:asciiTheme="minorHAnsi" w:eastAsiaTheme="minorEastAsia" w:hAnsiTheme="minorHAnsi"/>
           <w:noProof/>
-          <w:sz w:val="22"/>
+          <w:kern w:val="2"/>
+          <w:sz w:val="24"/>
+          <w:szCs w:val="24"/>
           <w:lang w:val="ru-RU" w:eastAsia="ru-RU"/>
-        </w:rPr>
-      </w:pPr>
-      <w:hyperlink w:anchor="_Toc230794614" w:history="1">
+          <w14:ligatures w14:val="standardContextual"/>
+        </w:rPr>
+      </w:pPr>
+      <w:hyperlink w:anchor="_Toc231579054" w:history="1">
         <w:r>
           <w:rPr>
             <w:rStyle w:val="afff"/>
-            <w:rFonts w:eastAsiaTheme="majorEastAsia"/>
             <w:noProof/>
           </w:rPr>
           <w:t>2.4.</w:t>
@@ -1756,15 +1864,17 @@
           <w:rPr>
             <w:rFonts w:asciiTheme="minorHAnsi" w:eastAsiaTheme="minorEastAsia" w:hAnsiTheme="minorHAnsi"/>
             <w:noProof/>
-            <w:sz w:val="22"/>
+            <w:kern w:val="2"/>
+            <w:sz w:val="24"/>
+            <w:szCs w:val="24"/>
             <w:lang w:val="ru-RU" w:eastAsia="ru-RU"/>
+            <w14:ligatures w14:val="standardContextual"/>
           </w:rPr>
           <w:tab/>
         </w:r>
         <w:r>
           <w:rPr>
             <w:rStyle w:val="afff"/>
-            <w:rFonts w:eastAsiaTheme="majorEastAsia"/>
             <w:noProof/>
           </w:rPr>
           <w:t>Реализация недетерминированного интерпретатора</w:t>
@@ -1788,7 +1898,7 @@
             <w:noProof/>
             <w:webHidden/>
           </w:rPr>
-          <w:instrText xml:space="preserve"> PAGEREF _Toc230794614 \h </w:instrText>
+          <w:instrText xml:space="preserve"> PAGEREF _Toc231579054 \h </w:instrText>
         </w:r>
         <w:r>
           <w:rPr>
@@ -1808,7 +1918,7 @@
             <w:noProof/>
             <w:webHidden/>
           </w:rPr>
-          <w:t>25</w:t>
+          <w:t>30</w:t>
         </w:r>
         <w:r>
           <w:rPr>
@@ -1828,15 +1938,17 @@
         <w:rPr>
           <w:rFonts w:asciiTheme="minorHAnsi" w:eastAsiaTheme="minorEastAsia" w:hAnsiTheme="minorHAnsi"/>
           <w:noProof/>
-          <w:sz w:val="22"/>
+          <w:kern w:val="2"/>
+          <w:sz w:val="24"/>
+          <w:szCs w:val="24"/>
           <w:lang w:val="ru-RU" w:eastAsia="ru-RU"/>
-        </w:rPr>
-      </w:pPr>
-      <w:hyperlink w:anchor="_Toc230794615" w:history="1">
+          <w14:ligatures w14:val="standardContextual"/>
+        </w:rPr>
+      </w:pPr>
+      <w:hyperlink w:anchor="_Toc231579055" w:history="1">
         <w:r>
           <w:rPr>
             <w:rStyle w:val="afff"/>
-            <w:rFonts w:eastAsiaTheme="majorEastAsia"/>
             <w:noProof/>
           </w:rPr>
           <w:t>СПИСОК ЛИТЕРАТУРЫ</w:t>
@@ -1860,7 +1972,7 @@
             <w:noProof/>
             <w:webHidden/>
           </w:rPr>
-          <w:instrText xml:space="preserve"> PAGEREF _Toc230794615 \h </w:instrText>
+          <w:instrText xml:space="preserve"> PAGEREF _Toc231579055 \h </w:instrText>
         </w:r>
         <w:r>
           <w:rPr>
@@ -1880,7 +1992,7 @@
             <w:noProof/>
             <w:webHidden/>
           </w:rPr>
-          <w:t>34</w:t>
+          <w:t>39</w:t>
         </w:r>
         <w:r>
           <w:rPr>
@@ -1926,10 +2038,12 @@
           <w:sz w:val="36"/>
         </w:rPr>
       </w:pPr>
+      <w:bookmarkStart w:id="2" w:name="_Toc231579045"/>
       <w:r>
         <w:lastRenderedPageBreak/>
         <w:t>ВВЕДЕНИЕ</w:t>
       </w:r>
+      <w:bookmarkEnd w:id="2"/>
     </w:p>
     <w:p>
       <w:pPr>
@@ -1938,33 +2052,18 @@
       <w:r>
         <w:t>В последние десятилетия функциональное программирование занимает значимое место в разработке программного обеспечения и исследовании языков программирования. Его идеи используются не только в специализированных функциональных языках, но и во многих современных языках общего назначения. Это связано с тем, что функциональная парадигма позволяет описывать вычисления как преобразование данных, использовать функции как значения, строить программы из независимых компонентов и уменьшать зависимость логики программы от изменяемого состояния [</w:t>
       </w:r>
-      <w:commentRangeStart w:id="2"/>
-      <w:r>
-        <w:t>Филд, Харрисон — «Функциональное программирование»; Hughes — “</w:t>
-      </w:r>
-      <w:proofErr w:type="spellStart"/>
-      <w:r>
-        <w:t>Why</w:t>
-      </w:r>
-      <w:proofErr w:type="spellEnd"/>
-      <w:r>
-        <w:t xml:space="preserve"> </w:t>
-      </w:r>
-      <w:proofErr w:type="spellStart"/>
-      <w:r>
-        <w:t>Functional</w:t>
-      </w:r>
-      <w:proofErr w:type="spellEnd"/>
-      <w:r>
-        <w:t>…”</w:t>
-      </w:r>
-      <w:commentRangeEnd w:id="2"/>
+      <w:commentRangeStart w:id="3"/>
+      <w:r>
+        <w:t>Филд, Харрисон — «Функциональное программирование»; Hughes — “Why Functional…”</w:t>
+      </w:r>
+      <w:commentRangeEnd w:id="3"/>
       <w:r>
         <w:rPr>
           <w:rStyle w:val="afff3"/>
-          <w:lang w:val="en-US"/>
-        </w:rPr>
-        <w:commentReference w:id="2"/>
+          <w:sz w:val="28"/>
+          <w:szCs w:val="22"/>
+        </w:rPr>
+        <w:commentReference w:id="3"/>
       </w:r>
       <w:r>
         <w:t>].</w:t>
@@ -1977,38 +2076,18 @@
       <w:r>
         <w:t>Особый интерес в рамках теории языков программирования представляют интерпретаторы. Интерпретатор позволяет исследовать не только синтаксис языка, но и его вычислительную модель: правила вычисления выражений, работу с окружениями, областью видимости, функциями, замыканиями и механизмами управления вычислениями. Поэтому построение интерпретатора является важной практической задачей при изучении языков программирования и способов организации вычислительного процесса [</w:t>
       </w:r>
-      <w:commentRangeStart w:id="3"/>
-      <w:proofErr w:type="spellStart"/>
-      <w:r>
-        <w:t>Довек</w:t>
-      </w:r>
-      <w:proofErr w:type="spellEnd"/>
-      <w:r>
-        <w:t xml:space="preserve">, Леви — «Введение…»; </w:t>
-      </w:r>
-      <w:proofErr w:type="spellStart"/>
-      <w:r>
-        <w:t>Абельсон</w:t>
-      </w:r>
-      <w:proofErr w:type="spellEnd"/>
-      <w:r>
-        <w:t xml:space="preserve">, </w:t>
-      </w:r>
-      <w:proofErr w:type="spellStart"/>
-      <w:r>
-        <w:t>Сассман</w:t>
-      </w:r>
-      <w:proofErr w:type="spellEnd"/>
-      <w:r>
-        <w:t xml:space="preserve"> — «Структура…»</w:t>
-      </w:r>
-      <w:commentRangeEnd w:id="3"/>
+      <w:commentRangeStart w:id="4"/>
+      <w:r>
+        <w:t>Довек, Леви — «Введение…»; Абельсон, Сассман — «Структура…»</w:t>
+      </w:r>
+      <w:commentRangeEnd w:id="4"/>
       <w:r>
         <w:rPr>
           <w:rStyle w:val="afff3"/>
-          <w:lang w:val="en-US"/>
-        </w:rPr>
-        <w:commentReference w:id="3"/>
+          <w:sz w:val="28"/>
+          <w:szCs w:val="22"/>
+        </w:rPr>
+        <w:commentReference w:id="4"/>
       </w:r>
       <w:r>
         <w:t>].</w:t>
@@ -2025,38 +2104,18 @@
         <w:lastRenderedPageBreak/>
         <w:t>задавать не точный порядок перебора вариантов, а пространство допустимых решений и условия, которым они должны удовлетворять [</w:t>
       </w:r>
-      <w:commentRangeStart w:id="4"/>
-      <w:proofErr w:type="spellStart"/>
-      <w:r>
-        <w:t>Довек</w:t>
-      </w:r>
-      <w:proofErr w:type="spellEnd"/>
-      <w:r>
-        <w:t xml:space="preserve">, Леви — «Введение…»; </w:t>
-      </w:r>
-      <w:proofErr w:type="spellStart"/>
-      <w:r>
-        <w:t>Абельсон</w:t>
-      </w:r>
-      <w:proofErr w:type="spellEnd"/>
-      <w:r>
-        <w:t xml:space="preserve">, </w:t>
-      </w:r>
-      <w:proofErr w:type="spellStart"/>
-      <w:r>
-        <w:t>Сассман</w:t>
-      </w:r>
-      <w:proofErr w:type="spellEnd"/>
-      <w:r>
-        <w:t xml:space="preserve"> — «Структура…»</w:t>
-      </w:r>
-      <w:commentRangeEnd w:id="4"/>
+      <w:commentRangeStart w:id="5"/>
+      <w:r>
+        <w:t>Довек, Леви — «Введение…»; Абельсон, Сассман — «Структура…»</w:t>
+      </w:r>
+      <w:commentRangeEnd w:id="5"/>
       <w:r>
         <w:rPr>
           <w:rStyle w:val="afff3"/>
-          <w:lang w:val="en-US"/>
-        </w:rPr>
-        <w:commentReference w:id="4"/>
+          <w:sz w:val="28"/>
+          <w:szCs w:val="22"/>
+        </w:rPr>
+        <w:commentReference w:id="5"/>
       </w:r>
       <w:r>
         <w:t>].</w:t>
@@ -2069,30 +2128,18 @@
       <w:r>
         <w:t>Для описания таких задач используются недетерминированные вычисления. Их основная идея состоит в том, что на отдельных этапах выполнения программы может существовать несколько альтернативных ветвей. Если выбранная ветвь приводит к противоречию, вычислительная система должна иметь возможность вернуться к предыдущей точке выбора и продолжить вычисление с другой альтернативы. Такой подход позволяет описывать задачи поиска решений в более декларативной форме, поскольку управление перебором вариантов переносится с пользовательской программы на уровень интерпретатора [</w:t>
       </w:r>
-      <w:commentRangeStart w:id="5"/>
-      <w:proofErr w:type="spellStart"/>
-      <w:r>
-        <w:t>Абельсон</w:t>
-      </w:r>
-      <w:proofErr w:type="spellEnd"/>
-      <w:r>
-        <w:t xml:space="preserve">, </w:t>
-      </w:r>
-      <w:proofErr w:type="spellStart"/>
-      <w:r>
-        <w:t>Сассман</w:t>
-      </w:r>
-      <w:proofErr w:type="spellEnd"/>
-      <w:r>
-        <w:t xml:space="preserve"> — «Структура…»</w:t>
-      </w:r>
-      <w:commentRangeEnd w:id="5"/>
+      <w:commentRangeStart w:id="6"/>
+      <w:r>
+        <w:t>Абельсон, Сассман — «Структура…»</w:t>
+      </w:r>
+      <w:commentRangeEnd w:id="6"/>
       <w:r>
         <w:rPr>
           <w:rStyle w:val="afff3"/>
-          <w:lang w:val="en-US"/>
-        </w:rPr>
-        <w:commentReference w:id="5"/>
+          <w:sz w:val="28"/>
+          <w:szCs w:val="22"/>
+        </w:rPr>
+        <w:commentReference w:id="6"/>
       </w:r>
       <w:r>
         <w:t>].</w:t>
@@ -2103,25 +2150,8 @@
         <w:pStyle w:val="aff8"/>
       </w:pPr>
       <w:r>
-        <w:t xml:space="preserve">Классический пример реализации подобной модели представлен в книге Х. </w:t>
-      </w:r>
-      <w:proofErr w:type="spellStart"/>
-      <w:r>
-        <w:t>Абельсона</w:t>
-      </w:r>
-      <w:proofErr w:type="spellEnd"/>
-      <w:r>
-        <w:t xml:space="preserve"> и Дж. </w:t>
-      </w:r>
-      <w:proofErr w:type="spellStart"/>
-      <w:r>
-        <w:t>Сассмана</w:t>
-      </w:r>
-      <w:proofErr w:type="spellEnd"/>
-      <w:r>
-        <w:t xml:space="preserve"> «Структура и интерпретация компьютерных программ», где рассматривается недетерминированный интерпретатор с оператором </w:t>
-      </w:r>
-      <w:proofErr w:type="spellStart"/>
+        <w:t xml:space="preserve">Классический пример реализации подобной модели представлен в книге Х. Абельсона и Дж. Сассмана «Структура и интерпретация компьютерных программ», где рассматривается недетерминированный интерпретатор с оператором </w:t>
+      </w:r>
       <w:r>
         <w:rPr>
           <w:i/>
@@ -2129,34 +2159,21 @@
         </w:rPr>
         <w:t>amb</w:t>
       </w:r>
-      <w:proofErr w:type="spellEnd"/>
       <w:r>
         <w:t>. Данный оператор задаёт выбор между несколькими альтернативами, а механизм поиска с возвратом позволяет автоматически переходить к следующему варианту при неуспехе текущего вычисления. Эта идея является основой для разработки интерпретаторов, в которых недетерминированность становится частью самой вычислительной модели языка [</w:t>
       </w:r>
-      <w:commentRangeStart w:id="6"/>
-      <w:proofErr w:type="spellStart"/>
-      <w:r>
-        <w:t>Абельсон</w:t>
-      </w:r>
-      <w:proofErr w:type="spellEnd"/>
-      <w:r>
-        <w:t xml:space="preserve">, </w:t>
-      </w:r>
-      <w:proofErr w:type="spellStart"/>
-      <w:r>
-        <w:t>Сассман</w:t>
-      </w:r>
-      <w:proofErr w:type="spellEnd"/>
-      <w:r>
-        <w:t xml:space="preserve"> — «Структура…»</w:t>
-      </w:r>
-      <w:commentRangeEnd w:id="6"/>
+      <w:commentRangeStart w:id="7"/>
+      <w:r>
+        <w:t>Абельсон, Сассман — «Структура…»</w:t>
+      </w:r>
+      <w:commentRangeEnd w:id="7"/>
       <w:r>
         <w:rPr>
           <w:rStyle w:val="afff3"/>
-          <w:lang w:val="en-US"/>
-        </w:rPr>
-        <w:commentReference w:id="6"/>
+          <w:sz w:val="28"/>
+          <w:szCs w:val="22"/>
+        </w:rPr>
+        <w:commentReference w:id="7"/>
       </w:r>
       <w:r>
         <w:t>].</w:t>
@@ -2173,38 +2190,18 @@
         <w:lastRenderedPageBreak/>
         <w:t>возврат к следующему возможному варианту [</w:t>
       </w:r>
-      <w:commentRangeStart w:id="7"/>
-      <w:proofErr w:type="spellStart"/>
-      <w:r>
-        <w:t>Абельсон</w:t>
-      </w:r>
-      <w:proofErr w:type="spellEnd"/>
-      <w:r>
-        <w:t xml:space="preserve">, </w:t>
-      </w:r>
-      <w:proofErr w:type="spellStart"/>
-      <w:r>
-        <w:t>Сассман</w:t>
-      </w:r>
-      <w:proofErr w:type="spellEnd"/>
-      <w:r>
-        <w:t xml:space="preserve"> — «Структура…»; </w:t>
-      </w:r>
-      <w:proofErr w:type="spellStart"/>
-      <w:r>
-        <w:t>Довек</w:t>
-      </w:r>
-      <w:proofErr w:type="spellEnd"/>
-      <w:r>
-        <w:t>, Леви — «Введение…»</w:t>
-      </w:r>
-      <w:commentRangeEnd w:id="7"/>
+      <w:commentRangeStart w:id="8"/>
+      <w:r>
+        <w:t>Абельсон, Сассман — «Структура…»; Довек, Леви — «Введение…»</w:t>
+      </w:r>
+      <w:commentRangeEnd w:id="8"/>
       <w:r>
         <w:rPr>
           <w:rStyle w:val="afff3"/>
-          <w:lang w:val="en-US"/>
-        </w:rPr>
-        <w:commentReference w:id="7"/>
+          <w:sz w:val="28"/>
+          <w:szCs w:val="22"/>
+        </w:rPr>
+        <w:commentReference w:id="8"/>
       </w:r>
       <w:r>
         <w:t>].</w:t>
@@ -2217,7 +2214,6 @@
       <w:r>
         <w:t xml:space="preserve">В рамках работы разрабатывается интерпретатор </w:t>
       </w:r>
-      <w:proofErr w:type="spellStart"/>
       <w:r>
         <w:rPr>
           <w:i/>
@@ -2225,11 +2221,9 @@
         </w:rPr>
         <w:t>Lisp</w:t>
       </w:r>
-      <w:proofErr w:type="spellEnd"/>
       <w:r>
         <w:t xml:space="preserve">-подобного языка на языке </w:t>
       </w:r>
-      <w:proofErr w:type="spellStart"/>
       <w:r>
         <w:rPr>
           <w:i/>
@@ -2237,11 +2231,9 @@
         </w:rPr>
         <w:t>Haskell</w:t>
       </w:r>
-      <w:proofErr w:type="spellEnd"/>
       <w:r>
         <w:t xml:space="preserve">. Выбор </w:t>
       </w:r>
-      <w:proofErr w:type="spellStart"/>
       <w:r>
         <w:rPr>
           <w:i/>
@@ -2249,81 +2241,37 @@
         </w:rPr>
         <w:t>Lisp</w:t>
       </w:r>
-      <w:proofErr w:type="spellEnd"/>
       <w:r>
         <w:t>-подобного синтаксиса обусловлен его простотой и удобством представления программ в виде списковых выражений. Такая форма хорошо подходит для построения абстрактного синтаксического дерева и последующей рекурсивной обработки выражений [</w:t>
       </w:r>
-      <w:commentRangeStart w:id="8"/>
-      <w:proofErr w:type="spellStart"/>
-      <w:r>
-        <w:t>Абельсон</w:t>
-      </w:r>
-      <w:proofErr w:type="spellEnd"/>
-      <w:r>
-        <w:t xml:space="preserve">, </w:t>
-      </w:r>
-      <w:proofErr w:type="spellStart"/>
-      <w:r>
-        <w:t>Сассман</w:t>
-      </w:r>
-      <w:proofErr w:type="spellEnd"/>
-      <w:r>
-        <w:t xml:space="preserve"> — «Структура…»</w:t>
-      </w:r>
-      <w:commentRangeEnd w:id="8"/>
+      <w:commentRangeStart w:id="9"/>
+      <w:r>
+        <w:t>Абельсон, Сассман — «Структура…»</w:t>
+      </w:r>
+      <w:commentRangeEnd w:id="9"/>
       <w:r>
         <w:rPr>
           <w:rStyle w:val="afff3"/>
-          <w:lang w:val="en-US"/>
-        </w:rPr>
-        <w:commentReference w:id="8"/>
-      </w:r>
-      <w:r>
-        <w:t xml:space="preserve">]. Язык </w:t>
-      </w:r>
-      <w:proofErr w:type="spellStart"/>
-      <w:r>
-        <w:t>Haskell</w:t>
-      </w:r>
-      <w:proofErr w:type="spellEnd"/>
-      <w:r>
-        <w:t xml:space="preserve"> выбран в качестве среды реализации благодаря функциональной природе, поддержке функций высших порядков, неизменяемых структур данных и удобству описания вычислительных процессов [</w:t>
-      </w:r>
-      <w:commentRangeStart w:id="9"/>
-      <w:r>
-        <w:t xml:space="preserve">Душкин — «Функциональное…»; </w:t>
-      </w:r>
-      <w:proofErr w:type="spellStart"/>
-      <w:r>
-        <w:t>Липовача</w:t>
-      </w:r>
-      <w:proofErr w:type="spellEnd"/>
-      <w:r>
-        <w:t xml:space="preserve"> — «Изучай </w:t>
-      </w:r>
-      <w:proofErr w:type="spellStart"/>
-      <w:r>
-        <w:t>Haskell</w:t>
-      </w:r>
-      <w:proofErr w:type="spellEnd"/>
-      <w:r>
-        <w:t xml:space="preserve">…»; Haskell.org — “The </w:t>
-      </w:r>
-      <w:proofErr w:type="spellStart"/>
-      <w:r>
-        <w:t>Haskell</w:t>
-      </w:r>
-      <w:proofErr w:type="spellEnd"/>
-      <w:r>
-        <w:t>…”</w:t>
-      </w:r>
-      <w:commentRangeEnd w:id="9"/>
+          <w:sz w:val="28"/>
+          <w:szCs w:val="22"/>
+        </w:rPr>
+        <w:commentReference w:id="9"/>
+      </w:r>
+      <w:r>
+        <w:t>]. Язык Haskell выбран в качестве среды реализации благодаря функциональной природе, поддержке функций высших порядков, неизменяемых структур данных и удобству описания вычислительных процессов [</w:t>
+      </w:r>
+      <w:commentRangeStart w:id="10"/>
+      <w:r>
+        <w:t>Душкин — «Функциональное…»; Липовача — «Изучай Haskell…»; Haskell.org — “The Haskell…”</w:t>
+      </w:r>
+      <w:commentRangeEnd w:id="10"/>
       <w:r>
         <w:rPr>
           <w:rStyle w:val="afff3"/>
-          <w:lang w:val="en-US"/>
-        </w:rPr>
-        <w:commentReference w:id="9"/>
+          <w:sz w:val="28"/>
+          <w:szCs w:val="22"/>
+        </w:rPr>
+        <w:commentReference w:id="10"/>
       </w:r>
       <w:r>
         <w:t>].</w:t>
@@ -2344,7 +2292,6 @@
       <w:r>
         <w:t xml:space="preserve">Предметом исследования являются механизмы реализации детерминированных и недетерминированных вычислений в интерпретаторе </w:t>
       </w:r>
-      <w:proofErr w:type="spellStart"/>
       <w:r>
         <w:rPr>
           <w:i/>
@@ -2352,7 +2299,6 @@
         </w:rPr>
         <w:t>Lisp</w:t>
       </w:r>
-      <w:proofErr w:type="spellEnd"/>
       <w:r>
         <w:t>-подобного языка, включая построение абстрактного синтаксического дерева, организацию окружения, обработку замыканий, недетерминированный выбор, поиск с возвратом и продолжения вычислений.</w:t>
       </w:r>
@@ -2364,7 +2310,6 @@
       <w:r>
         <w:t xml:space="preserve">Целью выпускной квалификационной работы является разработка интерпретатора </w:t>
       </w:r>
-      <w:proofErr w:type="spellStart"/>
       <w:r>
         <w:rPr>
           <w:i/>
@@ -2372,11 +2317,9 @@
         </w:rPr>
         <w:t>Lisp</w:t>
       </w:r>
-      <w:proofErr w:type="spellEnd"/>
       <w:r>
         <w:t xml:space="preserve">-подобного языка с поддержкой детерминированных и недетерминированных вычислений на языке </w:t>
       </w:r>
-      <w:proofErr w:type="spellStart"/>
       <w:r>
         <w:rPr>
           <w:i/>
@@ -2384,7 +2327,6 @@
         </w:rPr>
         <w:t>Haskell</w:t>
       </w:r>
-      <w:proofErr w:type="spellEnd"/>
       <w:r>
         <w:t>.</w:t>
       </w:r>
@@ -2436,7 +2378,6 @@
       <w:r>
         <w:t xml:space="preserve">проанализировать общие принципы построения интерпретаторов </w:t>
       </w:r>
-      <w:proofErr w:type="spellStart"/>
       <w:r>
         <w:rPr>
           <w:i/>
@@ -2444,7 +2385,6 @@
         </w:rPr>
         <w:t>Lisp</w:t>
       </w:r>
-      <w:proofErr w:type="spellEnd"/>
       <w:r>
         <w:t>-подобных языков;</w:t>
       </w:r>
@@ -2472,15 +2412,7 @@
         <w:ind w:left="0" w:firstLine="698"/>
       </w:pPr>
       <w:r>
-        <w:t xml:space="preserve">реализовать </w:t>
-      </w:r>
-      <w:proofErr w:type="spellStart"/>
-      <w:r>
-        <w:t>токенизатор</w:t>
-      </w:r>
-      <w:proofErr w:type="spellEnd"/>
-      <w:r>
-        <w:t xml:space="preserve"> и парсер для обработки исходного текста программы;</w:t>
+        <w:t>реализовать токенизатор и парсер для обработки исходного текста программы;</w:t>
       </w:r>
     </w:p>
     <w:p>
@@ -2493,15 +2425,7 @@
         <w:ind w:left="0" w:firstLine="698"/>
       </w:pPr>
       <w:r>
-        <w:t xml:space="preserve">реализовать детерминированный вычислитель </w:t>
-      </w:r>
-      <w:proofErr w:type="spellStart"/>
-      <w:r>
-        <w:t>Lisp</w:t>
-      </w:r>
-      <w:proofErr w:type="spellEnd"/>
-      <w:r>
-        <w:t>-подобных выражений;</w:t>
+        <w:t>реализовать детерминированный вычислитель Lisp-подобных выражений;</w:t>
       </w:r>
     </w:p>
     <w:p>
@@ -2516,7 +2440,6 @@
       <w:r>
         <w:t xml:space="preserve">реализовать недетерминированный вычислитель с поддержкой конструкций </w:t>
       </w:r>
-      <w:proofErr w:type="spellStart"/>
       <w:r>
         <w:rPr>
           <w:i/>
@@ -2524,11 +2447,9 @@
         </w:rPr>
         <w:t>amb</w:t>
       </w:r>
-      <w:proofErr w:type="spellEnd"/>
       <w:r>
         <w:t xml:space="preserve"> и </w:t>
       </w:r>
-      <w:proofErr w:type="spellStart"/>
       <w:r>
         <w:rPr>
           <w:i/>
@@ -2536,7 +2457,6 @@
         </w:rPr>
         <w:t>require</w:t>
       </w:r>
-      <w:proofErr w:type="spellEnd"/>
       <w:r>
         <w:t>;</w:t>
       </w:r>
@@ -2572,15 +2492,7 @@
         <w:pStyle w:val="aff8"/>
       </w:pPr>
       <w:r>
-        <w:t xml:space="preserve">Методами исследования являются анализ научной и учебной литературы по функциональному программированию и теории языков программирования, изучение подходов к построению интерпретаторов, проектирование структуры интерпретируемого языка, программная реализация интерпретатора на языке </w:t>
-      </w:r>
-      <w:proofErr w:type="spellStart"/>
-      <w:r>
-        <w:t>Haskell</w:t>
-      </w:r>
-      <w:proofErr w:type="spellEnd"/>
-      <w:r>
-        <w:t xml:space="preserve"> и анализ результатов выполнения тестовых программ.</w:t>
+        <w:t>Методами исследования являются анализ научной и учебной литературы по функциональному программированию и теории языков программирования, изучение подходов к построению интерпретаторов, проектирование структуры интерпретируемого языка, программная реализация интерпретатора на языке Haskell и анализ результатов выполнения тестовых программ.</w:t>
       </w:r>
     </w:p>
     <w:p>
@@ -2590,7 +2502,6 @@
       <w:r>
         <w:t xml:space="preserve">Практическая значимость работы заключается в разработке программной реализации интерпретатора </w:t>
       </w:r>
-      <w:proofErr w:type="spellStart"/>
       <w:r>
         <w:rPr>
           <w:i/>
@@ -2598,7 +2509,6 @@
         </w:rPr>
         <w:t>Lisp</w:t>
       </w:r>
-      <w:proofErr w:type="spellEnd"/>
       <w:r>
         <w:t xml:space="preserve">-подобного языка, демонстрирующего принципы построения детерминированного и недетерминированного </w:t>
       </w:r>
@@ -2639,12 +2549,12 @@
           <w:numId w:val="14"/>
         </w:numPr>
       </w:pPr>
-      <w:bookmarkStart w:id="10" w:name="_Toc230794606"/>
+      <w:bookmarkStart w:id="11" w:name="_Toc231579046"/>
       <w:r>
         <w:lastRenderedPageBreak/>
         <w:t>Теоретические основы функционального программирования и недетерминированных вычислений</w:t>
       </w:r>
-      <w:bookmarkEnd w:id="10"/>
+      <w:bookmarkEnd w:id="11"/>
     </w:p>
     <w:p>
       <w:pPr>
@@ -2657,11 +2567,11 @@
           <w:sz w:val="27"/>
         </w:rPr>
       </w:pPr>
-      <w:bookmarkStart w:id="11" w:name="_Toc230794607"/>
+      <w:bookmarkStart w:id="12" w:name="_Toc231579047"/>
       <w:r>
         <w:t>Функциональное программирование</w:t>
       </w:r>
-      <w:bookmarkEnd w:id="11"/>
+      <w:bookmarkEnd w:id="12"/>
     </w:p>
     <w:p>
       <w:pPr>
@@ -2673,17 +2583,18 @@
       <w:r>
         <w:t xml:space="preserve"> [</w:t>
       </w:r>
-      <w:commentRangeStart w:id="12"/>
+      <w:commentRangeStart w:id="13"/>
       <w:r>
         <w:t>7</w:t>
       </w:r>
-      <w:commentRangeEnd w:id="12"/>
+      <w:commentRangeEnd w:id="13"/>
       <w:r>
         <w:rPr>
           <w:rStyle w:val="afff3"/>
-          <w:lang w:val="en-US"/>
-        </w:rPr>
-        <w:commentReference w:id="12"/>
+          <w:sz w:val="28"/>
+          <w:szCs w:val="22"/>
+        </w:rPr>
+        <w:commentReference w:id="13"/>
       </w:r>
       <w:r>
         <w:t>]</w:t>
@@ -2702,17 +2613,18 @@
       <w:r>
         <w:t xml:space="preserve"> [</w:t>
       </w:r>
-      <w:commentRangeStart w:id="13"/>
+      <w:commentRangeStart w:id="14"/>
       <w:r>
         <w:t>5</w:t>
       </w:r>
-      <w:commentRangeEnd w:id="13"/>
+      <w:commentRangeEnd w:id="14"/>
       <w:r>
         <w:rPr>
           <w:rStyle w:val="afff3"/>
-          <w:lang w:val="en-US"/>
-        </w:rPr>
-        <w:commentReference w:id="13"/>
+          <w:sz w:val="28"/>
+          <w:szCs w:val="22"/>
+        </w:rPr>
+        <w:commentReference w:id="14"/>
       </w:r>
       <w:r>
         <w:t>]</w:t>
@@ -2743,17 +2655,18 @@
       <w:r>
         <w:t xml:space="preserve"> [</w:t>
       </w:r>
-      <w:commentRangeStart w:id="14"/>
+      <w:commentRangeStart w:id="15"/>
       <w:r>
         <w:t>6</w:t>
       </w:r>
-      <w:commentRangeEnd w:id="14"/>
+      <w:commentRangeEnd w:id="15"/>
       <w:r>
         <w:rPr>
           <w:rStyle w:val="afff3"/>
-          <w:lang w:val="en-US"/>
-        </w:rPr>
-        <w:commentReference w:id="14"/>
+          <w:sz w:val="28"/>
+          <w:szCs w:val="22"/>
+        </w:rPr>
+        <w:commentReference w:id="15"/>
       </w:r>
       <w:r>
         <w:t>]</w:t>
@@ -2814,11 +2727,11 @@
           <w:sz w:val="27"/>
         </w:rPr>
       </w:pPr>
-      <w:bookmarkStart w:id="15" w:name="_Toc230794608"/>
+      <w:bookmarkStart w:id="16" w:name="_Toc231579048"/>
       <w:r>
         <w:t>Недетерминированные вычисления</w:t>
       </w:r>
-      <w:bookmarkEnd w:id="15"/>
+      <w:bookmarkEnd w:id="16"/>
     </w:p>
     <w:p>
       <w:pPr>
@@ -2834,17 +2747,18 @@
       <w:r>
         <w:t xml:space="preserve"> [</w:t>
       </w:r>
-      <w:commentRangeStart w:id="16"/>
+      <w:commentRangeStart w:id="17"/>
       <w:r>
         <w:t>3</w:t>
       </w:r>
-      <w:commentRangeEnd w:id="16"/>
+      <w:commentRangeEnd w:id="17"/>
       <w:r>
         <w:rPr>
           <w:rStyle w:val="afff3"/>
-          <w:lang w:val="en-US"/>
-        </w:rPr>
-        <w:commentReference w:id="16"/>
+          <w:sz w:val="28"/>
+          <w:szCs w:val="22"/>
+        </w:rPr>
+        <w:commentReference w:id="17"/>
       </w:r>
       <w:r>
         <w:t>]</w:t>
@@ -2928,11 +2842,11 @@
           <w:sz w:val="27"/>
         </w:rPr>
       </w:pPr>
-      <w:bookmarkStart w:id="17" w:name="_Toc230794609"/>
+      <w:bookmarkStart w:id="18" w:name="_Toc231579049"/>
       <w:r>
         <w:t>Поиск с возвратом и продолжения вычислений</w:t>
       </w:r>
-      <w:bookmarkEnd w:id="17"/>
+      <w:bookmarkEnd w:id="18"/>
     </w:p>
     <w:p>
       <w:pPr>
@@ -2969,17 +2883,18 @@
       <w:r>
         <w:t xml:space="preserve"> [</w:t>
       </w:r>
-      <w:commentRangeStart w:id="18"/>
+      <w:commentRangeStart w:id="19"/>
       <w:r>
         <w:t>3, 4</w:t>
       </w:r>
-      <w:commentRangeEnd w:id="18"/>
+      <w:commentRangeEnd w:id="19"/>
       <w:r>
         <w:rPr>
           <w:rStyle w:val="afff3"/>
-          <w:lang w:val="en-US"/>
-        </w:rPr>
-        <w:commentReference w:id="18"/>
+          <w:sz w:val="28"/>
+          <w:szCs w:val="22"/>
+        </w:rPr>
+        <w:commentReference w:id="19"/>
       </w:r>
       <w:r>
         <w:t>]</w:t>
@@ -3035,12 +2950,12 @@
           <w:numId w:val="14"/>
         </w:numPr>
       </w:pPr>
-      <w:bookmarkStart w:id="19" w:name="_Toc230794610"/>
+      <w:bookmarkStart w:id="20" w:name="_Toc231579050"/>
       <w:r>
         <w:lastRenderedPageBreak/>
         <w:t>Разработка интерпретаторов с детерминированными и недетерминированными вычислениями</w:t>
       </w:r>
-      <w:bookmarkEnd w:id="19"/>
+      <w:bookmarkEnd w:id="20"/>
     </w:p>
     <w:p>
       <w:pPr>
@@ -3050,26 +2965,18 @@
           <w:numId w:val="14"/>
         </w:numPr>
       </w:pPr>
-      <w:bookmarkStart w:id="20" w:name="_Toc230794611"/>
+      <w:bookmarkStart w:id="21" w:name="_Toc231579051"/>
       <w:r>
         <w:t>Интерпретируемый язык, выбор среды реализации и общие принципы построения интерпретаторов</w:t>
       </w:r>
-      <w:bookmarkEnd w:id="20"/>
+      <w:bookmarkEnd w:id="21"/>
     </w:p>
     <w:p>
       <w:pPr>
         <w:pStyle w:val="aff8"/>
       </w:pPr>
       <w:r>
-        <w:t xml:space="preserve">Разработка интерпретатора предполагает наличие как минимум двух взаимосвязанных компонентов: языка, программы на котором будут выполняться, и среды реализации, обеспечивающей обработку этих программ. В рамках данной работы был реализован интерпретатор </w:t>
-      </w:r>
-      <w:proofErr w:type="spellStart"/>
-      <w:r>
-        <w:t>Lisp</w:t>
-      </w:r>
-      <w:proofErr w:type="spellEnd"/>
-      <w:r>
-        <w:t>-подобного языка с поддержкой детерминированных и недетерминированных вычислений. Выбор синтаксической модели языка и технологии реализации определялся особенностями поставленной задачи, а также необходимостью удобной реализации механизмов управления вычислительным процессом.</w:t>
+        <w:t>Разработка интерпретатора предполагает наличие как минимум двух взаимосвязанных компонентов: языка, программы на котором будут выполняться, и среды реализации, обеспечивающей обработку этих программ. В рамках данной работы был реализован интерпретатор Lisp-подобного языка с поддержкой детерминированных и недетерминированных вычислений. Выбор синтаксической модели языка и технологии реализации определялся особенностями поставленной задачи, а также необходимостью удобной реализации механизмов управления вычислительным процессом.</w:t>
       </w:r>
     </w:p>
     <w:p>
@@ -3079,7 +2986,6 @@
       <w:r>
         <w:t xml:space="preserve">В качестве основы интерпретируемого языка был выбран </w:t>
       </w:r>
-      <w:proofErr w:type="spellStart"/>
       <w:r>
         <w:rPr>
           <w:i/>
@@ -3087,11 +2993,9 @@
         </w:rPr>
         <w:t>Lisp</w:t>
       </w:r>
-      <w:proofErr w:type="spellEnd"/>
       <w:r>
         <w:t xml:space="preserve">-подобный синтаксис. Семейство языков </w:t>
       </w:r>
-      <w:proofErr w:type="spellStart"/>
       <w:r>
         <w:rPr>
           <w:i/>
@@ -3099,11 +3003,9 @@
         </w:rPr>
         <w:t>Lisp</w:t>
       </w:r>
-      <w:proofErr w:type="spellEnd"/>
       <w:r>
         <w:t xml:space="preserve"> традиционно используется в исследованиях, связанных с построением интерпретаторов, трансляторов и экспериментальных вычислительных моделей. Это обусловлено прежде всего простотой синтаксической структуры языка. В отличие от многих императивных языков, где используется большое количество различных синтаксических конструкций, </w:t>
       </w:r>
-      <w:proofErr w:type="spellStart"/>
       <w:r>
         <w:rPr>
           <w:i/>
@@ -3111,7 +3013,6 @@
         </w:rPr>
         <w:t>Lisp</w:t>
       </w:r>
-      <w:proofErr w:type="spellEnd"/>
       <w:r>
         <w:t xml:space="preserve"> опирается на единый принцип представления программ в виде списков и выражений</w:t>
       </w:r>
@@ -3167,7 +3068,6 @@
       <w:r>
         <w:t xml:space="preserve">Кроме простоты синтаксиса, </w:t>
       </w:r>
-      <w:proofErr w:type="spellStart"/>
       <w:r>
         <w:rPr>
           <w:i/>
@@ -3175,7 +3075,6 @@
         </w:rPr>
         <w:t>Lisp</w:t>
       </w:r>
-      <w:proofErr w:type="spellEnd"/>
       <w:r>
         <w:t>-подобный подход хорошо подходит для реализации функциональных и декларативных вычислений. Поскольку программа строится из выражений, интерпретатору удобно обрабатывать её рекурсивно, вычисляя вложенные конструкции независимо друг от друга. Это делает язык особенно удобным для исследования моделей вычислений, связанных с функциями, окружениями, замыканиями и управлением процессом вычисления.</w:t>
       </w:r>
@@ -3193,15 +3092,7 @@
         <w:pStyle w:val="aff8"/>
       </w:pPr>
       <w:r>
-        <w:t xml:space="preserve">Для реализации интерпретатора был выбран язык программирования </w:t>
-      </w:r>
-      <w:proofErr w:type="spellStart"/>
-      <w:r>
-        <w:t>Haskell</w:t>
-      </w:r>
-      <w:proofErr w:type="spellEnd"/>
-      <w:r>
-        <w:t>. Данный выбор связан с особенностями функциональной парадигмы, которая предоставляет удобные средства для описания вычислительных процессов. Поскольку интерпретатор сам представляет собой систему преобразования выражений, функциональный подход позволяет естественным образом выразить основные элементы его работы: разбор структуры программы, вычисление выражений, обработку окружений и передачу управления между различными этапами вычисления</w:t>
+        <w:t>Для реализации интерпретатора был выбран язык программирования Haskell. Данный выбор связан с особенностями функциональной парадигмы, которая предоставляет удобные средства для описания вычислительных процессов. Поскольку интерпретатор сам представляет собой систему преобразования выражений, функциональный подход позволяет естественным образом выразить основные элементы его работы: разбор структуры программы, вычисление выражений, обработку окружений и передачу управления между различными этапами вычисления</w:t>
       </w:r>
       <w:r>
         <w:t xml:space="preserve"> [1, 5, 6]</w:t>
@@ -3229,7 +3120,6 @@
       <w:r>
         <w:t xml:space="preserve">Особенно важным выбор </w:t>
       </w:r>
-      <w:proofErr w:type="spellStart"/>
       <w:r>
         <w:rPr>
           <w:i/>
@@ -3237,7 +3127,6 @@
         </w:rPr>
         <w:t>Haskell</w:t>
       </w:r>
-      <w:proofErr w:type="spellEnd"/>
       <w:r>
         <w:t xml:space="preserve"> становится при реализации недетерминированного интерпретатора. Поддержка функций как значений первого класса и удобная работа с функциями высших порядков позволяют реализовать управление вычислительным процессом через продолжения вычислений. Это делает возможной реализацию механизма поиска с возвратом без необходимости явно хранить стек состояний и вручную управлять переходами между альтернативными ветвями.</w:t>
       </w:r>
@@ -3288,7 +3177,6 @@
       <w:r>
         <w:t xml:space="preserve">Таким образом, выбор </w:t>
       </w:r>
-      <w:proofErr w:type="spellStart"/>
       <w:r>
         <w:rPr>
           <w:i/>
@@ -3296,11 +3184,9 @@
         </w:rPr>
         <w:t>Lisp</w:t>
       </w:r>
-      <w:proofErr w:type="spellEnd"/>
       <w:r>
         <w:t xml:space="preserve">-подобного языка и среды реализации на </w:t>
       </w:r>
-      <w:proofErr w:type="spellStart"/>
       <w:r>
         <w:rPr>
           <w:i/>
@@ -3308,11 +3194,9 @@
         </w:rPr>
         <w:t>Haskell</w:t>
       </w:r>
-      <w:proofErr w:type="spellEnd"/>
       <w:r>
         <w:t xml:space="preserve"> обусловлен как особенностями предметной области, так и требованиями к реализации вычислительных механизмов. Простота синтаксиса позволяет сосредоточиться на логике интерпретации, а функциональная природа </w:t>
       </w:r>
-      <w:proofErr w:type="spellStart"/>
       <w:r>
         <w:rPr>
           <w:i/>
@@ -3320,7 +3204,6 @@
         </w:rPr>
         <w:t>Haskell</w:t>
       </w:r>
-      <w:proofErr w:type="spellEnd"/>
       <w:r>
         <w:t xml:space="preserve"> обеспечивает удобную основу для реализации как детерминированных, так и недетерминированных вычислений. Это создаёт необходимую основу для последующего рассмотрения структуры интерпретатора и особенностей реализаци</w:t>
       </w:r>
@@ -3336,19 +3219,11 @@
           <w:numId w:val="14"/>
         </w:numPr>
       </w:pPr>
-      <w:bookmarkStart w:id="21" w:name="_Toc230794612"/>
-      <w:r>
-        <w:t xml:space="preserve">Общие компоненты интерпретаторов: </w:t>
-      </w:r>
-      <w:proofErr w:type="spellStart"/>
-      <w:r>
-        <w:t>токенизатор</w:t>
-      </w:r>
-      <w:proofErr w:type="spellEnd"/>
-      <w:r>
-        <w:t>, парсер и абстрактное синтаксическое дерево</w:t>
-      </w:r>
-      <w:bookmarkEnd w:id="21"/>
+      <w:bookmarkStart w:id="22" w:name="_Toc231579052"/>
+      <w:r>
+        <w:t>Общие компоненты интерпретаторов: токенизатор, парсер и абстрактное синтаксическое дерево</w:t>
+      </w:r>
+      <w:bookmarkEnd w:id="22"/>
     </w:p>
     <w:p>
       <w:pPr>
@@ -3358,13 +3233,8 @@
         <w:t>При разработке как детерминированного, так и недетерминированного интерпретатора используется общий этап предварительной обработки исходной программы. До начала непосредственного вычисления программа должна быть преобразована из текстовой формы во внутреннее представление, удобное для обработки вычислителем. В разработанной реализации этот процесс включает лексический анализ, синтаксический разбор и построение абстрактного синтаксического дерева.</w:t>
       </w:r>
       <w:r>
-        <w:t xml:space="preserve"> Ознакомится с полной реализацией можно на </w:t>
-      </w:r>
-      <w:proofErr w:type="spellStart"/>
-      <w:r>
-        <w:t>гитхаб</w:t>
-      </w:r>
-      <w:proofErr w:type="spellEnd"/>
+        <w:t xml:space="preserve"> Ознакомится с полной реализацией можно на гитхаб</w:t>
+      </w:r>
       <w:r>
         <w:t xml:space="preserve"> </w:t>
       </w:r>
@@ -3380,15 +3250,7 @@
         <w:pStyle w:val="aff8"/>
       </w:pPr>
       <w:r>
-        <w:t xml:space="preserve">Первым этапом обработки является лексический анализ, или </w:t>
-      </w:r>
-      <w:proofErr w:type="spellStart"/>
-      <w:r>
-        <w:t>токенизация</w:t>
-      </w:r>
-      <w:proofErr w:type="spellEnd"/>
-      <w:r>
-        <w:t xml:space="preserve">. Его задача состоит в том, чтобы разбить исходную строку программы на отдельные значимые элементы </w:t>
+        <w:t xml:space="preserve">Первым этапом обработки является лексический анализ, или токенизация. Его задача состоит в том, чтобы разбить исходную строку программы на отдельные значимые элементы </w:t>
       </w:r>
       <w:r>
         <w:t>-</w:t>
@@ -3396,7 +3258,6 @@
       <w:r>
         <w:t xml:space="preserve"> токены. Для </w:t>
       </w:r>
-      <w:proofErr w:type="spellStart"/>
       <w:r>
         <w:rPr>
           <w:i/>
@@ -3404,7 +3265,6 @@
         </w:rPr>
         <w:t>Lisp</w:t>
       </w:r>
-      <w:proofErr w:type="spellEnd"/>
       <w:r>
         <w:t>-подобного синтаксиса такими элементами являются открывающие и закрывающие скобки, числа, логические значения и символы. Скобки используются для задания структуры выражений, числа и логические значения представляют простые литералы, а символы применяются для обозначения имён переменных, функций и операций.</w:t>
       </w:r>
@@ -3417,7 +3277,6 @@
         <w:lastRenderedPageBreak/>
         <w:t xml:space="preserve">В реализации для описания токенов используется отдельный тип </w:t>
       </w:r>
-      <w:proofErr w:type="spellStart"/>
       <w:r>
         <w:rPr>
           <w:i/>
@@ -3425,7 +3284,6 @@
         </w:rPr>
         <w:t>Token</w:t>
       </w:r>
-      <w:proofErr w:type="spellEnd"/>
       <w:r>
         <w:t>. Он включает варианты для открывающей скобки, закрывающей скобки, числового значения, логического значения и символа:</w:t>
       </w:r>
@@ -3451,73 +3309,39 @@
         <w:pStyle w:val="afff0"/>
       </w:pPr>
       <w:r>
-        <w:t xml:space="preserve">    = </w:t>
-      </w:r>
-      <w:proofErr w:type="spellStart"/>
-      <w:r>
-        <w:t>LParen</w:t>
-      </w:r>
-      <w:proofErr w:type="spellEnd"/>
-    </w:p>
-    <w:p>
-      <w:pPr>
-        <w:pStyle w:val="afff0"/>
-      </w:pPr>
-      <w:r>
-        <w:t xml:space="preserve">    | </w:t>
-      </w:r>
-      <w:proofErr w:type="spellStart"/>
-      <w:r>
-        <w:t>RParen</w:t>
-      </w:r>
-      <w:proofErr w:type="spellEnd"/>
-    </w:p>
-    <w:p>
-      <w:pPr>
-        <w:pStyle w:val="afff0"/>
-      </w:pPr>
-      <w:r>
-        <w:t xml:space="preserve">    | </w:t>
-      </w:r>
-      <w:proofErr w:type="spellStart"/>
-      <w:r>
-        <w:t>TokNumber</w:t>
-      </w:r>
-      <w:proofErr w:type="spellEnd"/>
-      <w:r>
-        <w:t xml:space="preserve"> Integer</w:t>
-      </w:r>
-    </w:p>
-    <w:p>
-      <w:pPr>
-        <w:pStyle w:val="afff0"/>
-      </w:pPr>
-      <w:r>
-        <w:t xml:space="preserve">    | </w:t>
-      </w:r>
-      <w:proofErr w:type="spellStart"/>
-      <w:r>
-        <w:t>TokBoolean</w:t>
-      </w:r>
-      <w:proofErr w:type="spellEnd"/>
-      <w:r>
-        <w:t xml:space="preserve"> Bool</w:t>
-      </w:r>
-    </w:p>
-    <w:p>
-      <w:pPr>
-        <w:pStyle w:val="afff0"/>
-      </w:pPr>
-      <w:r>
-        <w:t xml:space="preserve">    | </w:t>
-      </w:r>
-      <w:proofErr w:type="spellStart"/>
-      <w:r>
-        <w:t>TokSymbol</w:t>
-      </w:r>
-      <w:proofErr w:type="spellEnd"/>
-      <w:r>
-        <w:t xml:space="preserve"> String</w:t>
+        <w:t xml:space="preserve">    = LParen</w:t>
+      </w:r>
+    </w:p>
+    <w:p>
+      <w:pPr>
+        <w:pStyle w:val="afff0"/>
+      </w:pPr>
+      <w:r>
+        <w:t xml:space="preserve">    | RParen</w:t>
+      </w:r>
+    </w:p>
+    <w:p>
+      <w:pPr>
+        <w:pStyle w:val="afff0"/>
+      </w:pPr>
+      <w:r>
+        <w:t xml:space="preserve">    | TokNumber Integer</w:t>
+      </w:r>
+    </w:p>
+    <w:p>
+      <w:pPr>
+        <w:pStyle w:val="afff0"/>
+      </w:pPr>
+      <w:r>
+        <w:t xml:space="preserve">    | TokBoolean Bool</w:t>
+      </w:r>
+    </w:p>
+    <w:p>
+      <w:pPr>
+        <w:pStyle w:val="afff0"/>
+      </w:pPr>
+      <w:r>
+        <w:t xml:space="preserve">    | TokSymbol String</w:t>
       </w:r>
     </w:p>
     <w:p>
@@ -3538,30 +3362,16 @@
         <w:pStyle w:val="aff8"/>
       </w:pPr>
       <w:r>
-        <w:t xml:space="preserve">Такое представление позволяет отделить работу с исходным текстом программы от последующего синтаксического анализа. После </w:t>
-      </w:r>
-      <w:proofErr w:type="spellStart"/>
-      <w:r>
-        <w:t>токенизации</w:t>
-      </w:r>
-      <w:proofErr w:type="spellEnd"/>
-      <w:r>
-        <w:t xml:space="preserve"> парсер уже не работает с отдельными символами строки, а обрабатывает последовательность логически значимых элементов языка. Это упрощает дальнейшую обработку и делает структуру интерпретатора более понятной.</w:t>
+        <w:t>Такое представление позволяет отделить работу с исходным текстом программы от последующего синтаксического анализа. После токенизации парсер уже не работает с отдельными символами строки, а обрабатывает последовательность логически значимых элементов языка. Это упрощает дальнейшую обработку и делает структуру интерпретатора более понятной.</w:t>
       </w:r>
     </w:p>
     <w:p>
       <w:pPr>
         <w:pStyle w:val="aff8"/>
       </w:pPr>
-      <w:proofErr w:type="spellStart"/>
-      <w:r>
-        <w:t>Токенизатор</w:t>
-      </w:r>
-      <w:proofErr w:type="spellEnd"/>
-      <w:r>
-        <w:t xml:space="preserve"> последовательно просматривает строку исходной программы. Пробельные символы игнорируются, поскольку в </w:t>
-      </w:r>
-      <w:proofErr w:type="spellStart"/>
+      <w:r>
+        <w:t xml:space="preserve">Токенизатор последовательно просматривает строку исходной программы. Пробельные символы игнорируются, поскольку в </w:t>
+      </w:r>
       <w:r>
         <w:rPr>
           <w:i/>
@@ -3569,7 +3379,6 @@
         </w:rPr>
         <w:t>Lisp</w:t>
       </w:r>
-      <w:proofErr w:type="spellEnd"/>
       <w:r>
         <w:t xml:space="preserve">-подобном синтаксисе они используются в основном как разделители. Открывающая и закрывающая скобки выделяются в отдельные токены. Логические значения распознаются по форме </w:t>
       </w:r>
@@ -3601,7 +3410,6 @@
       <w:r>
         <w:t xml:space="preserve">, а остальные последовательности символов интерпретируются как числа или символические имена. В коде это реализовано функцией </w:t>
       </w:r>
-      <w:proofErr w:type="spellStart"/>
       <w:r>
         <w:rPr>
           <w:rStyle w:val="HTML"/>
@@ -3613,7 +3421,6 @@
         </w:rPr>
         <w:t>tokenize</w:t>
       </w:r>
-      <w:proofErr w:type="spellEnd"/>
       <w:r>
         <w:t>, которая рекурсивно обрабатывает входную строку и формирует список токенов.</w:t>
       </w:r>
@@ -3623,15 +3430,7 @@
         <w:pStyle w:val="aff8"/>
       </w:pPr>
       <w:r>
-        <w:t xml:space="preserve">Важную роль при </w:t>
-      </w:r>
-      <w:proofErr w:type="spellStart"/>
-      <w:r>
-        <w:t>токенизации</w:t>
-      </w:r>
-      <w:proofErr w:type="spellEnd"/>
-      <w:r>
-        <w:t xml:space="preserve"> выполняет функция, определяющая, может ли символ входить в состав токена. Пробелы и скобки завершают текущий токен, поскольку они разделяют элементы выражения. Поэтому последовательность символов между пробелами и скобками рассматривается как единый атом языка. Далее такой атом преобразуется либо в число, либо в символ.</w:t>
+        <w:t>Важную роль при токенизации выполняет функция, определяющая, может ли символ входить в состав токена. Пробелы и скобки завершают текущий токен, поскольку они разделяют элементы выражения. Поэтому последовательность символов между пробелами и скобками рассматривается как единый атом языка. Далее такой атом преобразуется либо в число, либо в символ.</w:t>
       </w:r>
     </w:p>
     <w:p>
@@ -3645,15 +3444,7 @@
         <w:t xml:space="preserve"> (1) </w:t>
       </w:r>
       <w:r>
-        <w:t xml:space="preserve">после </w:t>
-      </w:r>
-      <w:proofErr w:type="spellStart"/>
-      <w:r>
-        <w:t>токенизации</w:t>
-      </w:r>
-      <w:proofErr w:type="spellEnd"/>
-      <w:r>
-        <w:t xml:space="preserve"> может быть представлено в виде последовательности:</w:t>
+        <w:t>после токенизации может быть представлено в виде последовательности:</w:t>
       </w:r>
     </w:p>
     <w:p>
@@ -3686,15 +3477,7 @@
         <w:pStyle w:val="aff8"/>
       </w:pPr>
       <w:r>
-        <w:t xml:space="preserve">После получения списка токенов выполняется синтаксический анализ. Его задача состоит в построении структурного представления программы. Для </w:t>
-      </w:r>
-      <w:proofErr w:type="spellStart"/>
-      <w:r>
-        <w:t>Lisp</w:t>
-      </w:r>
-      <w:proofErr w:type="spellEnd"/>
-      <w:r>
-        <w:t>-подобного языка основным элементом структуры является список. Если парсер встречает открывающую скобку, он начинает разбирать список выражений до соответствующей закрывающей скобки. Если встречается число, логическое значение или символ, оно преобразуется в соответствующий узел синтаксического дерева.</w:t>
+        <w:t>После получения списка токенов выполняется синтаксический анализ. Его задача состоит в построении структурного представления программы. Для Lisp-подобного языка основным элементом структуры является список. Если парсер встречает открывающую скобку, он начинает разбирать список выражений до соответствующей закрывающей скобки. Если встречается число, логическое значение или символ, оно преобразуется в соответствующий узел синтаксического дерева.</w:t>
       </w:r>
     </w:p>
     <w:p>
@@ -3704,7 +3487,6 @@
       <w:r>
         <w:t xml:space="preserve">В разработанной реализации синтаксический анализ выполняют функции </w:t>
       </w:r>
-      <w:proofErr w:type="spellStart"/>
       <w:r>
         <w:rPr>
           <w:rStyle w:val="HTML"/>
@@ -3716,11 +3498,9 @@
         </w:rPr>
         <w:t>parseExpr</w:t>
       </w:r>
-      <w:proofErr w:type="spellEnd"/>
       <w:r>
         <w:t xml:space="preserve">, </w:t>
       </w:r>
-      <w:proofErr w:type="spellStart"/>
       <w:r>
         <w:rPr>
           <w:rStyle w:val="HTML"/>
@@ -3732,11 +3512,9 @@
         </w:rPr>
         <w:t>parseList</w:t>
       </w:r>
-      <w:proofErr w:type="spellEnd"/>
       <w:r>
         <w:t xml:space="preserve"> и </w:t>
       </w:r>
-      <w:proofErr w:type="spellStart"/>
       <w:r>
         <w:rPr>
           <w:rStyle w:val="HTML"/>
@@ -3748,11 +3526,9 @@
         </w:rPr>
         <w:t>parse</w:t>
       </w:r>
-      <w:proofErr w:type="spellEnd"/>
       <w:r>
         <w:t xml:space="preserve">. Функция </w:t>
       </w:r>
-      <w:proofErr w:type="spellStart"/>
       <w:r>
         <w:rPr>
           <w:rStyle w:val="HTML"/>
@@ -3764,7 +3540,6 @@
         </w:rPr>
         <w:t>parseExpr</w:t>
       </w:r>
-      <w:proofErr w:type="spellEnd"/>
       <w:r>
         <w:t xml:space="preserve"> разбирает одно выражение языка. Она сопоставляет текущий токен с возможными вариантами и строит соответствующий узел дерева. Числовой токен преобразуется в выражение </w:t>
       </w:r>
@@ -3786,7 +3561,6 @@
       <w:r>
         <w:t xml:space="preserve"> в </w:t>
       </w:r>
-      <w:proofErr w:type="spellStart"/>
       <w:r>
         <w:rPr>
           <w:rStyle w:val="HTML"/>
@@ -3796,7 +3570,6 @@
         </w:rPr>
         <w:t>Boolean</w:t>
       </w:r>
-      <w:proofErr w:type="spellEnd"/>
       <w:r>
         <w:t xml:space="preserve">, символ </w:t>
       </w:r>
@@ -3848,7 +3621,6 @@
       <w:r>
         <w:t xml:space="preserve">Функция </w:t>
       </w:r>
-      <w:proofErr w:type="spellStart"/>
       <w:r>
         <w:rPr>
           <w:rStyle w:val="HTML"/>
@@ -3860,11 +3632,9 @@
         </w:rPr>
         <w:t>parseList</w:t>
       </w:r>
-      <w:proofErr w:type="spellEnd"/>
       <w:r>
         <w:t xml:space="preserve"> отвечает за разбор содержимого списка. Она последовательно вызывает </w:t>
       </w:r>
-      <w:proofErr w:type="spellStart"/>
       <w:r>
         <w:rPr>
           <w:rStyle w:val="HTML"/>
@@ -3876,11 +3646,9 @@
         </w:rPr>
         <w:t>parseExpr</w:t>
       </w:r>
-      <w:proofErr w:type="spellEnd"/>
       <w:r>
         <w:t xml:space="preserve"> для каждого элемента до тех пор, пока не встретит закрывающую скобку. Такой подход хорошо соответствует структуре </w:t>
       </w:r>
-      <w:proofErr w:type="spellStart"/>
       <w:r>
         <w:rPr>
           <w:i/>
@@ -3888,7 +3656,6 @@
         </w:rPr>
         <w:t>Lisp</w:t>
       </w:r>
-      <w:proofErr w:type="spellEnd"/>
       <w:r>
         <w:t>-подобного языка, поскольку списки могут быть вложенными, а значит разбор естественным образом становится рекурсивным. Например, выражение:</w:t>
       </w:r>
@@ -3945,7 +3712,6 @@
       <w:r>
         <w:t xml:space="preserve">Функция </w:t>
       </w:r>
-      <w:proofErr w:type="spellStart"/>
       <w:r>
         <w:rPr>
           <w:rStyle w:val="HTML"/>
@@ -3957,7 +3723,6 @@
         </w:rPr>
         <w:t>parse</w:t>
       </w:r>
-      <w:proofErr w:type="spellEnd"/>
       <w:r>
         <w:t xml:space="preserve"> выполняет разбор программы целиком. После построения выражения она дополнительно проверяет, не остались ли лишние токены. Это позволяет обнаруживать некоторые синтаксические ошибки, например наличие нескольких независимых выражений в тех случаях, когда ожидается одно выражение, или лишние закрывающие скобки. Если входная программа </w:t>
       </w:r>
@@ -3981,7 +3746,6 @@
       <w:r>
         <w:t xml:space="preserve">В проекте абстрактное синтаксическое дерево описывается типом </w:t>
       </w:r>
-      <w:proofErr w:type="spellStart"/>
       <w:r>
         <w:rPr>
           <w:rStyle w:val="HTML"/>
@@ -3993,7 +3757,6 @@
         </w:rPr>
         <w:t>Expr</w:t>
       </w:r>
-      <w:proofErr w:type="spellEnd"/>
       <w:r>
         <w:t>:</w:t>
       </w:r>
@@ -4066,7 +3829,6 @@
       <w:r>
         <w:t xml:space="preserve">Данная структура является достаточно компактной, но при этом полностью соответствует выбранному </w:t>
       </w:r>
-      <w:proofErr w:type="spellStart"/>
       <w:r>
         <w:rPr>
           <w:i/>
@@ -4074,7 +3836,6 @@
         </w:rPr>
         <w:t>Lisp</w:t>
       </w:r>
-      <w:proofErr w:type="spellEnd"/>
       <w:r>
         <w:t>-подобному синтаксису. Числа и логические значения представлены отдельными конструкторами, символы используются для имён и операций, а списки позволяют описывать как вызовы функций, так и специальные формы языка. Благодаря этому один и тот же механизм представления подходит для арифметических выражений, логических условий, объявлений, вызовов функций и недетерминированных конструкций.</w:t>
       </w:r>
@@ -4205,7 +3966,6 @@
         <w:lastRenderedPageBreak/>
         <w:t xml:space="preserve">может быть представлено как список, первым элементом которого является символ </w:t>
       </w:r>
-      <w:proofErr w:type="spellStart"/>
       <w:r>
         <w:rPr>
           <w:rStyle w:val="HTML"/>
@@ -4217,7 +3977,6 @@
         </w:rPr>
         <w:t>if</w:t>
       </w:r>
-      <w:proofErr w:type="spellEnd"/>
       <w:r>
         <w:t xml:space="preserve">, а последующими элементами — условие, выражение для истинного случая и выражение для ложного случая. На уровне </w:t>
       </w:r>
@@ -4247,15 +4006,7 @@
         <w:t>AST</w:t>
       </w:r>
       <w:r>
-        <w:t xml:space="preserve"> является важным архитектурным решением. Детерминированный и недетерминированный интерпретаторы могут использовать один и тот же результат синтаксического анализа, но по-разному выполнять вычисление отдельных конструкций. Это позволяет отделить этап разбора программы от этапа выполнения и избежать дублирования логики </w:t>
-      </w:r>
-      <w:proofErr w:type="spellStart"/>
-      <w:r>
-        <w:t>парсинга</w:t>
-      </w:r>
-      <w:proofErr w:type="spellEnd"/>
-      <w:r>
-        <w:t>. Иными словами, различия между версиями интерпретатора находятся не в представлении программы, а в правилах её вычисления.</w:t>
+        <w:t xml:space="preserve"> является важным архитектурным решением. Детерминированный и недетерминированный интерпретаторы могут использовать один и тот же результат синтаксического анализа, но по-разному выполнять вычисление отдельных конструкций. Это позволяет отделить этап разбора программы от этапа выполнения и избежать дублирования логики парсинга. Иными словами, различия между версиями интерпретатора находятся не в представлении программы, а в правилах её вычисления.</w:t>
       </w:r>
     </w:p>
     <w:p>
@@ -4263,23 +4014,7 @@
         <w:pStyle w:val="aff8"/>
       </w:pPr>
       <w:r>
-        <w:t xml:space="preserve">Таким образом, </w:t>
-      </w:r>
-      <w:proofErr w:type="spellStart"/>
-      <w:r>
-        <w:t>токенизатор</w:t>
-      </w:r>
-      <w:proofErr w:type="spellEnd"/>
-      <w:r>
-        <w:t xml:space="preserve">, парсер и абстрактное синтаксическое дерево образуют общую основу для обеих версий интерпретатора. </w:t>
-      </w:r>
-      <w:proofErr w:type="spellStart"/>
-      <w:r>
-        <w:t>Токенизатор</w:t>
-      </w:r>
-      <w:proofErr w:type="spellEnd"/>
-      <w:r>
-        <w:t xml:space="preserve"> преобразует исходный текст в последовательность токенов, парсер строит структурное представление программы, а </w:t>
+        <w:t xml:space="preserve">Таким образом, токенизатор, парсер и абстрактное синтаксическое дерево образуют общую основу для обеих версий интерпретатора. Токенизатор преобразует исходный текст в последовательность токенов, парсер строит структурное представление программы, а </w:t>
       </w:r>
       <w:r>
         <w:rPr>
@@ -4291,7 +4026,6 @@
       <w:r>
         <w:t xml:space="preserve"> служит универсальной формой передачи программы в вычислитель. Благодаря простоте </w:t>
       </w:r>
-      <w:proofErr w:type="spellStart"/>
       <w:r>
         <w:rPr>
           <w:i/>
@@ -4299,7 +4033,6 @@
         </w:rPr>
         <w:t>Lisp</w:t>
       </w:r>
-      <w:proofErr w:type="spellEnd"/>
       <w:r>
         <w:t>-подобного синтаксиса эти компоненты имеют компактную реализацию и позволяют сосредоточить основное внимание на различиях между детерминированным и недетерминированным способами выполнения программ.</w:t>
       </w:r>
@@ -4315,11 +4048,11 @@
           <w:sz w:val="27"/>
         </w:rPr>
       </w:pPr>
-      <w:bookmarkStart w:id="22" w:name="_Toc230794613"/>
+      <w:bookmarkStart w:id="23" w:name="_Toc231579053"/>
       <w:r>
         <w:t>Реализация детерминированного интерпретатора</w:t>
       </w:r>
-      <w:bookmarkEnd w:id="22"/>
+      <w:bookmarkEnd w:id="23"/>
     </w:p>
     <w:p>
       <w:pPr>
@@ -4328,7 +4061,6 @@
       <w:r>
         <w:t xml:space="preserve">Детерминированный интерпретатор является первой основной версией разработанной системы. Его задача состоит в последовательном вычислении </w:t>
       </w:r>
-      <w:proofErr w:type="spellStart"/>
       <w:r>
         <w:rPr>
           <w:i/>
@@ -4336,7 +4068,6 @@
         </w:rPr>
         <w:t>Lisp</w:t>
       </w:r>
-      <w:proofErr w:type="spellEnd"/>
       <w:r>
         <w:t>-подобных выражений, результат которых при заданном окружении определяется однозначно. Иными словами, если программа не содержит конструкций недетерминированного выбора, то её выполнение происходит по одному заранее определённому пути и приводит к одному результату либо к ошибке выполнения.</w:t>
       </w:r>
@@ -4349,7 +4080,6 @@
         <w:lastRenderedPageBreak/>
         <w:t xml:space="preserve">Реализация детерминированного интерпретатора строится вокруг нескольких основных сущностей: выражения, значения времени выполнения, окружения и функции вычисления. Выражения программы представлены типом </w:t>
       </w:r>
-      <w:proofErr w:type="spellStart"/>
       <w:r>
         <w:rPr>
           <w:rStyle w:val="HTML"/>
@@ -4361,7 +4091,6 @@
         </w:rPr>
         <w:t>Expr</w:t>
       </w:r>
-      <w:proofErr w:type="spellEnd"/>
       <w:r>
         <w:t xml:space="preserve">, который был рассмотрен ранее. После синтаксического анализа именно значения этого типа поступают на вход вычислителя. На этапе выполнения они преобразуются в значения времени выполнения, описанные типом </w:t>
       </w:r>
@@ -4423,79 +4152,39 @@
         <w:pStyle w:val="afff0"/>
       </w:pPr>
       <w:r>
-        <w:t xml:space="preserve">    = </w:t>
-      </w:r>
-      <w:proofErr w:type="spellStart"/>
-      <w:r>
-        <w:t>NumberV</w:t>
-      </w:r>
-      <w:proofErr w:type="spellEnd"/>
-      <w:r>
-        <w:t xml:space="preserve"> Integer</w:t>
-      </w:r>
-    </w:p>
-    <w:p>
-      <w:pPr>
-        <w:pStyle w:val="afff0"/>
-      </w:pPr>
-      <w:r>
-        <w:t xml:space="preserve">    | </w:t>
-      </w:r>
-      <w:proofErr w:type="spellStart"/>
-      <w:r>
-        <w:t>BooleanV</w:t>
-      </w:r>
-      <w:proofErr w:type="spellEnd"/>
-      <w:r>
-        <w:t xml:space="preserve"> Bool</w:t>
-      </w:r>
-    </w:p>
-    <w:p>
-      <w:pPr>
-        <w:pStyle w:val="afff0"/>
-      </w:pPr>
-      <w:r>
-        <w:t xml:space="preserve">    | </w:t>
-      </w:r>
-      <w:proofErr w:type="spellStart"/>
-      <w:r>
-        <w:t>SymbolV</w:t>
-      </w:r>
-      <w:proofErr w:type="spellEnd"/>
-      <w:r>
-        <w:t xml:space="preserve"> String</w:t>
-      </w:r>
-    </w:p>
-    <w:p>
-      <w:pPr>
-        <w:pStyle w:val="afff0"/>
-      </w:pPr>
-      <w:r>
-        <w:t xml:space="preserve">    | </w:t>
-      </w:r>
-      <w:proofErr w:type="spellStart"/>
-      <w:r>
-        <w:t>ListV</w:t>
-      </w:r>
-      <w:proofErr w:type="spellEnd"/>
-      <w:r>
-        <w:t xml:space="preserve"> [Value]</w:t>
-      </w:r>
-    </w:p>
-    <w:p>
-      <w:pPr>
-        <w:pStyle w:val="afff0"/>
-      </w:pPr>
-      <w:r>
-        <w:t xml:space="preserve">    | </w:t>
-      </w:r>
-      <w:proofErr w:type="spellStart"/>
-      <w:r>
-        <w:t>PrimitiveFunc</w:t>
-      </w:r>
-      <w:proofErr w:type="spellEnd"/>
-      <w:r>
-        <w:t xml:space="preserve"> ([Value] -&gt; Value)</w:t>
+        <w:t xml:space="preserve">    = NumberV Integer</w:t>
+      </w:r>
+    </w:p>
+    <w:p>
+      <w:pPr>
+        <w:pStyle w:val="afff0"/>
+      </w:pPr>
+      <w:r>
+        <w:t xml:space="preserve">    | BooleanV Bool</w:t>
+      </w:r>
+    </w:p>
+    <w:p>
+      <w:pPr>
+        <w:pStyle w:val="afff0"/>
+      </w:pPr>
+      <w:r>
+        <w:t xml:space="preserve">    | SymbolV String</w:t>
+      </w:r>
+    </w:p>
+    <w:p>
+      <w:pPr>
+        <w:pStyle w:val="afff0"/>
+      </w:pPr>
+      <w:r>
+        <w:t xml:space="preserve">    | ListV [Value]</w:t>
+      </w:r>
+    </w:p>
+    <w:p>
+      <w:pPr>
+        <w:pStyle w:val="afff0"/>
+      </w:pPr>
+      <w:r>
+        <w:t xml:space="preserve">    | PrimitiveFunc ([Value] -&gt; Value)</w:t>
       </w:r>
     </w:p>
     <w:p>
@@ -4583,7 +4272,6 @@
       <w:r>
         <w:t xml:space="preserve"> является частью абстрактного синтаксического дерева, а значение </w:t>
       </w:r>
-      <w:proofErr w:type="spellStart"/>
       <w:r>
         <w:rPr>
           <w:rStyle w:val="HTML"/>
@@ -4595,7 +4283,6 @@
         </w:rPr>
         <w:t>NumberV</w:t>
       </w:r>
-      <w:proofErr w:type="spellEnd"/>
       <w:r>
         <w:rPr>
           <w:rStyle w:val="HTML"/>
@@ -4636,15 +4323,7 @@
         <w:pStyle w:val="afff0"/>
       </w:pPr>
       <w:r>
-        <w:t xml:space="preserve">type Env = </w:t>
-      </w:r>
-      <w:proofErr w:type="spellStart"/>
-      <w:r>
-        <w:t>Map.Map</w:t>
-      </w:r>
-      <w:proofErr w:type="spellEnd"/>
-      <w:r>
-        <w:t xml:space="preserve"> String Value</w:t>
+        <w:t>type Env = Map.Map String Value</w:t>
       </w:r>
     </w:p>
     <w:p>
@@ -4663,7 +4342,6 @@
         <w:lastRenderedPageBreak/>
         <w:t xml:space="preserve">используются функции </w:t>
       </w:r>
-      <w:proofErr w:type="spellStart"/>
       <w:r>
         <w:rPr>
           <w:rStyle w:val="HTML"/>
@@ -4675,11 +4353,9 @@
         </w:rPr>
         <w:t>lookupVar</w:t>
       </w:r>
-      <w:proofErr w:type="spellEnd"/>
       <w:r>
         <w:t xml:space="preserve"> и </w:t>
       </w:r>
-      <w:proofErr w:type="spellStart"/>
       <w:r>
         <w:rPr>
           <w:rStyle w:val="HTML"/>
@@ -4691,7 +4367,6 @@
         </w:rPr>
         <w:t>defineVar</w:t>
       </w:r>
-      <w:proofErr w:type="spellEnd"/>
       <w:r>
         <w:t>, отвечающие соответственно за поиск и добавление значения.</w:t>
       </w:r>
@@ -4716,13 +4391,8 @@
       <w:pPr>
         <w:pStyle w:val="afff0"/>
       </w:pPr>
-      <w:proofErr w:type="gramStart"/>
-      <w:r>
-        <w:t>eval :</w:t>
-      </w:r>
-      <w:proofErr w:type="gramEnd"/>
-      <w:r>
-        <w:t>: Env -&gt; Expr -&gt; (Value, Env)</w:t>
+      <w:r>
+        <w:t>eval :: Env -&gt; Expr -&gt; (Value, Env)</w:t>
       </w:r>
     </w:p>
     <w:p>
@@ -4737,7 +4407,6 @@
       <w:r>
         <w:t xml:space="preserve">Она принимает текущее окружение и выражение, после чего возвращает вычисленное значение и, при необходимости, обновлённое окружение. Возврат окружения важен, поскольку некоторые выражения, например </w:t>
       </w:r>
-      <w:proofErr w:type="spellStart"/>
       <w:r>
         <w:rPr>
           <w:rStyle w:val="HTML"/>
@@ -4749,11 +4418,9 @@
         </w:rPr>
         <w:t>define</w:t>
       </w:r>
-      <w:proofErr w:type="spellEnd"/>
       <w:r>
         <w:t xml:space="preserve"> или </w:t>
       </w:r>
-      <w:proofErr w:type="spellStart"/>
       <w:r>
         <w:rPr>
           <w:rStyle w:val="HTML"/>
@@ -4765,7 +4432,6 @@
         </w:rPr>
         <w:t>begin</w:t>
       </w:r>
-      <w:proofErr w:type="spellEnd"/>
       <w:r>
         <w:t>, могут изменять набор доступных имён. При этом само окружение реализовано как неизменяемая структура данных: добавление переменной не изменяет старое окружение, а создаёт новое окружение с дополнительной связью.</w:t>
       </w:r>
@@ -4799,15 +4465,7 @@
         <w:pStyle w:val="afff0"/>
       </w:pPr>
       <w:r>
-        <w:t>    (</w:t>
-      </w:r>
-      <w:proofErr w:type="spellStart"/>
-      <w:r>
-        <w:t>NumberV</w:t>
-      </w:r>
-      <w:proofErr w:type="spellEnd"/>
-      <w:r>
-        <w:t xml:space="preserve"> n, env)</w:t>
+        <w:t>    (NumberV n, env)</w:t>
       </w:r>
     </w:p>
     <w:p>
@@ -4828,15 +4486,7 @@
         <w:pStyle w:val="afff0"/>
       </w:pPr>
       <w:r>
-        <w:t>    (</w:t>
-      </w:r>
-      <w:proofErr w:type="spellStart"/>
-      <w:r>
-        <w:t>BooleanV</w:t>
-      </w:r>
-      <w:proofErr w:type="spellEnd"/>
-      <w:r>
-        <w:t xml:space="preserve"> b, env)</w:t>
+        <w:t>    (BooleanV b, env)</w:t>
       </w:r>
     </w:p>
     <w:p>
@@ -4873,15 +4523,7 @@
         <w:pStyle w:val="afff0"/>
       </w:pPr>
       <w:r>
-        <w:t xml:space="preserve">    case </w:t>
-      </w:r>
-      <w:proofErr w:type="spellStart"/>
-      <w:r>
-        <w:t>lookupVar</w:t>
-      </w:r>
-      <w:proofErr w:type="spellEnd"/>
-      <w:r>
-        <w:t xml:space="preserve"> s env of</w:t>
+        <w:t xml:space="preserve">    case lookupVar s env of</w:t>
       </w:r>
     </w:p>
     <w:p>
@@ -4897,15 +4539,7 @@
         <w:pStyle w:val="afff0"/>
       </w:pPr>
       <w:r>
-        <w:t xml:space="preserve">            (</w:t>
-      </w:r>
-      <w:proofErr w:type="gramStart"/>
-      <w:r>
-        <w:t>value</w:t>
-      </w:r>
-      <w:proofErr w:type="gramEnd"/>
-      <w:r>
-        <w:t>, env)</w:t>
+        <w:t xml:space="preserve">            (value, env)</w:t>
       </w:r>
     </w:p>
     <w:p>
@@ -4979,7 +4613,6 @@
         <w:lastRenderedPageBreak/>
         <w:t xml:space="preserve">Одной из базовых специальных форм языка является </w:t>
       </w:r>
-      <w:proofErr w:type="spellStart"/>
       <w:r>
         <w:rPr>
           <w:rStyle w:val="HTML"/>
@@ -4991,7 +4624,6 @@
         </w:rPr>
         <w:t>define</w:t>
       </w:r>
-      <w:proofErr w:type="spellEnd"/>
       <w:r>
         <w:t xml:space="preserve">. Она используется для объявления переменных и связывания имён со значениями. При вычислении выражения вида </w:t>
       </w:r>
@@ -5029,7 +4661,6 @@
       <w:r>
         <w:t xml:space="preserve">В коде этот механизм реализован отдельным правилом для списка, начинающегося с символа </w:t>
       </w:r>
-      <w:proofErr w:type="spellStart"/>
       <w:r>
         <w:rPr>
           <w:rStyle w:val="HTML"/>
@@ -5041,7 +4672,6 @@
         </w:rPr>
         <w:t>define</w:t>
       </w:r>
-      <w:proofErr w:type="spellEnd"/>
       <w:r>
         <w:t>:</w:t>
       </w:r>
@@ -5169,145 +4799,98 @@
         <w:pStyle w:val="afff0"/>
       </w:pPr>
       <w:r>
+        <w:t xml:space="preserve">        paramNames =</w:t>
+      </w:r>
+    </w:p>
+    <w:p>
+      <w:pPr>
+        <w:pStyle w:val="afff0"/>
+      </w:pPr>
+      <w:r>
+        <w:t xml:space="preserve">            map extractParam params</w:t>
+      </w:r>
+    </w:p>
+    <w:p>
+      <w:pPr>
+        <w:pStyle w:val="afff0"/>
+      </w:pPr>
+      <w:r>
+        <w:t xml:space="preserve">        closure =</w:t>
+      </w:r>
+    </w:p>
+    <w:p>
+      <w:pPr>
+        <w:pStyle w:val="afff0"/>
+      </w:pPr>
+      <w:r>
+        <w:t xml:space="preserve">            Closure paramNames body recursiveEnv</w:t>
+      </w:r>
+    </w:p>
+    <w:p>
+      <w:pPr>
+        <w:pStyle w:val="afff0"/>
+      </w:pPr>
+      <w:r>
+        <w:t xml:space="preserve">        recursiveEnv =</w:t>
+      </w:r>
+    </w:p>
+    <w:p>
+      <w:pPr>
+        <w:pStyle w:val="afff0"/>
+      </w:pPr>
+      <w:r>
+        <w:t xml:space="preserve">            defineVar name closure env</w:t>
+      </w:r>
+    </w:p>
+    <w:p>
+      <w:pPr>
+        <w:pStyle w:val="afff0"/>
+      </w:pPr>
+      <w:r>
+        <w:t xml:space="preserve">    in</w:t>
+      </w:r>
+    </w:p>
+    <w:p>
+      <w:pPr>
+        <w:pStyle w:val="afff0"/>
+        <w:rPr>
+          <w:lang w:val="ru-RU"/>
+        </w:rPr>
+      </w:pPr>
+      <w:r>
         <w:t xml:space="preserve">        </w:t>
       </w:r>
-      <w:proofErr w:type="spellStart"/>
-      <w:r>
-        <w:t>paramNames</w:t>
-      </w:r>
-      <w:proofErr w:type="spellEnd"/>
-      <w:r>
-        <w:t xml:space="preserve"> =</w:t>
-      </w:r>
-    </w:p>
-    <w:p>
-      <w:pPr>
-        <w:pStyle w:val="afff0"/>
-      </w:pPr>
-      <w:r>
-        <w:t xml:space="preserve">            map </w:t>
-      </w:r>
-      <w:proofErr w:type="spellStart"/>
-      <w:r>
-        <w:t>extractParam</w:t>
-      </w:r>
-      <w:proofErr w:type="spellEnd"/>
-      <w:r>
-        <w:t xml:space="preserve"> params</w:t>
-      </w:r>
-    </w:p>
-    <w:p>
-      <w:pPr>
-        <w:pStyle w:val="afff0"/>
-      </w:pPr>
-      <w:r>
-        <w:t xml:space="preserve">        closure =</w:t>
-      </w:r>
-    </w:p>
-    <w:p>
-      <w:pPr>
-        <w:pStyle w:val="afff0"/>
-      </w:pPr>
-      <w:r>
-        <w:t xml:space="preserve">            Closure </w:t>
-      </w:r>
-      <w:proofErr w:type="spellStart"/>
-      <w:r>
-        <w:t>paramNames</w:t>
-      </w:r>
-      <w:proofErr w:type="spellEnd"/>
-      <w:r>
-        <w:t xml:space="preserve"> body </w:t>
-      </w:r>
-      <w:proofErr w:type="spellStart"/>
+      <w:r>
+        <w:rPr>
+          <w:lang w:val="ru-RU"/>
+        </w:rPr>
+        <w:t>(</w:t>
+      </w:r>
+      <w:r>
+        <w:t>closure</w:t>
+      </w:r>
+      <w:r>
+        <w:rPr>
+          <w:lang w:val="ru-RU"/>
+        </w:rPr>
+        <w:t xml:space="preserve">, </w:t>
+      </w:r>
       <w:r>
         <w:t>recursiveEnv</w:t>
       </w:r>
-      <w:proofErr w:type="spellEnd"/>
-    </w:p>
-    <w:p>
-      <w:pPr>
-        <w:pStyle w:val="afff0"/>
-      </w:pPr>
-      <w:r>
-        <w:t xml:space="preserve">        </w:t>
-      </w:r>
-      <w:proofErr w:type="spellStart"/>
-      <w:r>
-        <w:t>recursiveEnv</w:t>
-      </w:r>
-      <w:proofErr w:type="spellEnd"/>
-      <w:r>
-        <w:t xml:space="preserve"> =</w:t>
-      </w:r>
-    </w:p>
-    <w:p>
-      <w:pPr>
-        <w:pStyle w:val="afff0"/>
-      </w:pPr>
-      <w:r>
-        <w:t xml:space="preserve">            </w:t>
-      </w:r>
-      <w:proofErr w:type="spellStart"/>
-      <w:r>
-        <w:t>defineVar</w:t>
-      </w:r>
-      <w:proofErr w:type="spellEnd"/>
-      <w:r>
-        <w:t xml:space="preserve"> name closure env</w:t>
-      </w:r>
-    </w:p>
-    <w:p>
-      <w:pPr>
-        <w:pStyle w:val="afff0"/>
-      </w:pPr>
-      <w:r>
-        <w:t xml:space="preserve">    in</w:t>
-      </w:r>
-    </w:p>
-    <w:p>
-      <w:pPr>
-        <w:pStyle w:val="afff0"/>
+      <w:r>
         <w:rPr>
           <w:lang w:val="ru-RU"/>
         </w:rPr>
-      </w:pPr>
-      <w:r>
-        <w:t xml:space="preserve">        </w:t>
-      </w:r>
-      <w:r>
+        <w:t>)</w:t>
+      </w:r>
+    </w:p>
+    <w:p>
+      <w:pPr>
+        <w:pStyle w:val="afff0"/>
         <w:rPr>
           <w:lang w:val="ru-RU"/>
         </w:rPr>
-        <w:t>(</w:t>
-      </w:r>
-      <w:r>
-        <w:t>closure</w:t>
-      </w:r>
-      <w:r>
-        <w:rPr>
-          <w:lang w:val="ru-RU"/>
-        </w:rPr>
-        <w:t xml:space="preserve">, </w:t>
-      </w:r>
-      <w:proofErr w:type="spellStart"/>
-      <w:r>
-        <w:t>recursiveEnv</w:t>
-      </w:r>
-      <w:proofErr w:type="spellEnd"/>
-      <w:r>
-        <w:rPr>
-          <w:lang w:val="ru-RU"/>
-        </w:rPr>
-        <w:t>)</w:t>
-      </w:r>
-    </w:p>
-    <w:p>
-      <w:pPr>
-        <w:pStyle w:val="afff0"/>
-        <w:rPr>
-          <w:lang w:val="ru-RU"/>
-        </w:rPr>
       </w:pPr>
     </w:p>
     <w:p>
@@ -5323,7 +4906,6 @@
       <w:r>
         <w:t xml:space="preserve"> условное выражение </w:t>
       </w:r>
-      <w:proofErr w:type="spellStart"/>
       <w:r>
         <w:rPr>
           <w:rStyle w:val="HTML"/>
@@ -5335,11 +4917,9 @@
         </w:rPr>
         <w:t>if</w:t>
       </w:r>
-      <w:proofErr w:type="spellEnd"/>
       <w:r>
         <w:t xml:space="preserve">. Оно состоит из условия, выражения для истинного случая и выражения для ложного случая. Интерпретатор сначала вычисляет условие, после чего выбирает только одну из двух ветвей. Это отличает </w:t>
       </w:r>
-      <w:proofErr w:type="spellStart"/>
       <w:r>
         <w:rPr>
           <w:rStyle w:val="HTML"/>
@@ -5351,7 +4931,6 @@
         </w:rPr>
         <w:t>if</w:t>
       </w:r>
-      <w:proofErr w:type="spellEnd"/>
       <w:r>
         <w:t xml:space="preserve"> от обычного вызова функции, где обычно вычисляются все аргументы.</w:t>
       </w:r>
@@ -5401,45 +4980,24 @@
         <w:pStyle w:val="afff0"/>
       </w:pPr>
       <w:r>
-        <w:t xml:space="preserve">            </w:t>
-      </w:r>
-      <w:proofErr w:type="spellStart"/>
-      <w:r>
-        <w:t>conditionExpr</w:t>
-      </w:r>
-      <w:proofErr w:type="spellEnd"/>
-      <w:r>
-        <w:t>,</w:t>
-      </w:r>
-    </w:p>
-    <w:p>
-      <w:pPr>
-        <w:pStyle w:val="afff0"/>
-      </w:pPr>
-      <w:r>
-        <w:t xml:space="preserve">            </w:t>
-      </w:r>
-      <w:proofErr w:type="spellStart"/>
-      <w:r>
-        <w:t>thenExpr</w:t>
-      </w:r>
-      <w:proofErr w:type="spellEnd"/>
-      <w:r>
-        <w:t>,</w:t>
-      </w:r>
-    </w:p>
-    <w:p>
-      <w:pPr>
-        <w:pStyle w:val="afff0"/>
-      </w:pPr>
-      <w:r>
-        <w:t xml:space="preserve">            </w:t>
-      </w:r>
-      <w:proofErr w:type="spellStart"/>
-      <w:r>
-        <w:t>elseExpr</w:t>
-      </w:r>
-      <w:proofErr w:type="spellEnd"/>
+        <w:t xml:space="preserve">            conditionExpr,</w:t>
+      </w:r>
+    </w:p>
+    <w:p>
+      <w:pPr>
+        <w:pStyle w:val="afff0"/>
+      </w:pPr>
+      <w:r>
+        <w:t xml:space="preserve">            thenExpr,</w:t>
+      </w:r>
+    </w:p>
+    <w:p>
+      <w:pPr>
+        <w:pStyle w:val="afff0"/>
+      </w:pPr>
+      <w:r>
+        <w:t xml:space="preserve">            elseExpr</w:t>
+      </w:r>
     </w:p>
     <w:p>
       <w:pPr>
@@ -5463,29 +5021,16 @@
         <w:pStyle w:val="afff0"/>
       </w:pPr>
       <w:r>
-        <w:t xml:space="preserve">        (</w:t>
-      </w:r>
-      <w:proofErr w:type="spellStart"/>
-      <w:r>
-        <w:t>conditionValue</w:t>
-      </w:r>
-      <w:proofErr w:type="spellEnd"/>
-      <w:r>
-        <w:t>, env1) =</w:t>
-      </w:r>
-    </w:p>
-    <w:p>
-      <w:pPr>
-        <w:pStyle w:val="afff0"/>
-      </w:pPr>
-      <w:r>
-        <w:t xml:space="preserve">            eval env </w:t>
-      </w:r>
-      <w:proofErr w:type="spellStart"/>
-      <w:r>
-        <w:t>conditionExpr</w:t>
-      </w:r>
-      <w:proofErr w:type="spellEnd"/>
+        <w:t xml:space="preserve">        (conditionValue, env1) =</w:t>
+      </w:r>
+    </w:p>
+    <w:p>
+      <w:pPr>
+        <w:pStyle w:val="afff0"/>
+      </w:pPr>
+      <w:r>
+        <w:t xml:space="preserve">            eval env conditionExpr</w:t>
+      </w:r>
     </w:p>
     <w:p>
       <w:pPr>
@@ -5500,21 +5045,8 @@
         <w:pStyle w:val="afff0"/>
       </w:pPr>
       <w:r>
-        <w:t xml:space="preserve">        if </w:t>
-      </w:r>
-      <w:proofErr w:type="spellStart"/>
-      <w:r>
-        <w:t>isTrue</w:t>
-      </w:r>
-      <w:proofErr w:type="spellEnd"/>
-      <w:r>
-        <w:t xml:space="preserve"> </w:t>
-      </w:r>
-      <w:proofErr w:type="spellStart"/>
-      <w:r>
-        <w:t>conditionValue</w:t>
-      </w:r>
-      <w:proofErr w:type="spellEnd"/>
+        <w:t xml:space="preserve">        if isTrue conditionValue</w:t>
+      </w:r>
     </w:p>
     <w:p>
       <w:pPr>
@@ -5529,13 +5061,8 @@
         <w:pStyle w:val="afff0"/>
       </w:pPr>
       <w:r>
-        <w:t xml:space="preserve">                eval env1 </w:t>
-      </w:r>
-      <w:proofErr w:type="spellStart"/>
-      <w:r>
-        <w:t>thenExpr</w:t>
-      </w:r>
-      <w:proofErr w:type="spellEnd"/>
+        <w:t xml:space="preserve">                eval env1 thenExpr</w:t>
+      </w:r>
     </w:p>
     <w:p>
       <w:pPr>
@@ -5550,13 +5077,8 @@
         <w:pStyle w:val="afff0"/>
       </w:pPr>
       <w:r>
-        <w:t xml:space="preserve">                eval env1 </w:t>
-      </w:r>
-      <w:proofErr w:type="spellStart"/>
-      <w:r>
-        <w:t>elseExpr</w:t>
-      </w:r>
-      <w:proofErr w:type="spellEnd"/>
+        <w:t xml:space="preserve">                eval env1 elseExpr</w:t>
+      </w:r>
     </w:p>
     <w:p>
       <w:pPr>
@@ -5570,7 +5092,6 @@
       <w:r>
         <w:t xml:space="preserve">Для определения истинности используется функция </w:t>
       </w:r>
-      <w:proofErr w:type="spellStart"/>
       <w:r>
         <w:rPr>
           <w:rStyle w:val="HTML"/>
@@ -5582,11 +5103,9 @@
         </w:rPr>
         <w:t>isTrue</w:t>
       </w:r>
-      <w:proofErr w:type="spellEnd"/>
       <w:r>
         <w:t xml:space="preserve">. В соответствии с традицией </w:t>
       </w:r>
-      <w:proofErr w:type="spellStart"/>
       <w:r>
         <w:rPr>
           <w:i/>
@@ -5594,7 +5113,6 @@
         </w:rPr>
         <w:t>Lisp</w:t>
       </w:r>
-      <w:proofErr w:type="spellEnd"/>
       <w:r>
         <w:t xml:space="preserve">-подобных языков только значение </w:t>
       </w:r>
@@ -5623,7 +5141,6 @@
       <w:r>
         <w:t xml:space="preserve">Интерпретатор также поддерживает последовательное выполнение выражений с помощью формы </w:t>
       </w:r>
-      <w:proofErr w:type="spellStart"/>
       <w:r>
         <w:rPr>
           <w:rStyle w:val="HTML"/>
@@ -5635,7 +5152,6 @@
         </w:rPr>
         <w:t>begin</w:t>
       </w:r>
-      <w:proofErr w:type="spellEnd"/>
       <w:r>
         <w:t>. Она позволяет выполнить несколько выражений подряд, последовательно передавая обновлённое окружение от одного выражения к следующему. Результатом всего блока становится значение последнего выражения:</w:t>
       </w:r>
@@ -5652,36 +5168,21 @@
       <w:pPr>
         <w:pStyle w:val="afff0"/>
       </w:pPr>
-      <w:proofErr w:type="spellStart"/>
-      <w:proofErr w:type="gramStart"/>
-      <w:r>
-        <w:t>evalBegin</w:t>
-      </w:r>
-      <w:proofErr w:type="spellEnd"/>
-      <w:r>
-        <w:t xml:space="preserve"> :</w:t>
-      </w:r>
-      <w:proofErr w:type="gramEnd"/>
-      <w:r>
-        <w:t>: Env -&gt; [Expr] -&gt; (Value, Env)</w:t>
-      </w:r>
-    </w:p>
-    <w:p>
-      <w:pPr>
-        <w:pStyle w:val="afff0"/>
-      </w:pPr>
-    </w:p>
-    <w:p>
-      <w:pPr>
-        <w:pStyle w:val="afff0"/>
-      </w:pPr>
-      <w:proofErr w:type="spellStart"/>
-      <w:r>
-        <w:t>evalBegin</w:t>
-      </w:r>
-      <w:proofErr w:type="spellEnd"/>
-      <w:r>
-        <w:t xml:space="preserve"> _ [] =</w:t>
+      <w:r>
+        <w:t>evalBegin :: Env -&gt; [Expr] -&gt; (Value, Env)</w:t>
+      </w:r>
+    </w:p>
+    <w:p>
+      <w:pPr>
+        <w:pStyle w:val="afff0"/>
+      </w:pPr>
+    </w:p>
+    <w:p>
+      <w:pPr>
+        <w:pStyle w:val="afff0"/>
+      </w:pPr>
+      <w:r>
+        <w:t>evalBegin _ [] =</w:t>
       </w:r>
     </w:p>
     <w:p>
@@ -5701,13 +5202,8 @@
       <w:pPr>
         <w:pStyle w:val="afff0"/>
       </w:pPr>
-      <w:proofErr w:type="spellStart"/>
-      <w:r>
-        <w:t>evalBegin</w:t>
-      </w:r>
-      <w:proofErr w:type="spellEnd"/>
-      <w:r>
-        <w:t xml:space="preserve"> env [expr] =</w:t>
+      <w:r>
+        <w:t>evalBegin env [expr] =</w:t>
       </w:r>
     </w:p>
     <w:p>
@@ -5727,23 +5223,8 @@
       <w:pPr>
         <w:pStyle w:val="afff0"/>
       </w:pPr>
-      <w:proofErr w:type="spellStart"/>
-      <w:r>
-        <w:t>evalBegin</w:t>
-      </w:r>
-      <w:proofErr w:type="spellEnd"/>
-      <w:r>
-        <w:t xml:space="preserve"> env (</w:t>
-      </w:r>
-      <w:proofErr w:type="spellStart"/>
-      <w:proofErr w:type="gramStart"/>
-      <w:r>
-        <w:t>expr:exprs</w:t>
-      </w:r>
-      <w:proofErr w:type="spellEnd"/>
-      <w:proofErr w:type="gramEnd"/>
-      <w:r>
-        <w:t>) =</w:t>
+      <w:r>
+        <w:t>evalBegin env (expr:exprs) =</w:t>
       </w:r>
     </w:p>
     <w:p>
@@ -5759,15 +5240,7 @@
         <w:pStyle w:val="afff0"/>
       </w:pPr>
       <w:r>
-        <w:t xml:space="preserve">        (_, </w:t>
-      </w:r>
-      <w:proofErr w:type="spellStart"/>
-      <w:r>
-        <w:t>newEnv</w:t>
-      </w:r>
-      <w:proofErr w:type="spellEnd"/>
-      <w:r>
-        <w:t>) =</w:t>
+        <w:t xml:space="preserve">        (_, newEnv) =</w:t>
       </w:r>
     </w:p>
     <w:p>
@@ -5791,29 +5264,8 @@
         <w:pStyle w:val="afff0"/>
       </w:pPr>
       <w:r>
-        <w:t xml:space="preserve">        </w:t>
-      </w:r>
-      <w:proofErr w:type="spellStart"/>
-      <w:r>
-        <w:t>evalBegin</w:t>
-      </w:r>
-      <w:proofErr w:type="spellEnd"/>
-      <w:r>
-        <w:t xml:space="preserve"> </w:t>
-      </w:r>
-      <w:proofErr w:type="spellStart"/>
-      <w:r>
-        <w:t>newEnv</w:t>
-      </w:r>
-      <w:proofErr w:type="spellEnd"/>
-      <w:r>
-        <w:t xml:space="preserve"> </w:t>
-      </w:r>
-      <w:proofErr w:type="spellStart"/>
-      <w:r>
-        <w:t>exprs</w:t>
-      </w:r>
-      <w:proofErr w:type="spellEnd"/>
+        <w:t xml:space="preserve">        evalBegin newEnv exprs</w:t>
+      </w:r>
     </w:p>
     <w:p>
       <w:pPr>
@@ -5827,7 +5279,6 @@
       <w:r>
         <w:t xml:space="preserve">Поддержка функций реализована через специальную форму </w:t>
       </w:r>
-      <w:proofErr w:type="spellStart"/>
       <w:r>
         <w:rPr>
           <w:rStyle w:val="HTML"/>
@@ -5839,11 +5290,9 @@
         </w:rPr>
         <w:t>lambda</w:t>
       </w:r>
-      <w:proofErr w:type="spellEnd"/>
       <w:r>
         <w:t xml:space="preserve"> и механизм замыканий. При встрече выражения </w:t>
       </w:r>
-      <w:proofErr w:type="spellStart"/>
       <w:r>
         <w:rPr>
           <w:rStyle w:val="HTML"/>
@@ -5855,11 +5304,9 @@
         </w:rPr>
         <w:t>lambda</w:t>
       </w:r>
-      <w:proofErr w:type="spellEnd"/>
       <w:r>
         <w:t xml:space="preserve"> интерпретатор не выполняет тело функции сразу. Вместо этого он создаёт значение типа </w:t>
       </w:r>
-      <w:proofErr w:type="spellStart"/>
       <w:r>
         <w:rPr>
           <w:rStyle w:val="HTML"/>
@@ -5871,7 +5318,6 @@
         </w:rPr>
         <w:t>Closure</w:t>
       </w:r>
-      <w:proofErr w:type="spellEnd"/>
       <w:r>
         <w:t>, в котором сохраняются список параметров, тело функции и окружение, существовавшее в момент создания функции:</w:t>
       </w:r>
@@ -5954,31 +5400,15 @@
         <w:pStyle w:val="afff0"/>
       </w:pPr>
       <w:r>
-        <w:t xml:space="preserve">        </w:t>
-      </w:r>
-      <w:proofErr w:type="spellStart"/>
-      <w:r>
-        <w:t>paramNames</w:t>
-      </w:r>
-      <w:proofErr w:type="spellEnd"/>
-      <w:r>
-        <w:t xml:space="preserve"> =</w:t>
-      </w:r>
-    </w:p>
-    <w:p>
-      <w:pPr>
-        <w:pStyle w:val="afff0"/>
-      </w:pPr>
-      <w:r>
-        <w:t xml:space="preserve">            map </w:t>
-      </w:r>
-      <w:proofErr w:type="spellStart"/>
-      <w:r>
-        <w:t>extractParam</w:t>
-      </w:r>
-      <w:proofErr w:type="spellEnd"/>
-      <w:r>
-        <w:t xml:space="preserve"> params</w:t>
+        <w:t xml:space="preserve">        paramNames =</w:t>
+      </w:r>
+    </w:p>
+    <w:p>
+      <w:pPr>
+        <w:pStyle w:val="afff0"/>
+      </w:pPr>
+      <w:r>
+        <w:t xml:space="preserve">            map extractParam params</w:t>
       </w:r>
     </w:p>
     <w:p>
@@ -5994,15 +5424,7 @@
         <w:pStyle w:val="afff0"/>
       </w:pPr>
       <w:r>
-        <w:t xml:space="preserve">        (Closure </w:t>
-      </w:r>
-      <w:proofErr w:type="spellStart"/>
-      <w:r>
-        <w:t>paramNames</w:t>
-      </w:r>
-      <w:proofErr w:type="spellEnd"/>
-      <w:r>
-        <w:t xml:space="preserve"> body env, env)</w:t>
+        <w:t xml:space="preserve">        (Closure paramNames body env, env)</w:t>
       </w:r>
     </w:p>
     <w:p>
@@ -6025,7 +5447,6 @@
       <w:r>
         <w:t xml:space="preserve">Применение функций реализовано в функции </w:t>
       </w:r>
-      <w:proofErr w:type="spellStart"/>
       <w:r>
         <w:rPr>
           <w:rStyle w:val="HTML"/>
@@ -6037,7 +5458,6 @@
         </w:rPr>
         <w:t>apply</w:t>
       </w:r>
-      <w:proofErr w:type="spellEnd"/>
       <w:r>
         <w:t>. Если значение является примитивной функцией, она вызывается непосредственно. Если значение является замыканием, интерпретатор связывает параметры с аргументами и вычисляет тело функции:</w:t>
       </w:r>
@@ -6054,196 +5474,262 @@
       <w:pPr>
         <w:pStyle w:val="afff0"/>
       </w:pPr>
-      <w:proofErr w:type="gramStart"/>
-      <w:r>
-        <w:t>apply :</w:t>
-      </w:r>
-      <w:proofErr w:type="gramEnd"/>
-      <w:r>
-        <w:t>: Env -&gt; Value -&gt; [Value] -&gt; (Value, Env)</w:t>
-      </w:r>
-    </w:p>
-    <w:p>
-      <w:pPr>
-        <w:pStyle w:val="afff0"/>
-      </w:pPr>
-    </w:p>
-    <w:p>
-      <w:pPr>
-        <w:pStyle w:val="afff0"/>
-      </w:pPr>
-      <w:r>
-        <w:t>apply env (</w:t>
-      </w:r>
-      <w:proofErr w:type="spellStart"/>
-      <w:r>
-        <w:t>PrimitiveFunc</w:t>
-      </w:r>
-      <w:proofErr w:type="spellEnd"/>
-      <w:r>
+      <w:r>
+        <w:t>apply :: Env -&gt; Value -&gt; [Value] -&gt; (Value, Env)</w:t>
+      </w:r>
+    </w:p>
+    <w:p>
+      <w:pPr>
+        <w:pStyle w:val="afff0"/>
+      </w:pPr>
+    </w:p>
+    <w:p>
+      <w:pPr>
+        <w:pStyle w:val="afff0"/>
+      </w:pPr>
+      <w:r>
+        <w:t>apply env (PrimitiveFunc fn) args =</w:t>
+      </w:r>
+    </w:p>
+    <w:p>
+      <w:pPr>
+        <w:pStyle w:val="afff0"/>
+      </w:pPr>
+      <w:r>
+        <w:t xml:space="preserve">    (fn args, env)</w:t>
+      </w:r>
+    </w:p>
+    <w:p>
+      <w:pPr>
+        <w:pStyle w:val="afff0"/>
+      </w:pPr>
+    </w:p>
+    <w:p>
+      <w:pPr>
+        <w:pStyle w:val="afff0"/>
+      </w:pPr>
+      <w:r>
+        <w:t>apply _ (Closure params body closureEnv) args =</w:t>
+      </w:r>
+    </w:p>
+    <w:p>
+      <w:pPr>
+        <w:pStyle w:val="afff0"/>
+      </w:pPr>
+      <w:r>
+        <w:t xml:space="preserve">    let</w:t>
+      </w:r>
+    </w:p>
+    <w:p>
+      <w:pPr>
+        <w:pStyle w:val="afff0"/>
+      </w:pPr>
+      <w:r>
+        <w:t xml:space="preserve">        newEnv =</w:t>
+      </w:r>
+    </w:p>
+    <w:p>
+      <w:pPr>
+        <w:pStyle w:val="afff0"/>
+      </w:pPr>
+      <w:r>
+        <w:t xml:space="preserve">            bindParams params args closureEnv</w:t>
+      </w:r>
+    </w:p>
+    <w:p>
+      <w:pPr>
+        <w:pStyle w:val="afff0"/>
+      </w:pPr>
+      <w:r>
+        <w:t xml:space="preserve">    in</w:t>
+      </w:r>
+    </w:p>
+    <w:p>
+      <w:pPr>
+        <w:pStyle w:val="afff0"/>
+      </w:pPr>
+      <w:r>
+        <w:t xml:space="preserve">        eval newEnv body</w:t>
+      </w:r>
+    </w:p>
+    <w:p>
+      <w:pPr>
+        <w:pStyle w:val="afff0"/>
+      </w:pPr>
+    </w:p>
+    <w:p>
+      <w:pPr>
+        <w:pStyle w:val="afff0"/>
+      </w:pPr>
+      <w:r>
+        <w:t>apply _ _ _ =</w:t>
+      </w:r>
+    </w:p>
+    <w:p>
+      <w:pPr>
+        <w:pStyle w:val="afff0"/>
+        <w:rPr>
+          <w:lang w:val="ru-RU"/>
+        </w:rPr>
+      </w:pPr>
+      <w:r>
+        <w:t xml:space="preserve">    </w:t>
+      </w:r>
+      <w:r>
+        <w:t>error</w:t>
+      </w:r>
+      <w:r>
+        <w:rPr>
+          <w:lang w:val="ru-RU"/>
+        </w:rPr>
+        <w:t xml:space="preserve"> "</w:t>
+      </w:r>
+      <w:r>
+        <w:t>Expected</w:t>
+      </w:r>
+      <w:r>
+        <w:rPr>
+          <w:lang w:val="ru-RU"/>
+        </w:rPr>
         <w:t xml:space="preserve"> </w:t>
       </w:r>
-      <w:proofErr w:type="spellStart"/>
+      <w:r>
+        <w:t>function</w:t>
+      </w:r>
+      <w:r>
+        <w:rPr>
+          <w:lang w:val="ru-RU"/>
+        </w:rPr>
+        <w:t>"</w:t>
+      </w:r>
+    </w:p>
+    <w:p>
+      <w:pPr>
+        <w:pStyle w:val="afff0"/>
+        <w:rPr>
+          <w:lang w:val="ru-RU"/>
+        </w:rPr>
+      </w:pPr>
+    </w:p>
+    <w:p>
+      <w:pPr>
+        <w:pStyle w:val="aff8"/>
+      </w:pPr>
+      <w:r>
+        <w:t xml:space="preserve">Обычные вызовы функций обрабатываются как списки, где первый элемент представляет функцию, а остальные элементы </w:t>
+      </w:r>
+      <w:r>
+        <w:t>-</w:t>
+      </w:r>
+      <w:r>
+        <w:t xml:space="preserve"> её аргументы. Интерпретатор сначала вычисляет функцию, затем вычисляет аргументы, после чего применяет полученное функциональное значение к списку аргументов:</w:t>
+      </w:r>
+    </w:p>
+    <w:p>
+      <w:pPr>
+        <w:pStyle w:val="afff0"/>
+        <w:rPr>
+          <w:lang w:val="ru-RU"/>
+        </w:rPr>
+      </w:pPr>
+    </w:p>
+    <w:p>
+      <w:pPr>
+        <w:pStyle w:val="afff0"/>
+      </w:pPr>
+      <w:r>
+        <w:t>eval env (List (fnExpr : argExprs)) =</w:t>
+      </w:r>
+    </w:p>
+    <w:p>
+      <w:pPr>
+        <w:pStyle w:val="afff0"/>
+      </w:pPr>
+      <w:r>
+        <w:t xml:space="preserve">    let</w:t>
+      </w:r>
+    </w:p>
+    <w:p>
+      <w:pPr>
+        <w:pStyle w:val="afff0"/>
+      </w:pPr>
+      <w:r>
+        <w:t xml:space="preserve">        (fn, _) =</w:t>
+      </w:r>
+    </w:p>
+    <w:p>
+      <w:pPr>
+        <w:pStyle w:val="afff0"/>
+      </w:pPr>
+      <w:r>
+        <w:lastRenderedPageBreak/>
+        <w:t xml:space="preserve">            eval env fnExpr</w:t>
+      </w:r>
+    </w:p>
+    <w:p>
+      <w:pPr>
+        <w:pStyle w:val="afff0"/>
+      </w:pPr>
+      <w:r>
+        <w:t xml:space="preserve">        args =</w:t>
+      </w:r>
+    </w:p>
+    <w:p>
+      <w:pPr>
+        <w:pStyle w:val="afff0"/>
+      </w:pPr>
+      <w:r>
+        <w:t xml:space="preserve">            map (fst . eval env) argExprs</w:t>
+      </w:r>
+    </w:p>
+    <w:p>
+      <w:pPr>
+        <w:pStyle w:val="afff0"/>
+      </w:pPr>
+      <w:r>
+        <w:t xml:space="preserve">    in</w:t>
+      </w:r>
+    </w:p>
+    <w:p>
+      <w:pPr>
+        <w:pStyle w:val="afff0"/>
+        <w:rPr>
+          <w:lang w:val="ru-RU"/>
+        </w:rPr>
+      </w:pPr>
+      <w:r>
+        <w:t xml:space="preserve">        </w:t>
+      </w:r>
+      <w:r>
+        <w:t>apply</w:t>
+      </w:r>
+      <w:r>
+        <w:rPr>
+          <w:lang w:val="ru-RU"/>
+        </w:rPr>
+        <w:t xml:space="preserve"> </w:t>
+      </w:r>
+      <w:r>
+        <w:t>env</w:t>
+      </w:r>
+      <w:r>
+        <w:rPr>
+          <w:lang w:val="ru-RU"/>
+        </w:rPr>
+        <w:t xml:space="preserve"> </w:t>
+      </w:r>
       <w:r>
         <w:t>fn</w:t>
       </w:r>
-      <w:proofErr w:type="spellEnd"/>
-      <w:r>
-        <w:t xml:space="preserve">) </w:t>
-      </w:r>
-      <w:proofErr w:type="spellStart"/>
+      <w:r>
+        <w:rPr>
+          <w:lang w:val="ru-RU"/>
+        </w:rPr>
+        <w:t xml:space="preserve"> </w:t>
+      </w:r>
       <w:r>
         <w:t>args</w:t>
       </w:r>
-      <w:proofErr w:type="spellEnd"/>
-      <w:r>
-        <w:t xml:space="preserve"> =</w:t>
-      </w:r>
-    </w:p>
-    <w:p>
-      <w:pPr>
-        <w:pStyle w:val="afff0"/>
-      </w:pPr>
-      <w:r>
-        <w:t xml:space="preserve">    (</w:t>
-      </w:r>
-      <w:proofErr w:type="spellStart"/>
-      <w:proofErr w:type="gramStart"/>
-      <w:r>
-        <w:t>fn</w:t>
-      </w:r>
-      <w:proofErr w:type="spellEnd"/>
-      <w:proofErr w:type="gramEnd"/>
-      <w:r>
-        <w:t xml:space="preserve"> </w:t>
-      </w:r>
-      <w:proofErr w:type="spellStart"/>
-      <w:r>
-        <w:t>args</w:t>
-      </w:r>
-      <w:proofErr w:type="spellEnd"/>
-      <w:r>
-        <w:t>, env)</w:t>
-      </w:r>
-    </w:p>
-    <w:p>
-      <w:pPr>
-        <w:pStyle w:val="afff0"/>
-      </w:pPr>
-    </w:p>
-    <w:p>
-      <w:pPr>
-        <w:pStyle w:val="afff0"/>
-      </w:pPr>
-      <w:r>
-        <w:t xml:space="preserve">apply _ (Closure params body </w:t>
-      </w:r>
-      <w:proofErr w:type="spellStart"/>
-      <w:r>
-        <w:t>closureEnv</w:t>
-      </w:r>
-      <w:proofErr w:type="spellEnd"/>
-      <w:r>
-        <w:t xml:space="preserve">) </w:t>
-      </w:r>
-      <w:proofErr w:type="spellStart"/>
-      <w:r>
-        <w:t>args</w:t>
-      </w:r>
-      <w:proofErr w:type="spellEnd"/>
-      <w:r>
-        <w:t xml:space="preserve"> =</w:t>
-      </w:r>
-    </w:p>
-    <w:p>
-      <w:pPr>
-        <w:pStyle w:val="afff0"/>
-      </w:pPr>
-      <w:r>
-        <w:t xml:space="preserve">    let</w:t>
-      </w:r>
-    </w:p>
-    <w:p>
-      <w:pPr>
-        <w:pStyle w:val="afff0"/>
-      </w:pPr>
-      <w:r>
-        <w:t xml:space="preserve">        </w:t>
-      </w:r>
-      <w:proofErr w:type="spellStart"/>
-      <w:r>
-        <w:t>newEnv</w:t>
-      </w:r>
-      <w:proofErr w:type="spellEnd"/>
-      <w:r>
-        <w:t xml:space="preserve"> =</w:t>
-      </w:r>
-    </w:p>
-    <w:p>
-      <w:pPr>
-        <w:pStyle w:val="afff0"/>
-      </w:pPr>
-      <w:r>
-        <w:t xml:space="preserve">            </w:t>
-      </w:r>
-      <w:proofErr w:type="spellStart"/>
-      <w:r>
-        <w:t>bindParams</w:t>
-      </w:r>
-      <w:proofErr w:type="spellEnd"/>
-      <w:r>
-        <w:t xml:space="preserve"> params </w:t>
-      </w:r>
-      <w:proofErr w:type="spellStart"/>
-      <w:r>
-        <w:t>args</w:t>
-      </w:r>
-      <w:proofErr w:type="spellEnd"/>
-      <w:r>
-        <w:t xml:space="preserve"> </w:t>
-      </w:r>
-      <w:proofErr w:type="spellStart"/>
-      <w:r>
-        <w:t>closureEnv</w:t>
-      </w:r>
-      <w:proofErr w:type="spellEnd"/>
-    </w:p>
-    <w:p>
-      <w:pPr>
-        <w:pStyle w:val="afff0"/>
-      </w:pPr>
-      <w:r>
-        <w:t xml:space="preserve">    in</w:t>
-      </w:r>
-    </w:p>
-    <w:p>
-      <w:pPr>
-        <w:pStyle w:val="afff0"/>
-      </w:pPr>
-      <w:r>
-        <w:t xml:space="preserve">        eval </w:t>
-      </w:r>
-      <w:proofErr w:type="spellStart"/>
-      <w:r>
-        <w:t>newEnv</w:t>
-      </w:r>
-      <w:proofErr w:type="spellEnd"/>
-      <w:r>
-        <w:t xml:space="preserve"> body</w:t>
-      </w:r>
-    </w:p>
-    <w:p>
-      <w:pPr>
-        <w:pStyle w:val="afff0"/>
-      </w:pPr>
-    </w:p>
-    <w:p>
-      <w:pPr>
-        <w:pStyle w:val="afff0"/>
-      </w:pPr>
-      <w:r>
-        <w:t>apply _ _ _ =</w:t>
-      </w:r>
     </w:p>
     <w:p>
       <w:pPr>
@@ -6252,247 +5738,14 @@
           <w:lang w:val="ru-RU"/>
         </w:rPr>
       </w:pPr>
-      <w:r>
-        <w:t xml:space="preserve">    </w:t>
-      </w:r>
-      <w:r>
-        <w:t>error</w:t>
-      </w:r>
-      <w:r>
-        <w:rPr>
-          <w:lang w:val="ru-RU"/>
-        </w:rPr>
-        <w:t xml:space="preserve"> "</w:t>
-      </w:r>
-      <w:r>
-        <w:t>Expected</w:t>
-      </w:r>
-      <w:r>
-        <w:rPr>
-          <w:lang w:val="ru-RU"/>
-        </w:rPr>
-        <w:t xml:space="preserve"> </w:t>
-      </w:r>
-      <w:r>
-        <w:t>function</w:t>
-      </w:r>
-      <w:r>
-        <w:rPr>
-          <w:lang w:val="ru-RU"/>
-        </w:rPr>
-        <w:t>"</w:t>
-      </w:r>
-    </w:p>
-    <w:p>
-      <w:pPr>
-        <w:pStyle w:val="afff0"/>
-        <w:rPr>
-          <w:lang w:val="ru-RU"/>
-        </w:rPr>
-      </w:pPr>
     </w:p>
     <w:p>
       <w:pPr>
         <w:pStyle w:val="aff8"/>
       </w:pPr>
       <w:r>
-        <w:t xml:space="preserve">Обычные вызовы функций обрабатываются как списки, где первый элемент представляет функцию, а остальные элементы </w:t>
-      </w:r>
-      <w:r>
-        <w:t>-</w:t>
-      </w:r>
-      <w:r>
-        <w:t xml:space="preserve"> её аргументы. Интерпретатор сначала вычисляет функцию, затем вычисляет аргументы, после чего применяет полученное функциональное значение к списку аргументов:</w:t>
-      </w:r>
-    </w:p>
-    <w:p>
-      <w:pPr>
-        <w:pStyle w:val="afff0"/>
-        <w:rPr>
-          <w:lang w:val="ru-RU"/>
-        </w:rPr>
-      </w:pPr>
-    </w:p>
-    <w:p>
-      <w:pPr>
-        <w:pStyle w:val="afff0"/>
-      </w:pPr>
-      <w:r>
-        <w:t>eval env (List (</w:t>
-      </w:r>
-      <w:proofErr w:type="spellStart"/>
-      <w:proofErr w:type="gramStart"/>
-      <w:r>
-        <w:t>fnExpr</w:t>
-      </w:r>
-      <w:proofErr w:type="spellEnd"/>
-      <w:r>
-        <w:t xml:space="preserve"> :</w:t>
-      </w:r>
-      <w:proofErr w:type="gramEnd"/>
-      <w:r>
-        <w:t xml:space="preserve"> </w:t>
-      </w:r>
-      <w:proofErr w:type="spellStart"/>
-      <w:r>
-        <w:t>argExprs</w:t>
-      </w:r>
-      <w:proofErr w:type="spellEnd"/>
-      <w:r>
-        <w:t>)) =</w:t>
-      </w:r>
-    </w:p>
-    <w:p>
-      <w:pPr>
-        <w:pStyle w:val="afff0"/>
-      </w:pPr>
-      <w:r>
-        <w:t xml:space="preserve">    let</w:t>
-      </w:r>
-    </w:p>
-    <w:p>
-      <w:pPr>
-        <w:pStyle w:val="afff0"/>
-      </w:pPr>
-      <w:r>
-        <w:t xml:space="preserve">        (</w:t>
-      </w:r>
-      <w:proofErr w:type="spellStart"/>
-      <w:proofErr w:type="gramStart"/>
-      <w:r>
-        <w:t>fn</w:t>
-      </w:r>
-      <w:proofErr w:type="spellEnd"/>
-      <w:proofErr w:type="gramEnd"/>
-      <w:r>
-        <w:t>, _) =</w:t>
-      </w:r>
-    </w:p>
-    <w:p>
-      <w:pPr>
-        <w:pStyle w:val="afff0"/>
-      </w:pPr>
-      <w:r>
-        <w:lastRenderedPageBreak/>
-        <w:t xml:space="preserve">            eval env </w:t>
-      </w:r>
-      <w:proofErr w:type="spellStart"/>
-      <w:r>
-        <w:t>fnExpr</w:t>
-      </w:r>
-      <w:proofErr w:type="spellEnd"/>
-    </w:p>
-    <w:p>
-      <w:pPr>
-        <w:pStyle w:val="afff0"/>
-      </w:pPr>
-      <w:r>
-        <w:t xml:space="preserve">        </w:t>
-      </w:r>
-      <w:proofErr w:type="spellStart"/>
-      <w:r>
-        <w:t>args</w:t>
-      </w:r>
-      <w:proofErr w:type="spellEnd"/>
-      <w:r>
-        <w:t xml:space="preserve"> =</w:t>
-      </w:r>
-    </w:p>
-    <w:p>
-      <w:pPr>
-        <w:pStyle w:val="afff0"/>
-      </w:pPr>
-      <w:r>
-        <w:t xml:space="preserve">            map (</w:t>
-      </w:r>
-      <w:proofErr w:type="spellStart"/>
-      <w:proofErr w:type="gramStart"/>
-      <w:r>
-        <w:t>fst</w:t>
-      </w:r>
-      <w:proofErr w:type="spellEnd"/>
-      <w:r>
-        <w:t xml:space="preserve"> .</w:t>
-      </w:r>
-      <w:proofErr w:type="gramEnd"/>
-      <w:r>
-        <w:t xml:space="preserve"> eval env) </w:t>
-      </w:r>
-      <w:proofErr w:type="spellStart"/>
-      <w:r>
-        <w:t>argExprs</w:t>
-      </w:r>
-      <w:proofErr w:type="spellEnd"/>
-    </w:p>
-    <w:p>
-      <w:pPr>
-        <w:pStyle w:val="afff0"/>
-      </w:pPr>
-      <w:r>
-        <w:t xml:space="preserve">    in</w:t>
-      </w:r>
-    </w:p>
-    <w:p>
-      <w:pPr>
-        <w:pStyle w:val="afff0"/>
-        <w:rPr>
-          <w:lang w:val="ru-RU"/>
-        </w:rPr>
-      </w:pPr>
-      <w:r>
-        <w:t xml:space="preserve">        </w:t>
-      </w:r>
-      <w:r>
-        <w:t>apply</w:t>
-      </w:r>
-      <w:r>
-        <w:rPr>
-          <w:lang w:val="ru-RU"/>
-        </w:rPr>
-        <w:t xml:space="preserve"> </w:t>
-      </w:r>
-      <w:r>
-        <w:t>env</w:t>
-      </w:r>
-      <w:r>
-        <w:rPr>
-          <w:lang w:val="ru-RU"/>
-        </w:rPr>
-        <w:t xml:space="preserve"> </w:t>
-      </w:r>
-      <w:proofErr w:type="spellStart"/>
-      <w:r>
-        <w:t>fn</w:t>
-      </w:r>
-      <w:proofErr w:type="spellEnd"/>
-      <w:r>
-        <w:rPr>
-          <w:lang w:val="ru-RU"/>
-        </w:rPr>
-        <w:t xml:space="preserve"> </w:t>
-      </w:r>
-      <w:proofErr w:type="spellStart"/>
-      <w:r>
-        <w:t>args</w:t>
-      </w:r>
-      <w:proofErr w:type="spellEnd"/>
-    </w:p>
-    <w:p>
-      <w:pPr>
-        <w:pStyle w:val="afff0"/>
-        <w:rPr>
-          <w:lang w:val="ru-RU"/>
-        </w:rPr>
-      </w:pPr>
-    </w:p>
-    <w:p>
-      <w:pPr>
-        <w:pStyle w:val="aff8"/>
-      </w:pPr>
-      <w:r>
         <w:t xml:space="preserve">Помимо функций и переменных, детерминированный интерпретатор поддерживает работу с символьными данными. Для этого используется специальная форма </w:t>
       </w:r>
-      <w:proofErr w:type="spellStart"/>
       <w:r>
         <w:rPr>
           <w:rStyle w:val="HTML"/>
@@ -6504,7 +5757,6 @@
         </w:rPr>
         <w:t>quote</w:t>
       </w:r>
-      <w:proofErr w:type="spellEnd"/>
       <w:r>
         <w:t xml:space="preserve">, которая преобразует синтаксическое выражение в значение без его вычисления. Например, выражение </w:t>
       </w:r>
@@ -6534,7 +5786,6 @@
       <w:r>
         <w:t xml:space="preserve"> и два числа. Это важно для </w:t>
       </w:r>
-      <w:proofErr w:type="spellStart"/>
       <w:r>
         <w:rPr>
           <w:i/>
@@ -6542,7 +5793,6 @@
         </w:rPr>
         <w:t>Lisp</w:t>
       </w:r>
-      <w:proofErr w:type="spellEnd"/>
       <w:r>
         <w:t>-подобных языков, где код и данные имеют близкую структуру.</w:t>
       </w:r>
@@ -6554,7 +5804,6 @@
       <w:r>
         <w:t xml:space="preserve">Также реализованы логические формы </w:t>
       </w:r>
-      <w:proofErr w:type="spellStart"/>
       <w:r>
         <w:rPr>
           <w:rStyle w:val="HTML"/>
@@ -6566,11 +5815,9 @@
         </w:rPr>
         <w:t>and</w:t>
       </w:r>
-      <w:proofErr w:type="spellEnd"/>
       <w:r>
         <w:t xml:space="preserve"> и </w:t>
       </w:r>
-      <w:proofErr w:type="spellStart"/>
       <w:r>
         <w:rPr>
           <w:rStyle w:val="HTML"/>
@@ -6582,11 +5829,9 @@
         </w:rPr>
         <w:t>or</w:t>
       </w:r>
-      <w:proofErr w:type="spellEnd"/>
       <w:r>
         <w:t xml:space="preserve"> с коротким замыканием вычислений. Это означает, что интерпретатор не всегда вычисляет все аргументы. Например, для </w:t>
       </w:r>
-      <w:proofErr w:type="spellStart"/>
       <w:r>
         <w:rPr>
           <w:rStyle w:val="HTML"/>
@@ -6598,11 +5843,9 @@
         </w:rPr>
         <w:t>or</w:t>
       </w:r>
-      <w:proofErr w:type="spellEnd"/>
       <w:r>
         <w:t xml:space="preserve"> достаточно первого истинного значения, а для </w:t>
       </w:r>
-      <w:proofErr w:type="spellStart"/>
       <w:r>
         <w:rPr>
           <w:rStyle w:val="HTML"/>
@@ -6614,7 +5857,6 @@
         </w:rPr>
         <w:t>and</w:t>
       </w:r>
-      <w:proofErr w:type="spellEnd"/>
       <w:r>
         <w:t xml:space="preserve"> вычисление можно остановить при первом ложном значении. Такая обработка важна, поскольку логические формы могут содержать выражения с побочными изменениями окружения или потенциальными ошибками.</w:t>
       </w:r>
@@ -6626,7 +5868,6 @@
       <w:r>
         <w:t xml:space="preserve">В результате детерминированный интерпретатор поддерживает основные возможности </w:t>
       </w:r>
-      <w:proofErr w:type="spellStart"/>
       <w:r>
         <w:rPr>
           <w:i/>
@@ -6634,7 +5875,6 @@
         </w:rPr>
         <w:t>Lisp</w:t>
       </w:r>
-      <w:proofErr w:type="spellEnd"/>
       <w:r>
         <w:t>-подобного языка: вычисление чисел и логических значений, работу с переменными, условные выражения, последовательное выполнение, пользовательские функции, замыкания, примитивные функции, списки и символьные данные. Эта версия интерпретатора служит базой для дальнейшего расширения, поскольку недетерминированный вычислитель использует те же представления выражений, значений и окружений, но изменяет саму модель управления вычислением.</w:t>
       </w:r>
@@ -6662,11 +5902,11 @@
           <w:sz w:val="27"/>
         </w:rPr>
       </w:pPr>
-      <w:bookmarkStart w:id="23" w:name="_Toc230794614"/>
+      <w:bookmarkStart w:id="24" w:name="_Toc231579054"/>
       <w:r>
         <w:t>Реализация недетерминированного интерпретатора</w:t>
       </w:r>
-      <w:bookmarkEnd w:id="23"/>
+      <w:bookmarkEnd w:id="24"/>
     </w:p>
     <w:p>
       <w:pPr>
@@ -6715,41 +5955,58 @@
           <w:rStyle w:val="HTML"/>
           <w:rFonts w:eastAsiaTheme="majorEastAsia"/>
         </w:rPr>
-        <w:t xml:space="preserve">type </w:t>
-      </w:r>
-      <w:proofErr w:type="spellStart"/>
-      <w:r>
-        <w:rPr>
-          <w:rStyle w:val="HTML"/>
-          <w:rFonts w:eastAsiaTheme="majorEastAsia"/>
-        </w:rPr>
-        <w:t>SuccessCont</w:t>
-      </w:r>
-      <w:proofErr w:type="spellEnd"/>
-      <w:r>
-        <w:rPr>
-          <w:rStyle w:val="HTML"/>
-          <w:rFonts w:eastAsiaTheme="majorEastAsia"/>
-        </w:rPr>
-        <w:t xml:space="preserve"> =</w:t>
-      </w:r>
-    </w:p>
-    <w:p>
-      <w:pPr>
-        <w:pStyle w:val="afff0"/>
-        <w:rPr>
-          <w:rStyle w:val="HTML"/>
-          <w:rFonts w:eastAsiaTheme="majorEastAsia"/>
-        </w:rPr>
-      </w:pPr>
-      <w:r>
-        <w:rPr>
-          <w:rStyle w:val="HTML"/>
-          <w:rFonts w:eastAsiaTheme="majorEastAsia"/>
-        </w:rPr>
-        <w:t xml:space="preserve">    Value -&gt; Env -&gt; </w:t>
-      </w:r>
-      <w:proofErr w:type="spellStart"/>
+        <w:t>type SuccessCont =</w:t>
+      </w:r>
+    </w:p>
+    <w:p>
+      <w:pPr>
+        <w:pStyle w:val="afff0"/>
+        <w:rPr>
+          <w:rStyle w:val="HTML"/>
+          <w:rFonts w:eastAsiaTheme="majorEastAsia"/>
+        </w:rPr>
+      </w:pPr>
+      <w:r>
+        <w:rPr>
+          <w:rStyle w:val="HTML"/>
+          <w:rFonts w:eastAsiaTheme="majorEastAsia"/>
+        </w:rPr>
+        <w:t xml:space="preserve">    Value -&gt; Env -&gt; FailureCont -&gt; IO ()</w:t>
+      </w:r>
+    </w:p>
+    <w:p>
+      <w:pPr>
+        <w:pStyle w:val="afff0"/>
+        <w:rPr>
+          <w:rStyle w:val="HTML"/>
+          <w:rFonts w:eastAsiaTheme="majorEastAsia"/>
+        </w:rPr>
+      </w:pPr>
+    </w:p>
+    <w:p>
+      <w:pPr>
+        <w:pStyle w:val="afff0"/>
+        <w:rPr>
+          <w:rStyle w:val="HTML"/>
+          <w:rFonts w:eastAsiaTheme="majorEastAsia"/>
+          <w:lang w:val="ru-RU"/>
+        </w:rPr>
+      </w:pPr>
+      <w:r>
+        <w:rPr>
+          <w:rStyle w:val="HTML"/>
+          <w:rFonts w:eastAsiaTheme="majorEastAsia"/>
+        </w:rPr>
+        <w:t>type</w:t>
+      </w:r>
+      <w:r>
+        <w:rPr>
+          <w:rStyle w:val="HTML"/>
+          <w:rFonts w:eastAsiaTheme="majorEastAsia"/>
+          <w:lang w:val="ru-RU"/>
+        </w:rPr>
+        <w:t xml:space="preserve"> </w:t>
+      </w:r>
       <w:r>
         <w:rPr>
           <w:rStyle w:val="HTML"/>
@@ -6757,57 +6014,6 @@
         </w:rPr>
         <w:t>FailureCont</w:t>
       </w:r>
-      <w:proofErr w:type="spellEnd"/>
-      <w:r>
-        <w:rPr>
-          <w:rStyle w:val="HTML"/>
-          <w:rFonts w:eastAsiaTheme="majorEastAsia"/>
-        </w:rPr>
-        <w:t xml:space="preserve"> -&gt; IO ()</w:t>
-      </w:r>
-    </w:p>
-    <w:p>
-      <w:pPr>
-        <w:pStyle w:val="afff0"/>
-        <w:rPr>
-          <w:rStyle w:val="HTML"/>
-          <w:rFonts w:eastAsiaTheme="majorEastAsia"/>
-        </w:rPr>
-      </w:pPr>
-    </w:p>
-    <w:p>
-      <w:pPr>
-        <w:pStyle w:val="afff0"/>
-        <w:rPr>
-          <w:rStyle w:val="HTML"/>
-          <w:rFonts w:eastAsiaTheme="majorEastAsia"/>
-          <w:lang w:val="ru-RU"/>
-        </w:rPr>
-      </w:pPr>
-      <w:r>
-        <w:rPr>
-          <w:rStyle w:val="HTML"/>
-          <w:rFonts w:eastAsiaTheme="majorEastAsia"/>
-        </w:rPr>
-        <w:t>type</w:t>
-      </w:r>
-      <w:r>
-        <w:rPr>
-          <w:rStyle w:val="HTML"/>
-          <w:rFonts w:eastAsiaTheme="majorEastAsia"/>
-          <w:lang w:val="ru-RU"/>
-        </w:rPr>
-        <w:t xml:space="preserve"> </w:t>
-      </w:r>
-      <w:proofErr w:type="spellStart"/>
-      <w:r>
-        <w:rPr>
-          <w:rStyle w:val="HTML"/>
-          <w:rFonts w:eastAsiaTheme="majorEastAsia"/>
-        </w:rPr>
-        <w:t>FailureCont</w:t>
-      </w:r>
-      <w:proofErr w:type="spellEnd"/>
       <w:r>
         <w:rPr>
           <w:rStyle w:val="HTML"/>
@@ -6898,21 +6104,12 @@
           <w:rFonts w:eastAsiaTheme="majorEastAsia"/>
         </w:rPr>
       </w:pPr>
-      <w:proofErr w:type="gramStart"/>
-      <w:r>
-        <w:rPr>
-          <w:rStyle w:val="HTML"/>
-          <w:rFonts w:eastAsiaTheme="majorEastAsia"/>
-        </w:rPr>
-        <w:t>eval :</w:t>
-      </w:r>
-      <w:proofErr w:type="gramEnd"/>
-      <w:r>
-        <w:rPr>
-          <w:rStyle w:val="HTML"/>
-          <w:rFonts w:eastAsiaTheme="majorEastAsia"/>
-        </w:rPr>
-        <w:t>: Env</w:t>
+      <w:r>
+        <w:rPr>
+          <w:rStyle w:val="HTML"/>
+          <w:rFonts w:eastAsiaTheme="majorEastAsia"/>
+        </w:rPr>
+        <w:t>eval :: Env</w:t>
       </w:r>
     </w:p>
     <w:p>
@@ -6944,42 +6141,24 @@
           <w:rStyle w:val="HTML"/>
           <w:rFonts w:eastAsiaTheme="majorEastAsia"/>
         </w:rPr>
-        <w:t xml:space="preserve">    -&gt; </w:t>
-      </w:r>
-      <w:proofErr w:type="spellStart"/>
-      <w:r>
-        <w:rPr>
-          <w:rStyle w:val="HTML"/>
-          <w:rFonts w:eastAsiaTheme="majorEastAsia"/>
-        </w:rPr>
-        <w:t>SuccessCont</w:t>
-      </w:r>
-      <w:proofErr w:type="spellEnd"/>
-    </w:p>
-    <w:p>
-      <w:pPr>
-        <w:pStyle w:val="afff0"/>
-        <w:rPr>
-          <w:rStyle w:val="HTML"/>
-          <w:rFonts w:eastAsiaTheme="majorEastAsia"/>
-        </w:rPr>
-      </w:pPr>
-      <w:r>
-        <w:rPr>
-          <w:rStyle w:val="HTML"/>
-          <w:rFonts w:eastAsiaTheme="majorEastAsia"/>
-        </w:rPr>
-        <w:t xml:space="preserve">    -&gt; </w:t>
-      </w:r>
-      <w:proofErr w:type="spellStart"/>
-      <w:r>
-        <w:rPr>
-          <w:rStyle w:val="HTML"/>
-          <w:rFonts w:eastAsiaTheme="majorEastAsia"/>
-        </w:rPr>
-        <w:t>FailureCont</w:t>
-      </w:r>
-      <w:proofErr w:type="spellEnd"/>
+        <w:t xml:space="preserve">    -&gt; SuccessCont</w:t>
+      </w:r>
+    </w:p>
+    <w:p>
+      <w:pPr>
+        <w:pStyle w:val="afff0"/>
+        <w:rPr>
+          <w:rStyle w:val="HTML"/>
+          <w:rFonts w:eastAsiaTheme="majorEastAsia"/>
+        </w:rPr>
+      </w:pPr>
+      <w:r>
+        <w:rPr>
+          <w:rStyle w:val="HTML"/>
+          <w:rFonts w:eastAsiaTheme="majorEastAsia"/>
+        </w:rPr>
+        <w:t xml:space="preserve">    -&gt; FailureCont</w:t>
+      </w:r>
     </w:p>
     <w:p>
       <w:pPr>
@@ -7013,7 +6192,6 @@
       <w:r>
         <w:t xml:space="preserve">Если в детерминированном интерпретаторе функция </w:t>
       </w:r>
-      <w:proofErr w:type="spellStart"/>
       <w:r>
         <w:rPr>
           <w:rStyle w:val="HTML"/>
@@ -7025,11 +6203,9 @@
         </w:rPr>
         <w:t>eval</w:t>
       </w:r>
-      <w:proofErr w:type="spellEnd"/>
       <w:r>
         <w:t xml:space="preserve"> возвращала пару из значения и окружения, то в недетерминированном интерпретаторе она передаёт результат в продолжение успеха. Такой подход делает управление вычислением явным и позволяет сохранить способ перехода к следующей альтернативе. Это особенно важно для реализации конструкций </w:t>
       </w:r>
-      <w:proofErr w:type="spellStart"/>
       <w:r>
         <w:rPr>
           <w:rStyle w:val="HTML"/>
@@ -7041,11 +6217,9 @@
         </w:rPr>
         <w:t>amb</w:t>
       </w:r>
-      <w:proofErr w:type="spellEnd"/>
       <w:r>
         <w:t xml:space="preserve"> и </w:t>
       </w:r>
-      <w:proofErr w:type="spellStart"/>
       <w:r>
         <w:rPr>
           <w:rStyle w:val="HTML"/>
@@ -7057,7 +6231,6 @@
         </w:rPr>
         <w:t>require</w:t>
       </w:r>
-      <w:proofErr w:type="spellEnd"/>
       <w:r>
         <w:t>.</w:t>
       </w:r>
@@ -7109,23 +6282,7 @@
           <w:rStyle w:val="HTML"/>
           <w:rFonts w:eastAsiaTheme="majorEastAsia"/>
         </w:rPr>
-        <w:t xml:space="preserve">    success (</w:t>
-      </w:r>
-      <w:proofErr w:type="spellStart"/>
-      <w:r>
-        <w:rPr>
-          <w:rStyle w:val="HTML"/>
-          <w:rFonts w:eastAsiaTheme="majorEastAsia"/>
-        </w:rPr>
-        <w:t>NumberV</w:t>
-      </w:r>
-      <w:proofErr w:type="spellEnd"/>
-      <w:r>
-        <w:rPr>
-          <w:rStyle w:val="HTML"/>
-          <w:rFonts w:eastAsiaTheme="majorEastAsia"/>
-        </w:rPr>
-        <w:t xml:space="preserve"> n) env fail</w:t>
+        <w:t xml:space="preserve">    success (NumberV n) env fail</w:t>
       </w:r>
     </w:p>
     <w:p>
@@ -7184,7 +6341,6 @@
         </w:rPr>
         <w:t xml:space="preserve"> (</w:t>
       </w:r>
-      <w:proofErr w:type="spellStart"/>
       <w:r>
         <w:rPr>
           <w:rStyle w:val="HTML"/>
@@ -7192,7 +6348,6 @@
         </w:rPr>
         <w:t>BooleanV</w:t>
       </w:r>
-      <w:proofErr w:type="spellEnd"/>
       <w:r>
         <w:rPr>
           <w:rStyle w:val="HTML"/>
@@ -7388,23 +6543,7 @@
           <w:rStyle w:val="HTML"/>
           <w:rFonts w:eastAsiaTheme="majorEastAsia"/>
         </w:rPr>
-        <w:t xml:space="preserve">case </w:t>
-      </w:r>
-      <w:proofErr w:type="spellStart"/>
-      <w:r>
-        <w:rPr>
-          <w:rStyle w:val="HTML"/>
-          <w:rFonts w:eastAsiaTheme="majorEastAsia"/>
-        </w:rPr>
-        <w:t>lookupVar</w:t>
-      </w:r>
-      <w:proofErr w:type="spellEnd"/>
-      <w:r>
-        <w:rPr>
-          <w:rStyle w:val="HTML"/>
-          <w:rFonts w:eastAsiaTheme="majorEastAsia"/>
-        </w:rPr>
-        <w:t xml:space="preserve"> s env of</w:t>
+        <w:t>case lookupVar s env of</w:t>
       </w:r>
     </w:p>
     <w:p>
@@ -7558,7 +6697,6 @@
       <w:r>
         <w:t xml:space="preserve">Одной из ключевых конструкций недетерминированного интерпретатора является </w:t>
       </w:r>
-      <w:proofErr w:type="spellStart"/>
       <w:r>
         <w:rPr>
           <w:rStyle w:val="HTML"/>
@@ -7570,7 +6708,6 @@
         </w:rPr>
         <w:t>amb</w:t>
       </w:r>
-      <w:proofErr w:type="spellEnd"/>
       <w:r>
         <w:t>. Она создаёт точку выбора между несколькими альтернативами. Например, выражение:</w:t>
       </w:r>
@@ -7614,7 +6751,6 @@
       <w:r>
         <w:t xml:space="preserve">В коде вычисление альтернатив реализовано функцией </w:t>
       </w:r>
-      <w:proofErr w:type="spellStart"/>
       <w:r>
         <w:rPr>
           <w:rStyle w:val="HTML"/>
@@ -7626,7 +6762,6 @@
         </w:rPr>
         <w:t>evalAmb</w:t>
       </w:r>
-      <w:proofErr w:type="spellEnd"/>
       <w:r>
         <w:t>:</w:t>
       </w:r>
@@ -7649,30 +6784,12 @@
           <w:rFonts w:eastAsiaTheme="majorEastAsia"/>
         </w:rPr>
       </w:pPr>
-      <w:proofErr w:type="spellStart"/>
-      <w:proofErr w:type="gramStart"/>
-      <w:r>
-        <w:rPr>
-          <w:rStyle w:val="HTML"/>
-          <w:rFonts w:eastAsiaTheme="majorEastAsia"/>
-        </w:rPr>
-        <w:t>evalAmb</w:t>
-      </w:r>
-      <w:proofErr w:type="spellEnd"/>
-      <w:r>
-        <w:rPr>
-          <w:rStyle w:val="HTML"/>
-          <w:rFonts w:eastAsiaTheme="majorEastAsia"/>
-        </w:rPr>
-        <w:t xml:space="preserve"> :</w:t>
-      </w:r>
-      <w:proofErr w:type="gramEnd"/>
-      <w:r>
-        <w:rPr>
-          <w:rStyle w:val="HTML"/>
-          <w:rFonts w:eastAsiaTheme="majorEastAsia"/>
-        </w:rPr>
-        <w:t>: Env</w:t>
+      <w:r>
+        <w:rPr>
+          <w:rStyle w:val="HTML"/>
+          <w:rFonts w:eastAsiaTheme="majorEastAsia"/>
+        </w:rPr>
+        <w:t>evalAmb :: Env</w:t>
       </w:r>
     </w:p>
     <w:p>
@@ -7704,42 +6821,24 @@
           <w:rStyle w:val="HTML"/>
           <w:rFonts w:eastAsiaTheme="majorEastAsia"/>
         </w:rPr>
-        <w:t xml:space="preserve">    -&gt; </w:t>
-      </w:r>
-      <w:proofErr w:type="spellStart"/>
-      <w:r>
-        <w:rPr>
-          <w:rStyle w:val="HTML"/>
-          <w:rFonts w:eastAsiaTheme="majorEastAsia"/>
-        </w:rPr>
-        <w:t>SuccessCont</w:t>
-      </w:r>
-      <w:proofErr w:type="spellEnd"/>
-    </w:p>
-    <w:p>
-      <w:pPr>
-        <w:pStyle w:val="afff0"/>
-        <w:rPr>
-          <w:rStyle w:val="HTML"/>
-          <w:rFonts w:eastAsiaTheme="majorEastAsia"/>
-        </w:rPr>
-      </w:pPr>
-      <w:r>
-        <w:rPr>
-          <w:rStyle w:val="HTML"/>
-          <w:rFonts w:eastAsiaTheme="majorEastAsia"/>
-        </w:rPr>
-        <w:t xml:space="preserve">    -&gt; </w:t>
-      </w:r>
-      <w:proofErr w:type="spellStart"/>
-      <w:r>
-        <w:rPr>
-          <w:rStyle w:val="HTML"/>
-          <w:rFonts w:eastAsiaTheme="majorEastAsia"/>
-        </w:rPr>
-        <w:t>FailureCont</w:t>
-      </w:r>
-      <w:proofErr w:type="spellEnd"/>
+        <w:t xml:space="preserve">    -&gt; SuccessCont</w:t>
+      </w:r>
+    </w:p>
+    <w:p>
+      <w:pPr>
+        <w:pStyle w:val="afff0"/>
+        <w:rPr>
+          <w:rStyle w:val="HTML"/>
+          <w:rFonts w:eastAsiaTheme="majorEastAsia"/>
+        </w:rPr>
+      </w:pPr>
+      <w:r>
+        <w:rPr>
+          <w:rStyle w:val="HTML"/>
+          <w:rFonts w:eastAsiaTheme="majorEastAsia"/>
+        </w:rPr>
+        <w:t xml:space="preserve">    -&gt; FailureCont</w:t>
+      </w:r>
     </w:p>
     <w:p>
       <w:pPr>
@@ -7774,21 +6873,12 @@
           <w:rFonts w:eastAsiaTheme="majorEastAsia"/>
         </w:rPr>
       </w:pPr>
-      <w:proofErr w:type="spellStart"/>
-      <w:r>
-        <w:rPr>
-          <w:rStyle w:val="HTML"/>
-          <w:rFonts w:eastAsiaTheme="majorEastAsia"/>
-        </w:rPr>
-        <w:t>evalAmb</w:t>
-      </w:r>
-      <w:proofErr w:type="spellEnd"/>
-      <w:r>
-        <w:rPr>
-          <w:rStyle w:val="HTML"/>
-          <w:rFonts w:eastAsiaTheme="majorEastAsia"/>
-        </w:rPr>
-        <w:t xml:space="preserve"> _ [] _ fail =</w:t>
+      <w:r>
+        <w:rPr>
+          <w:rStyle w:val="HTML"/>
+          <w:rFonts w:eastAsiaTheme="majorEastAsia"/>
+        </w:rPr>
+        <w:t>evalAmb _ [] _ fail =</w:t>
       </w:r>
     </w:p>
     <w:p>
@@ -7824,39 +6914,12 @@
           <w:rFonts w:eastAsiaTheme="majorEastAsia"/>
         </w:rPr>
       </w:pPr>
-      <w:proofErr w:type="spellStart"/>
-      <w:r>
-        <w:rPr>
-          <w:rStyle w:val="HTML"/>
-          <w:rFonts w:eastAsiaTheme="majorEastAsia"/>
-        </w:rPr>
-        <w:t>evalAmb</w:t>
-      </w:r>
-      <w:proofErr w:type="spellEnd"/>
-      <w:r>
-        <w:rPr>
-          <w:rStyle w:val="HTML"/>
-          <w:rFonts w:eastAsiaTheme="majorEastAsia"/>
-        </w:rPr>
-        <w:t xml:space="preserve"> env (</w:t>
-      </w:r>
-      <w:proofErr w:type="spellStart"/>
-      <w:proofErr w:type="gramStart"/>
-      <w:r>
-        <w:rPr>
-          <w:rStyle w:val="HTML"/>
-          <w:rFonts w:eastAsiaTheme="majorEastAsia"/>
-        </w:rPr>
-        <w:t>choice:choices</w:t>
-      </w:r>
-      <w:proofErr w:type="spellEnd"/>
-      <w:proofErr w:type="gramEnd"/>
-      <w:r>
-        <w:rPr>
-          <w:rStyle w:val="HTML"/>
-          <w:rFonts w:eastAsiaTheme="majorEastAsia"/>
-        </w:rPr>
-        <w:t>) success fail =</w:t>
+      <w:r>
+        <w:rPr>
+          <w:rStyle w:val="HTML"/>
+          <w:rFonts w:eastAsiaTheme="majorEastAsia"/>
+        </w:rPr>
+        <w:t>evalAmb env (choice:choices) success fail =</w:t>
       </w:r>
     </w:p>
     <w:p>
@@ -7904,23 +6967,7 @@
           <w:rStyle w:val="HTML"/>
           <w:rFonts w:eastAsiaTheme="majorEastAsia"/>
         </w:rPr>
-        <w:t xml:space="preserve">        (</w:t>
-      </w:r>
-      <w:proofErr w:type="spellStart"/>
-      <w:r>
-        <w:rPr>
-          <w:rStyle w:val="HTML"/>
-          <w:rFonts w:eastAsiaTheme="majorEastAsia"/>
-        </w:rPr>
-        <w:t>evalAmb</w:t>
-      </w:r>
-      <w:proofErr w:type="spellEnd"/>
-      <w:r>
-        <w:rPr>
-          <w:rStyle w:val="HTML"/>
-          <w:rFonts w:eastAsiaTheme="majorEastAsia"/>
-        </w:rPr>
-        <w:t xml:space="preserve"> env choices success fail)</w:t>
+        <w:t xml:space="preserve">        (evalAmb env choices success fail)</w:t>
       </w:r>
     </w:p>
     <w:p>
@@ -7957,7 +7004,6 @@
       <w:r>
         <w:t xml:space="preserve"> </w:t>
       </w:r>
-      <w:proofErr w:type="spellStart"/>
       <w:r>
         <w:rPr>
           <w:rStyle w:val="HTML"/>
@@ -7969,7 +7015,6 @@
         </w:rPr>
         <w:t>require</w:t>
       </w:r>
-      <w:proofErr w:type="spellEnd"/>
       <w:r>
         <w:t>. Она используется для задания ограничений, которым должна удовлетворять текущая ветвь вычисления. Если условие истинно, вычисление продолжается. Если условие ложно, текущая ветвь отбрасывается, и вызывается продолжение неуспеха:</w:t>
       </w:r>
@@ -8147,23 +7192,7 @@
           <w:rStyle w:val="HTML"/>
           <w:rFonts w:eastAsiaTheme="majorEastAsia"/>
         </w:rPr>
-        <w:t xml:space="preserve">            if </w:t>
-      </w:r>
-      <w:proofErr w:type="spellStart"/>
-      <w:r>
-        <w:rPr>
-          <w:rStyle w:val="HTML"/>
-          <w:rFonts w:eastAsiaTheme="majorEastAsia"/>
-        </w:rPr>
-        <w:t>isTrue</w:t>
-      </w:r>
-      <w:proofErr w:type="spellEnd"/>
-      <w:r>
-        <w:rPr>
-          <w:rStyle w:val="HTML"/>
-          <w:rFonts w:eastAsiaTheme="majorEastAsia"/>
-        </w:rPr>
-        <w:t xml:space="preserve"> value</w:t>
+        <w:t xml:space="preserve">            if isTrue value</w:t>
       </w:r>
     </w:p>
     <w:p>
@@ -8195,23 +7224,7 @@
           <w:rStyle w:val="HTML"/>
           <w:rFonts w:eastAsiaTheme="majorEastAsia"/>
         </w:rPr>
-        <w:t xml:space="preserve">                    success (</w:t>
-      </w:r>
-      <w:proofErr w:type="spellStart"/>
-      <w:r>
-        <w:rPr>
-          <w:rStyle w:val="HTML"/>
-          <w:rFonts w:eastAsiaTheme="majorEastAsia"/>
-        </w:rPr>
-        <w:t>BooleanV</w:t>
-      </w:r>
-      <w:proofErr w:type="spellEnd"/>
-      <w:r>
-        <w:rPr>
-          <w:rStyle w:val="HTML"/>
-          <w:rFonts w:eastAsiaTheme="majorEastAsia"/>
-        </w:rPr>
-        <w:t xml:space="preserve"> True) env1 fail1</w:t>
+        <w:t xml:space="preserve">                    success (BooleanV True) env1 fail1</w:t>
       </w:r>
     </w:p>
     <w:p>
@@ -8303,7 +7316,6 @@
       <w:r>
         <w:t xml:space="preserve">Именно сочетание </w:t>
       </w:r>
-      <w:proofErr w:type="spellStart"/>
       <w:r>
         <w:rPr>
           <w:rStyle w:val="HTML"/>
@@ -8315,11 +7327,9 @@
         </w:rPr>
         <w:t>amb</w:t>
       </w:r>
-      <w:proofErr w:type="spellEnd"/>
       <w:r>
         <w:t xml:space="preserve"> и </w:t>
       </w:r>
-      <w:proofErr w:type="spellStart"/>
       <w:r>
         <w:rPr>
           <w:rStyle w:val="HTML"/>
@@ -8331,11 +7341,9 @@
         </w:rPr>
         <w:t>require</w:t>
       </w:r>
-      <w:proofErr w:type="spellEnd"/>
       <w:r>
         <w:t xml:space="preserve"> позволяет описывать задачи поиска решений в декларативной форме. Конструкция </w:t>
       </w:r>
-      <w:proofErr w:type="spellStart"/>
       <w:r>
         <w:rPr>
           <w:rStyle w:val="HTML"/>
@@ -8347,11 +7355,9 @@
         </w:rPr>
         <w:t>amb</w:t>
       </w:r>
-      <w:proofErr w:type="spellEnd"/>
       <w:r>
         <w:t xml:space="preserve"> задаёт пространство возможных значений, а </w:t>
       </w:r>
-      <w:proofErr w:type="spellStart"/>
       <w:r>
         <w:rPr>
           <w:rStyle w:val="HTML"/>
@@ -8363,7 +7369,6 @@
         </w:rPr>
         <w:t>require</w:t>
       </w:r>
-      <w:proofErr w:type="spellEnd"/>
       <w:r>
         <w:t xml:space="preserve"> отсекает те ветви, которые не удовлетворяют условиям задачи. При этом программисту не нужно вручную реализовывать вложенные циклы перебора и возврат к предыдущим вариантам: этот механизм находится внутри интерпретатора.</w:t>
       </w:r>
@@ -8555,49 +7560,24 @@
           <w:rStyle w:val="HTML"/>
           <w:rFonts w:eastAsiaTheme="majorEastAsia"/>
         </w:rPr>
-        <w:t xml:space="preserve">            </w:t>
-      </w:r>
-      <w:proofErr w:type="spellStart"/>
-      <w:r>
-        <w:rPr>
-          <w:rStyle w:val="HTML"/>
-          <w:rFonts w:eastAsiaTheme="majorEastAsia"/>
-        </w:rPr>
-        <w:t>trueBranch</w:t>
-      </w:r>
-      <w:proofErr w:type="spellEnd"/>
-      <w:r>
-        <w:rPr>
-          <w:rStyle w:val="HTML"/>
-          <w:rFonts w:eastAsiaTheme="majorEastAsia"/>
-        </w:rPr>
-        <w:t>,</w:t>
-      </w:r>
-    </w:p>
-    <w:p>
-      <w:pPr>
-        <w:pStyle w:val="afff0"/>
-        <w:rPr>
-          <w:rStyle w:val="HTML"/>
-          <w:rFonts w:eastAsiaTheme="majorEastAsia"/>
-        </w:rPr>
-      </w:pPr>
-      <w:r>
-        <w:rPr>
-          <w:rStyle w:val="HTML"/>
-          <w:rFonts w:eastAsiaTheme="majorEastAsia"/>
-        </w:rPr>
-        <w:t xml:space="preserve">            </w:t>
-      </w:r>
-      <w:proofErr w:type="spellStart"/>
-      <w:r>
-        <w:rPr>
-          <w:rStyle w:val="HTML"/>
-          <w:rFonts w:eastAsiaTheme="majorEastAsia"/>
-        </w:rPr>
-        <w:t>falseBranch</w:t>
-      </w:r>
-      <w:proofErr w:type="spellEnd"/>
+        <w:t xml:space="preserve">            trueBranch,</w:t>
+      </w:r>
+    </w:p>
+    <w:p>
+      <w:pPr>
+        <w:pStyle w:val="afff0"/>
+        <w:rPr>
+          <w:rStyle w:val="HTML"/>
+          <w:rFonts w:eastAsiaTheme="majorEastAsia"/>
+        </w:rPr>
+      </w:pPr>
+      <w:r>
+        <w:rPr>
+          <w:rStyle w:val="HTML"/>
+          <w:rFonts w:eastAsiaTheme="majorEastAsia"/>
+        </w:rPr>
+        <w:t xml:space="preserve">            falseBranch</w:t>
+      </w:r>
     </w:p>
     <w:p>
       <w:pPr>
@@ -8676,65 +7656,24 @@
           <w:rStyle w:val="HTML"/>
           <w:rFonts w:eastAsiaTheme="majorEastAsia"/>
         </w:rPr>
-        <w:t xml:space="preserve">        (\</w:t>
-      </w:r>
-      <w:proofErr w:type="spellStart"/>
-      <w:r>
-        <w:rPr>
-          <w:rStyle w:val="HTML"/>
-          <w:rFonts w:eastAsiaTheme="majorEastAsia"/>
-        </w:rPr>
-        <w:t>conditionValue</w:t>
-      </w:r>
-      <w:proofErr w:type="spellEnd"/>
-      <w:r>
-        <w:rPr>
-          <w:rStyle w:val="HTML"/>
-          <w:rFonts w:eastAsiaTheme="majorEastAsia"/>
-        </w:rPr>
-        <w:t xml:space="preserve"> env1 fail1 -&gt;</w:t>
-      </w:r>
-    </w:p>
-    <w:p>
-      <w:pPr>
-        <w:pStyle w:val="afff0"/>
-        <w:rPr>
-          <w:rStyle w:val="HTML"/>
-          <w:rFonts w:eastAsiaTheme="majorEastAsia"/>
-        </w:rPr>
-      </w:pPr>
-      <w:r>
-        <w:rPr>
-          <w:rStyle w:val="HTML"/>
-          <w:rFonts w:eastAsiaTheme="majorEastAsia"/>
-        </w:rPr>
-        <w:t xml:space="preserve">            if </w:t>
-      </w:r>
-      <w:proofErr w:type="spellStart"/>
-      <w:r>
-        <w:rPr>
-          <w:rStyle w:val="HTML"/>
-          <w:rFonts w:eastAsiaTheme="majorEastAsia"/>
-        </w:rPr>
-        <w:t>isTrue</w:t>
-      </w:r>
-      <w:proofErr w:type="spellEnd"/>
-      <w:r>
-        <w:rPr>
-          <w:rStyle w:val="HTML"/>
-          <w:rFonts w:eastAsiaTheme="majorEastAsia"/>
-        </w:rPr>
-        <w:t xml:space="preserve"> </w:t>
-      </w:r>
-      <w:proofErr w:type="spellStart"/>
-      <w:r>
-        <w:rPr>
-          <w:rStyle w:val="HTML"/>
-          <w:rFonts w:eastAsiaTheme="majorEastAsia"/>
-        </w:rPr>
-        <w:t>conditionValue</w:t>
-      </w:r>
-      <w:proofErr w:type="spellEnd"/>
+        <w:t xml:space="preserve">        (\conditionValue env1 fail1 -&gt;</w:t>
+      </w:r>
+    </w:p>
+    <w:p>
+      <w:pPr>
+        <w:pStyle w:val="afff0"/>
+        <w:rPr>
+          <w:rStyle w:val="HTML"/>
+          <w:rFonts w:eastAsiaTheme="majorEastAsia"/>
+        </w:rPr>
+      </w:pPr>
+      <w:r>
+        <w:rPr>
+          <w:rStyle w:val="HTML"/>
+          <w:rFonts w:eastAsiaTheme="majorEastAsia"/>
+        </w:rPr>
+        <w:t xml:space="preserve">            if isTrue conditionValue</w:t>
+      </w:r>
     </w:p>
     <w:p>
       <w:pPr>
@@ -8765,23 +7704,7 @@
           <w:rStyle w:val="HTML"/>
           <w:rFonts w:eastAsiaTheme="majorEastAsia"/>
         </w:rPr>
-        <w:t xml:space="preserve">                    eval env1 </w:t>
-      </w:r>
-      <w:proofErr w:type="spellStart"/>
-      <w:r>
-        <w:rPr>
-          <w:rStyle w:val="HTML"/>
-          <w:rFonts w:eastAsiaTheme="majorEastAsia"/>
-        </w:rPr>
-        <w:t>trueBranch</w:t>
-      </w:r>
-      <w:proofErr w:type="spellEnd"/>
-      <w:r>
-        <w:rPr>
-          <w:rStyle w:val="HTML"/>
-          <w:rFonts w:eastAsiaTheme="majorEastAsia"/>
-        </w:rPr>
-        <w:t xml:space="preserve"> success fail1</w:t>
+        <w:t xml:space="preserve">                    eval env1 trueBranch success fail1</w:t>
       </w:r>
     </w:p>
     <w:p>
@@ -8813,23 +7736,7 @@
           <w:rStyle w:val="HTML"/>
           <w:rFonts w:eastAsiaTheme="majorEastAsia"/>
         </w:rPr>
-        <w:t xml:space="preserve">                    eval env1 </w:t>
-      </w:r>
-      <w:proofErr w:type="spellStart"/>
-      <w:r>
-        <w:rPr>
-          <w:rStyle w:val="HTML"/>
-          <w:rFonts w:eastAsiaTheme="majorEastAsia"/>
-        </w:rPr>
-        <w:t>falseBranch</w:t>
-      </w:r>
-      <w:proofErr w:type="spellEnd"/>
-      <w:r>
-        <w:rPr>
-          <w:rStyle w:val="HTML"/>
-          <w:rFonts w:eastAsiaTheme="majorEastAsia"/>
-        </w:rPr>
-        <w:t xml:space="preserve"> success fail1)</w:t>
+        <w:t xml:space="preserve">                    eval env1 falseBranch success fail1)</w:t>
       </w:r>
     </w:p>
     <w:p>
@@ -8895,7 +7802,6 @@
       <w:r>
         <w:t xml:space="preserve">Последовательное выполнение выражений реализуется функцией </w:t>
       </w:r>
-      <w:proofErr w:type="spellStart"/>
       <w:r>
         <w:rPr>
           <w:rStyle w:val="HTML"/>
@@ -8907,7 +7813,6 @@
         </w:rPr>
         <w:t>evalBegin</w:t>
       </w:r>
-      <w:proofErr w:type="spellEnd"/>
       <w:r>
         <w:t>. Она вычисляет выражения одно за другим, передавая обновлённое окружение и продолжение неуспеха дальше по цепочке вычислений:</w:t>
       </w:r>
@@ -8930,30 +7835,12 @@
           <w:rFonts w:eastAsiaTheme="majorEastAsia"/>
         </w:rPr>
       </w:pPr>
-      <w:proofErr w:type="spellStart"/>
-      <w:proofErr w:type="gramStart"/>
-      <w:r>
-        <w:rPr>
-          <w:rStyle w:val="HTML"/>
-          <w:rFonts w:eastAsiaTheme="majorEastAsia"/>
-        </w:rPr>
-        <w:t>evalBegin</w:t>
-      </w:r>
-      <w:proofErr w:type="spellEnd"/>
-      <w:r>
-        <w:rPr>
-          <w:rStyle w:val="HTML"/>
-          <w:rFonts w:eastAsiaTheme="majorEastAsia"/>
-        </w:rPr>
-        <w:t xml:space="preserve"> :</w:t>
-      </w:r>
-      <w:proofErr w:type="gramEnd"/>
-      <w:r>
-        <w:rPr>
-          <w:rStyle w:val="HTML"/>
-          <w:rFonts w:eastAsiaTheme="majorEastAsia"/>
-        </w:rPr>
-        <w:t>: Env</w:t>
+      <w:r>
+        <w:rPr>
+          <w:rStyle w:val="HTML"/>
+          <w:rFonts w:eastAsiaTheme="majorEastAsia"/>
+        </w:rPr>
+        <w:t>evalBegin :: Env</w:t>
       </w:r>
     </w:p>
     <w:p>
@@ -8985,42 +7872,24 @@
           <w:rStyle w:val="HTML"/>
           <w:rFonts w:eastAsiaTheme="majorEastAsia"/>
         </w:rPr>
-        <w:t xml:space="preserve">    -&gt; </w:t>
-      </w:r>
-      <w:proofErr w:type="spellStart"/>
-      <w:r>
-        <w:rPr>
-          <w:rStyle w:val="HTML"/>
-          <w:rFonts w:eastAsiaTheme="majorEastAsia"/>
-        </w:rPr>
-        <w:t>SuccessCont</w:t>
-      </w:r>
-      <w:proofErr w:type="spellEnd"/>
-    </w:p>
-    <w:p>
-      <w:pPr>
-        <w:pStyle w:val="afff0"/>
-        <w:rPr>
-          <w:rStyle w:val="HTML"/>
-          <w:rFonts w:eastAsiaTheme="majorEastAsia"/>
-        </w:rPr>
-      </w:pPr>
-      <w:r>
-        <w:rPr>
-          <w:rStyle w:val="HTML"/>
-          <w:rFonts w:eastAsiaTheme="majorEastAsia"/>
-        </w:rPr>
-        <w:t xml:space="preserve">    -&gt; </w:t>
-      </w:r>
-      <w:proofErr w:type="spellStart"/>
-      <w:r>
-        <w:rPr>
-          <w:rStyle w:val="HTML"/>
-          <w:rFonts w:eastAsiaTheme="majorEastAsia"/>
-        </w:rPr>
-        <w:t>FailureCont</w:t>
-      </w:r>
-      <w:proofErr w:type="spellEnd"/>
+        <w:t xml:space="preserve">    -&gt; SuccessCont</w:t>
+      </w:r>
+    </w:p>
+    <w:p>
+      <w:pPr>
+        <w:pStyle w:val="afff0"/>
+        <w:rPr>
+          <w:rStyle w:val="HTML"/>
+          <w:rFonts w:eastAsiaTheme="majorEastAsia"/>
+        </w:rPr>
+      </w:pPr>
+      <w:r>
+        <w:rPr>
+          <w:rStyle w:val="HTML"/>
+          <w:rFonts w:eastAsiaTheme="majorEastAsia"/>
+        </w:rPr>
+        <w:t xml:space="preserve">    -&gt; FailureCont</w:t>
+      </w:r>
     </w:p>
     <w:p>
       <w:pPr>
@@ -9055,21 +7924,12 @@
           <w:rFonts w:eastAsiaTheme="majorEastAsia"/>
         </w:rPr>
       </w:pPr>
-      <w:proofErr w:type="spellStart"/>
-      <w:r>
-        <w:rPr>
-          <w:rStyle w:val="HTML"/>
-          <w:rFonts w:eastAsiaTheme="majorEastAsia"/>
-        </w:rPr>
-        <w:t>evalBegin</w:t>
-      </w:r>
-      <w:proofErr w:type="spellEnd"/>
-      <w:r>
-        <w:rPr>
-          <w:rStyle w:val="HTML"/>
-          <w:rFonts w:eastAsiaTheme="majorEastAsia"/>
-        </w:rPr>
-        <w:t xml:space="preserve"> env [expr] success fail =</w:t>
+      <w:r>
+        <w:rPr>
+          <w:rStyle w:val="HTML"/>
+          <w:rFonts w:eastAsiaTheme="majorEastAsia"/>
+        </w:rPr>
+        <w:t>evalBegin env [expr] success fail =</w:t>
       </w:r>
     </w:p>
     <w:p>
@@ -9105,39 +7965,12 @@
           <w:rFonts w:eastAsiaTheme="majorEastAsia"/>
         </w:rPr>
       </w:pPr>
-      <w:proofErr w:type="spellStart"/>
-      <w:r>
-        <w:rPr>
-          <w:rStyle w:val="HTML"/>
-          <w:rFonts w:eastAsiaTheme="majorEastAsia"/>
-        </w:rPr>
-        <w:t>evalBegin</w:t>
-      </w:r>
-      <w:proofErr w:type="spellEnd"/>
-      <w:r>
-        <w:rPr>
-          <w:rStyle w:val="HTML"/>
-          <w:rFonts w:eastAsiaTheme="majorEastAsia"/>
-        </w:rPr>
-        <w:t xml:space="preserve"> env (</w:t>
-      </w:r>
-      <w:proofErr w:type="spellStart"/>
-      <w:proofErr w:type="gramStart"/>
-      <w:r>
-        <w:rPr>
-          <w:rStyle w:val="HTML"/>
-          <w:rFonts w:eastAsiaTheme="majorEastAsia"/>
-        </w:rPr>
-        <w:t>expr:exprs</w:t>
-      </w:r>
-      <w:proofErr w:type="spellEnd"/>
-      <w:proofErr w:type="gramEnd"/>
-      <w:r>
-        <w:rPr>
-          <w:rStyle w:val="HTML"/>
-          <w:rFonts w:eastAsiaTheme="majorEastAsia"/>
-        </w:rPr>
-        <w:t>) success fail =</w:t>
+      <w:r>
+        <w:rPr>
+          <w:rStyle w:val="HTML"/>
+          <w:rFonts w:eastAsiaTheme="majorEastAsia"/>
+        </w:rPr>
+        <w:t>evalBegin env (expr:exprs) success fail =</w:t>
       </w:r>
     </w:p>
     <w:p>
@@ -9169,99 +8002,56 @@
           <w:rStyle w:val="HTML"/>
           <w:rFonts w:eastAsiaTheme="majorEastAsia"/>
         </w:rPr>
-        <w:t xml:space="preserve">        (\_ </w:t>
-      </w:r>
-      <w:proofErr w:type="spellStart"/>
-      <w:r>
-        <w:rPr>
-          <w:rStyle w:val="HTML"/>
-          <w:rFonts w:eastAsiaTheme="majorEastAsia"/>
-        </w:rPr>
-        <w:t>newEnv</w:t>
-      </w:r>
-      <w:proofErr w:type="spellEnd"/>
-      <w:r>
-        <w:rPr>
-          <w:rStyle w:val="HTML"/>
-          <w:rFonts w:eastAsiaTheme="majorEastAsia"/>
-        </w:rPr>
-        <w:t xml:space="preserve"> fail1 -&gt;</w:t>
-      </w:r>
-    </w:p>
-    <w:p>
-      <w:pPr>
-        <w:pStyle w:val="afff0"/>
-        <w:rPr>
-          <w:rStyle w:val="HTML"/>
-          <w:rFonts w:eastAsiaTheme="majorEastAsia"/>
-        </w:rPr>
-      </w:pPr>
-      <w:r>
-        <w:rPr>
-          <w:rStyle w:val="HTML"/>
-          <w:rFonts w:eastAsiaTheme="majorEastAsia"/>
-        </w:rPr>
-        <w:t xml:space="preserve">            </w:t>
-      </w:r>
-      <w:proofErr w:type="spellStart"/>
-      <w:r>
-        <w:rPr>
-          <w:rStyle w:val="HTML"/>
-          <w:rFonts w:eastAsiaTheme="majorEastAsia"/>
-        </w:rPr>
-        <w:t>evalBegin</w:t>
-      </w:r>
-      <w:proofErr w:type="spellEnd"/>
-    </w:p>
-    <w:p>
-      <w:pPr>
-        <w:pStyle w:val="afff0"/>
-        <w:rPr>
-          <w:rStyle w:val="HTML"/>
-          <w:rFonts w:eastAsiaTheme="majorEastAsia"/>
-        </w:rPr>
-      </w:pPr>
-      <w:r>
-        <w:rPr>
-          <w:rStyle w:val="HTML"/>
-          <w:rFonts w:eastAsiaTheme="majorEastAsia"/>
-        </w:rPr>
-        <w:t xml:space="preserve">                </w:t>
-      </w:r>
-      <w:proofErr w:type="spellStart"/>
-      <w:r>
-        <w:rPr>
-          <w:rStyle w:val="HTML"/>
-          <w:rFonts w:eastAsiaTheme="majorEastAsia"/>
-        </w:rPr>
-        <w:t>newEnv</w:t>
-      </w:r>
-      <w:proofErr w:type="spellEnd"/>
-    </w:p>
-    <w:p>
-      <w:pPr>
-        <w:pStyle w:val="afff0"/>
-        <w:rPr>
-          <w:rStyle w:val="HTML"/>
-          <w:rFonts w:eastAsiaTheme="majorEastAsia"/>
-        </w:rPr>
-      </w:pPr>
-      <w:r>
-        <w:rPr>
-          <w:rStyle w:val="HTML"/>
-          <w:rFonts w:eastAsiaTheme="majorEastAsia"/>
-        </w:rPr>
-        <w:t xml:space="preserve">                </w:t>
-      </w:r>
-      <w:proofErr w:type="spellStart"/>
-      <w:r>
-        <w:rPr>
-          <w:rStyle w:val="HTML"/>
-          <w:rFonts w:eastAsiaTheme="majorEastAsia"/>
-        </w:rPr>
-        <w:t>exprs</w:t>
-      </w:r>
-      <w:proofErr w:type="spellEnd"/>
+        <w:t xml:space="preserve">        (\_ newEnv fail1 -&gt;</w:t>
+      </w:r>
+    </w:p>
+    <w:p>
+      <w:pPr>
+        <w:pStyle w:val="afff0"/>
+        <w:rPr>
+          <w:rStyle w:val="HTML"/>
+          <w:rFonts w:eastAsiaTheme="majorEastAsia"/>
+        </w:rPr>
+      </w:pPr>
+      <w:r>
+        <w:rPr>
+          <w:rStyle w:val="HTML"/>
+          <w:rFonts w:eastAsiaTheme="majorEastAsia"/>
+        </w:rPr>
+        <w:t xml:space="preserve">            evalBegin</w:t>
+      </w:r>
+    </w:p>
+    <w:p>
+      <w:pPr>
+        <w:pStyle w:val="afff0"/>
+        <w:rPr>
+          <w:rStyle w:val="HTML"/>
+          <w:rFonts w:eastAsiaTheme="majorEastAsia"/>
+        </w:rPr>
+      </w:pPr>
+      <w:r>
+        <w:rPr>
+          <w:rStyle w:val="HTML"/>
+          <w:rFonts w:eastAsiaTheme="majorEastAsia"/>
+        </w:rPr>
+        <w:t xml:space="preserve">                newEnv</w:t>
+      </w:r>
+    </w:p>
+    <w:p>
+      <w:pPr>
+        <w:pStyle w:val="afff0"/>
+        <w:rPr>
+          <w:rStyle w:val="HTML"/>
+          <w:rFonts w:eastAsiaTheme="majorEastAsia"/>
+        </w:rPr>
+      </w:pPr>
+      <w:r>
+        <w:rPr>
+          <w:rStyle w:val="HTML"/>
+          <w:rFonts w:eastAsiaTheme="majorEastAsia"/>
+        </w:rPr>
+        <w:t xml:space="preserve">                exprs</w:t>
+      </w:r>
     </w:p>
     <w:p>
       <w:pPr>
@@ -9336,7 +8126,6 @@
       <w:r>
         <w:t xml:space="preserve">Такой подход позволяет использовать внутри блока </w:t>
       </w:r>
-      <w:proofErr w:type="spellStart"/>
       <w:r>
         <w:rPr>
           <w:rStyle w:val="HTML"/>
@@ -9348,7 +8137,6 @@
         </w:rPr>
         <w:t>begin</w:t>
       </w:r>
-      <w:proofErr w:type="spellEnd"/>
       <w:r>
         <w:t xml:space="preserve"> как обычные выражения, так и недетерминированные конструкции. Если одно из выражений создаёт альтернативы, последующие выражения могут проверять ограничения и при необходимости инициировать возврат к предыдущей точке выбора.</w:t>
       </w:r>
@@ -9384,178 +8172,71 @@
           <w:rStyle w:val="HTML"/>
           <w:rFonts w:eastAsiaTheme="majorEastAsia"/>
         </w:rPr>
-        <w:t>eval env (List (</w:t>
-      </w:r>
-      <w:proofErr w:type="spellStart"/>
-      <w:proofErr w:type="gramStart"/>
-      <w:r>
-        <w:rPr>
-          <w:rStyle w:val="HTML"/>
-          <w:rFonts w:eastAsiaTheme="majorEastAsia"/>
-        </w:rPr>
-        <w:t>fnExpr</w:t>
-      </w:r>
-      <w:proofErr w:type="spellEnd"/>
-      <w:r>
-        <w:rPr>
-          <w:rStyle w:val="HTML"/>
-          <w:rFonts w:eastAsiaTheme="majorEastAsia"/>
-        </w:rPr>
-        <w:t xml:space="preserve"> :</w:t>
-      </w:r>
-      <w:proofErr w:type="gramEnd"/>
-      <w:r>
-        <w:rPr>
-          <w:rStyle w:val="HTML"/>
-          <w:rFonts w:eastAsiaTheme="majorEastAsia"/>
-        </w:rPr>
-        <w:t xml:space="preserve"> </w:t>
-      </w:r>
-      <w:proofErr w:type="spellStart"/>
-      <w:r>
-        <w:rPr>
-          <w:rStyle w:val="HTML"/>
-          <w:rFonts w:eastAsiaTheme="majorEastAsia"/>
-        </w:rPr>
-        <w:t>argExprs</w:t>
-      </w:r>
-      <w:proofErr w:type="spellEnd"/>
-      <w:r>
-        <w:rPr>
-          <w:rStyle w:val="HTML"/>
-          <w:rFonts w:eastAsiaTheme="majorEastAsia"/>
-        </w:rPr>
-        <w:t>)) success fail =</w:t>
-      </w:r>
-    </w:p>
-    <w:p>
-      <w:pPr>
-        <w:pStyle w:val="afff0"/>
-        <w:rPr>
-          <w:rStyle w:val="HTML"/>
-          <w:rFonts w:eastAsiaTheme="majorEastAsia"/>
-        </w:rPr>
-      </w:pPr>
-      <w:r>
-        <w:rPr>
-          <w:rStyle w:val="HTML"/>
-          <w:rFonts w:eastAsiaTheme="majorEastAsia"/>
-        </w:rPr>
-        <w:t xml:space="preserve">    eval env </w:t>
-      </w:r>
-      <w:proofErr w:type="spellStart"/>
-      <w:r>
-        <w:rPr>
-          <w:rStyle w:val="HTML"/>
-          <w:rFonts w:eastAsiaTheme="majorEastAsia"/>
-        </w:rPr>
-        <w:t>fnExpr</w:t>
-      </w:r>
-      <w:proofErr w:type="spellEnd"/>
-    </w:p>
-    <w:p>
-      <w:pPr>
-        <w:pStyle w:val="afff0"/>
-        <w:rPr>
-          <w:rStyle w:val="HTML"/>
-          <w:rFonts w:eastAsiaTheme="majorEastAsia"/>
-        </w:rPr>
-      </w:pPr>
-      <w:r>
-        <w:rPr>
-          <w:rStyle w:val="HTML"/>
-          <w:rFonts w:eastAsiaTheme="majorEastAsia"/>
-        </w:rPr>
-        <w:t xml:space="preserve">        (\</w:t>
-      </w:r>
-      <w:proofErr w:type="spellStart"/>
-      <w:r>
-        <w:rPr>
-          <w:rStyle w:val="HTML"/>
-          <w:rFonts w:eastAsiaTheme="majorEastAsia"/>
-        </w:rPr>
-        <w:t>fnValue</w:t>
-      </w:r>
-      <w:proofErr w:type="spellEnd"/>
-      <w:r>
-        <w:rPr>
-          <w:rStyle w:val="HTML"/>
-          <w:rFonts w:eastAsiaTheme="majorEastAsia"/>
-        </w:rPr>
-        <w:t xml:space="preserve"> env1 fail1 -&gt;</w:t>
-      </w:r>
-    </w:p>
-    <w:p>
-      <w:pPr>
-        <w:pStyle w:val="afff0"/>
-        <w:rPr>
-          <w:rStyle w:val="HTML"/>
-          <w:rFonts w:eastAsiaTheme="majorEastAsia"/>
-        </w:rPr>
-      </w:pPr>
-      <w:r>
-        <w:rPr>
-          <w:rStyle w:val="HTML"/>
-          <w:rFonts w:eastAsiaTheme="majorEastAsia"/>
-        </w:rPr>
-        <w:t xml:space="preserve">            </w:t>
-      </w:r>
-      <w:proofErr w:type="spellStart"/>
-      <w:r>
-        <w:rPr>
-          <w:rStyle w:val="HTML"/>
-          <w:rFonts w:eastAsiaTheme="majorEastAsia"/>
-        </w:rPr>
-        <w:t>evalArgs</w:t>
-      </w:r>
-      <w:proofErr w:type="spellEnd"/>
-      <w:r>
-        <w:rPr>
-          <w:rStyle w:val="HTML"/>
-          <w:rFonts w:eastAsiaTheme="majorEastAsia"/>
-        </w:rPr>
-        <w:t xml:space="preserve"> env1 </w:t>
-      </w:r>
-      <w:proofErr w:type="spellStart"/>
-      <w:r>
-        <w:rPr>
-          <w:rStyle w:val="HTML"/>
-          <w:rFonts w:eastAsiaTheme="majorEastAsia"/>
-        </w:rPr>
-        <w:t>argExprs</w:t>
-      </w:r>
-      <w:proofErr w:type="spellEnd"/>
-    </w:p>
-    <w:p>
-      <w:pPr>
-        <w:pStyle w:val="afff0"/>
-        <w:rPr>
-          <w:rStyle w:val="HTML"/>
-          <w:rFonts w:eastAsiaTheme="majorEastAsia"/>
-        </w:rPr>
-      </w:pPr>
-      <w:r>
-        <w:rPr>
-          <w:rStyle w:val="HTML"/>
-          <w:rFonts w:eastAsiaTheme="majorEastAsia"/>
-        </w:rPr>
-        <w:t xml:space="preserve">                (\</w:t>
-      </w:r>
-      <w:proofErr w:type="spellStart"/>
-      <w:r>
-        <w:rPr>
-          <w:rStyle w:val="HTML"/>
-          <w:rFonts w:eastAsiaTheme="majorEastAsia"/>
-        </w:rPr>
-        <w:t>argValues</w:t>
-      </w:r>
-      <w:proofErr w:type="spellEnd"/>
-      <w:r>
-        <w:rPr>
-          <w:rStyle w:val="HTML"/>
-          <w:rFonts w:eastAsiaTheme="majorEastAsia"/>
-        </w:rPr>
-        <w:t xml:space="preserve"> env2 fail2 -&gt;</w:t>
+        <w:t>eval env (List (fnExpr : argExprs)) success fail =</w:t>
+      </w:r>
+    </w:p>
+    <w:p>
+      <w:pPr>
+        <w:pStyle w:val="afff0"/>
+        <w:rPr>
+          <w:rStyle w:val="HTML"/>
+          <w:rFonts w:eastAsiaTheme="majorEastAsia"/>
+        </w:rPr>
+      </w:pPr>
+      <w:r>
+        <w:rPr>
+          <w:rStyle w:val="HTML"/>
+          <w:rFonts w:eastAsiaTheme="majorEastAsia"/>
+        </w:rPr>
+        <w:t xml:space="preserve">    eval env fnExpr</w:t>
+      </w:r>
+    </w:p>
+    <w:p>
+      <w:pPr>
+        <w:pStyle w:val="afff0"/>
+        <w:rPr>
+          <w:rStyle w:val="HTML"/>
+          <w:rFonts w:eastAsiaTheme="majorEastAsia"/>
+        </w:rPr>
+      </w:pPr>
+      <w:r>
+        <w:rPr>
+          <w:rStyle w:val="HTML"/>
+          <w:rFonts w:eastAsiaTheme="majorEastAsia"/>
+        </w:rPr>
+        <w:t xml:space="preserve">        (\fnValue env1 fail1 -&gt;</w:t>
+      </w:r>
+    </w:p>
+    <w:p>
+      <w:pPr>
+        <w:pStyle w:val="afff0"/>
+        <w:rPr>
+          <w:rStyle w:val="HTML"/>
+          <w:rFonts w:eastAsiaTheme="majorEastAsia"/>
+        </w:rPr>
+      </w:pPr>
+      <w:r>
+        <w:rPr>
+          <w:rStyle w:val="HTML"/>
+          <w:rFonts w:eastAsiaTheme="majorEastAsia"/>
+        </w:rPr>
+        <w:t xml:space="preserve">            evalArgs env1 argExprs</w:t>
+      </w:r>
+    </w:p>
+    <w:p>
+      <w:pPr>
+        <w:pStyle w:val="afff0"/>
+        <w:rPr>
+          <w:rStyle w:val="HTML"/>
+          <w:rFonts w:eastAsiaTheme="majorEastAsia"/>
+        </w:rPr>
+      </w:pPr>
+      <w:r>
+        <w:rPr>
+          <w:rStyle w:val="HTML"/>
+          <w:rFonts w:eastAsiaTheme="majorEastAsia"/>
+        </w:rPr>
+        <w:t xml:space="preserve">                (\argValues env2 fail2 -&gt;</w:t>
       </w:r>
     </w:p>
     <w:p>
@@ -9587,42 +8268,24 @@
           <w:rStyle w:val="HTML"/>
           <w:rFonts w:eastAsiaTheme="majorEastAsia"/>
         </w:rPr>
-        <w:t xml:space="preserve">                        </w:t>
-      </w:r>
-      <w:proofErr w:type="spellStart"/>
-      <w:r>
-        <w:rPr>
-          <w:rStyle w:val="HTML"/>
-          <w:rFonts w:eastAsiaTheme="majorEastAsia"/>
-        </w:rPr>
-        <w:t>fnValue</w:t>
-      </w:r>
-      <w:proofErr w:type="spellEnd"/>
-    </w:p>
-    <w:p>
-      <w:pPr>
-        <w:pStyle w:val="afff0"/>
-        <w:rPr>
-          <w:rStyle w:val="HTML"/>
-          <w:rFonts w:eastAsiaTheme="majorEastAsia"/>
-        </w:rPr>
-      </w:pPr>
-      <w:r>
-        <w:rPr>
-          <w:rStyle w:val="HTML"/>
-          <w:rFonts w:eastAsiaTheme="majorEastAsia"/>
-        </w:rPr>
-        <w:t xml:space="preserve">                        </w:t>
-      </w:r>
-      <w:proofErr w:type="spellStart"/>
-      <w:r>
-        <w:rPr>
-          <w:rStyle w:val="HTML"/>
-          <w:rFonts w:eastAsiaTheme="majorEastAsia"/>
-        </w:rPr>
-        <w:t>argValues</w:t>
-      </w:r>
-      <w:proofErr w:type="spellEnd"/>
+        <w:t xml:space="preserve">                        fnValue</w:t>
+      </w:r>
+    </w:p>
+    <w:p>
+      <w:pPr>
+        <w:pStyle w:val="afff0"/>
+        <w:rPr>
+          <w:rStyle w:val="HTML"/>
+          <w:rFonts w:eastAsiaTheme="majorEastAsia"/>
+        </w:rPr>
+      </w:pPr>
+      <w:r>
+        <w:rPr>
+          <w:rStyle w:val="HTML"/>
+          <w:rFonts w:eastAsiaTheme="majorEastAsia"/>
+        </w:rPr>
+        <w:t xml:space="preserve">                        argValues</w:t>
+      </w:r>
     </w:p>
     <w:p>
       <w:pPr>
@@ -9746,7 +8409,6 @@
       <w:r>
         <w:t xml:space="preserve">Для вычисления аргументов используется отдельная функция </w:t>
       </w:r>
-      <w:proofErr w:type="spellStart"/>
       <w:r>
         <w:rPr>
           <w:rStyle w:val="HTML"/>
@@ -9758,7 +8420,6 @@
         </w:rPr>
         <w:t>evalArgs</w:t>
       </w:r>
-      <w:proofErr w:type="spellEnd"/>
       <w:r>
         <w:t>, которая обрабатывает список выражений слева направо. Поскольку каждый аргумент сам может содержать недетерминированный выбор, вычисление аргументов также должно учитывать продолжения успеха и неуспеха. Это позволяет корректно обрабатывать ситуации, когда альтернативы возникают не только на верхнем уровне программы, но и внутри вложенных выражений.</w:t>
       </w:r>
@@ -9770,7 +8431,6 @@
       <w:r>
         <w:t xml:space="preserve">Применение функции описывается функцией </w:t>
       </w:r>
-      <w:proofErr w:type="spellStart"/>
       <w:r>
         <w:rPr>
           <w:rStyle w:val="HTML"/>
@@ -9782,7 +8442,6 @@
         </w:rPr>
         <w:t>apply</w:t>
       </w:r>
-      <w:proofErr w:type="spellEnd"/>
       <w:r>
         <w:t xml:space="preserve">. Если применяется примитивная функция, она вызывается над вычисленными аргументами, а результат передаётся в продолжение успеха. Если применяется </w:t>
       </w:r>
@@ -9809,21 +8468,12 @@
           <w:rFonts w:eastAsiaTheme="majorEastAsia"/>
         </w:rPr>
       </w:pPr>
-      <w:proofErr w:type="gramStart"/>
-      <w:r>
-        <w:rPr>
-          <w:rStyle w:val="HTML"/>
-          <w:rFonts w:eastAsiaTheme="majorEastAsia"/>
-        </w:rPr>
-        <w:t>apply :</w:t>
-      </w:r>
-      <w:proofErr w:type="gramEnd"/>
-      <w:r>
-        <w:rPr>
-          <w:rStyle w:val="HTML"/>
-          <w:rFonts w:eastAsiaTheme="majorEastAsia"/>
-        </w:rPr>
-        <w:t>: Value</w:t>
+      <w:r>
+        <w:rPr>
+          <w:rStyle w:val="HTML"/>
+          <w:rFonts w:eastAsiaTheme="majorEastAsia"/>
+        </w:rPr>
+        <w:t>apply :: Value</w:t>
       </w:r>
     </w:p>
     <w:p>
@@ -9855,42 +8505,24 @@
           <w:rStyle w:val="HTML"/>
           <w:rFonts w:eastAsiaTheme="majorEastAsia"/>
         </w:rPr>
-        <w:t xml:space="preserve">    -&gt; </w:t>
-      </w:r>
-      <w:proofErr w:type="spellStart"/>
-      <w:r>
-        <w:rPr>
-          <w:rStyle w:val="HTML"/>
-          <w:rFonts w:eastAsiaTheme="majorEastAsia"/>
-        </w:rPr>
-        <w:t>SuccessCont</w:t>
-      </w:r>
-      <w:proofErr w:type="spellEnd"/>
-    </w:p>
-    <w:p>
-      <w:pPr>
-        <w:pStyle w:val="afff0"/>
-        <w:rPr>
-          <w:rStyle w:val="HTML"/>
-          <w:rFonts w:eastAsiaTheme="majorEastAsia"/>
-        </w:rPr>
-      </w:pPr>
-      <w:r>
-        <w:rPr>
-          <w:rStyle w:val="HTML"/>
-          <w:rFonts w:eastAsiaTheme="majorEastAsia"/>
-        </w:rPr>
-        <w:t xml:space="preserve">    -&gt; </w:t>
-      </w:r>
-      <w:proofErr w:type="spellStart"/>
-      <w:r>
-        <w:rPr>
-          <w:rStyle w:val="HTML"/>
-          <w:rFonts w:eastAsiaTheme="majorEastAsia"/>
-        </w:rPr>
-        <w:t>FailureCont</w:t>
-      </w:r>
-      <w:proofErr w:type="spellEnd"/>
+        <w:t xml:space="preserve">    -&gt; SuccessCont</w:t>
+      </w:r>
+    </w:p>
+    <w:p>
+      <w:pPr>
+        <w:pStyle w:val="afff0"/>
+        <w:rPr>
+          <w:rStyle w:val="HTML"/>
+          <w:rFonts w:eastAsiaTheme="majorEastAsia"/>
+        </w:rPr>
+      </w:pPr>
+      <w:r>
+        <w:rPr>
+          <w:rStyle w:val="HTML"/>
+          <w:rFonts w:eastAsiaTheme="majorEastAsia"/>
+        </w:rPr>
+        <w:t xml:space="preserve">    -&gt; FailureCont</w:t>
+      </w:r>
     </w:p>
     <w:p>
       <w:pPr>
@@ -9946,170 +8578,65 @@
           <w:rStyle w:val="HTML"/>
           <w:rFonts w:eastAsiaTheme="majorEastAsia"/>
         </w:rPr>
-        <w:t>apply (</w:t>
-      </w:r>
-      <w:proofErr w:type="spellStart"/>
-      <w:r>
-        <w:rPr>
-          <w:rStyle w:val="HTML"/>
-          <w:rFonts w:eastAsiaTheme="majorEastAsia"/>
-        </w:rPr>
-        <w:t>PrimitiveFunc</w:t>
-      </w:r>
-      <w:proofErr w:type="spellEnd"/>
-      <w:r>
-        <w:rPr>
-          <w:rStyle w:val="HTML"/>
-          <w:rFonts w:eastAsiaTheme="majorEastAsia"/>
-        </w:rPr>
-        <w:t xml:space="preserve"> </w:t>
-      </w:r>
-      <w:proofErr w:type="spellStart"/>
-      <w:r>
-        <w:rPr>
-          <w:rStyle w:val="HTML"/>
-          <w:rFonts w:eastAsiaTheme="majorEastAsia"/>
-        </w:rPr>
-        <w:t>fn</w:t>
-      </w:r>
-      <w:proofErr w:type="spellEnd"/>
-      <w:r>
-        <w:rPr>
-          <w:rStyle w:val="HTML"/>
-          <w:rFonts w:eastAsiaTheme="majorEastAsia"/>
-        </w:rPr>
-        <w:t xml:space="preserve">) </w:t>
-      </w:r>
-      <w:proofErr w:type="spellStart"/>
-      <w:r>
-        <w:rPr>
-          <w:rStyle w:val="HTML"/>
-          <w:rFonts w:eastAsiaTheme="majorEastAsia"/>
-        </w:rPr>
-        <w:t>args</w:t>
-      </w:r>
-      <w:proofErr w:type="spellEnd"/>
-      <w:r>
-        <w:rPr>
-          <w:rStyle w:val="HTML"/>
-          <w:rFonts w:eastAsiaTheme="majorEastAsia"/>
-        </w:rPr>
-        <w:t xml:space="preserve"> success fail env =</w:t>
-      </w:r>
-    </w:p>
-    <w:p>
-      <w:pPr>
-        <w:pStyle w:val="afff0"/>
-        <w:rPr>
-          <w:rStyle w:val="HTML"/>
-          <w:rFonts w:eastAsiaTheme="majorEastAsia"/>
-        </w:rPr>
-      </w:pPr>
-      <w:r>
-        <w:rPr>
-          <w:rStyle w:val="HTML"/>
-          <w:rFonts w:eastAsiaTheme="majorEastAsia"/>
-        </w:rPr>
-        <w:t xml:space="preserve">    success (</w:t>
-      </w:r>
-      <w:proofErr w:type="spellStart"/>
-      <w:r>
-        <w:rPr>
-          <w:rStyle w:val="HTML"/>
-          <w:rFonts w:eastAsiaTheme="majorEastAsia"/>
-        </w:rPr>
-        <w:t>fn</w:t>
-      </w:r>
-      <w:proofErr w:type="spellEnd"/>
-      <w:r>
-        <w:rPr>
-          <w:rStyle w:val="HTML"/>
-          <w:rFonts w:eastAsiaTheme="majorEastAsia"/>
-        </w:rPr>
-        <w:t xml:space="preserve"> </w:t>
-      </w:r>
-      <w:proofErr w:type="spellStart"/>
-      <w:r>
-        <w:rPr>
-          <w:rStyle w:val="HTML"/>
-          <w:rFonts w:eastAsiaTheme="majorEastAsia"/>
-        </w:rPr>
-        <w:t>args</w:t>
-      </w:r>
-      <w:proofErr w:type="spellEnd"/>
-      <w:r>
-        <w:rPr>
-          <w:rStyle w:val="HTML"/>
-          <w:rFonts w:eastAsiaTheme="majorEastAsia"/>
-        </w:rPr>
-        <w:t>) env fail</w:t>
-      </w:r>
-    </w:p>
-    <w:p>
-      <w:pPr>
-        <w:pStyle w:val="afff0"/>
-        <w:rPr>
-          <w:rStyle w:val="HTML"/>
-          <w:rFonts w:eastAsiaTheme="majorEastAsia"/>
-        </w:rPr>
-      </w:pPr>
-    </w:p>
-    <w:p>
-      <w:pPr>
-        <w:pStyle w:val="afff0"/>
-        <w:rPr>
-          <w:rStyle w:val="HTML"/>
-          <w:rFonts w:eastAsiaTheme="majorEastAsia"/>
-        </w:rPr>
-      </w:pPr>
-      <w:r>
-        <w:rPr>
-          <w:rStyle w:val="HTML"/>
-          <w:rFonts w:eastAsiaTheme="majorEastAsia"/>
-        </w:rPr>
-        <w:t xml:space="preserve">apply (Closure params body </w:t>
-      </w:r>
-      <w:proofErr w:type="spellStart"/>
-      <w:r>
-        <w:rPr>
-          <w:rStyle w:val="HTML"/>
-          <w:rFonts w:eastAsiaTheme="majorEastAsia"/>
-        </w:rPr>
-        <w:t>closureEnv</w:t>
-      </w:r>
-      <w:proofErr w:type="spellEnd"/>
-      <w:r>
-        <w:rPr>
-          <w:rStyle w:val="HTML"/>
-          <w:rFonts w:eastAsiaTheme="majorEastAsia"/>
-        </w:rPr>
-        <w:t>)</w:t>
-      </w:r>
-    </w:p>
-    <w:p>
-      <w:pPr>
-        <w:pStyle w:val="afff0"/>
-        <w:rPr>
-          <w:rStyle w:val="HTML"/>
-          <w:rFonts w:eastAsiaTheme="majorEastAsia"/>
-        </w:rPr>
-      </w:pPr>
-      <w:r>
-        <w:rPr>
-          <w:rStyle w:val="HTML"/>
-          <w:rFonts w:eastAsiaTheme="majorEastAsia"/>
-        </w:rPr>
-        <w:t xml:space="preserve">      </w:t>
-      </w:r>
-      <w:proofErr w:type="spellStart"/>
-      <w:r>
-        <w:rPr>
-          <w:rStyle w:val="HTML"/>
-          <w:rFonts w:eastAsiaTheme="majorEastAsia"/>
-        </w:rPr>
-        <w:t>args</w:t>
-      </w:r>
-      <w:proofErr w:type="spellEnd"/>
+        <w:t>apply (PrimitiveFunc fn) args success fail env =</w:t>
+      </w:r>
+    </w:p>
+    <w:p>
+      <w:pPr>
+        <w:pStyle w:val="afff0"/>
+        <w:rPr>
+          <w:rStyle w:val="HTML"/>
+          <w:rFonts w:eastAsiaTheme="majorEastAsia"/>
+        </w:rPr>
+      </w:pPr>
+      <w:r>
+        <w:rPr>
+          <w:rStyle w:val="HTML"/>
+          <w:rFonts w:eastAsiaTheme="majorEastAsia"/>
+        </w:rPr>
+        <w:t xml:space="preserve">    success (fn args) env fail</w:t>
+      </w:r>
+    </w:p>
+    <w:p>
+      <w:pPr>
+        <w:pStyle w:val="afff0"/>
+        <w:rPr>
+          <w:rStyle w:val="HTML"/>
+          <w:rFonts w:eastAsiaTheme="majorEastAsia"/>
+        </w:rPr>
+      </w:pPr>
+    </w:p>
+    <w:p>
+      <w:pPr>
+        <w:pStyle w:val="afff0"/>
+        <w:rPr>
+          <w:rStyle w:val="HTML"/>
+          <w:rFonts w:eastAsiaTheme="majorEastAsia"/>
+        </w:rPr>
+      </w:pPr>
+      <w:r>
+        <w:rPr>
+          <w:rStyle w:val="HTML"/>
+          <w:rFonts w:eastAsiaTheme="majorEastAsia"/>
+        </w:rPr>
+        <w:t>apply (Closure params body closureEnv)</w:t>
+      </w:r>
+    </w:p>
+    <w:p>
+      <w:pPr>
+        <w:pStyle w:val="afff0"/>
+        <w:rPr>
+          <w:rStyle w:val="HTML"/>
+          <w:rFonts w:eastAsiaTheme="majorEastAsia"/>
+        </w:rPr>
+      </w:pPr>
+      <w:r>
+        <w:rPr>
+          <w:rStyle w:val="HTML"/>
+          <w:rFonts w:eastAsiaTheme="majorEastAsia"/>
+        </w:rPr>
+        <w:t xml:space="preserve">      args</w:t>
+      </w:r>
     </w:p>
     <w:p>
       <w:pPr>
@@ -10188,81 +8715,24 @@
           <w:rStyle w:val="HTML"/>
           <w:rFonts w:eastAsiaTheme="majorEastAsia"/>
         </w:rPr>
-        <w:t xml:space="preserve">        </w:t>
-      </w:r>
-      <w:proofErr w:type="spellStart"/>
-      <w:r>
-        <w:rPr>
-          <w:rStyle w:val="HTML"/>
-          <w:rFonts w:eastAsiaTheme="majorEastAsia"/>
-        </w:rPr>
-        <w:t>newEnv</w:t>
-      </w:r>
-      <w:proofErr w:type="spellEnd"/>
-      <w:r>
-        <w:rPr>
-          <w:rStyle w:val="HTML"/>
-          <w:rFonts w:eastAsiaTheme="majorEastAsia"/>
-        </w:rPr>
-        <w:t xml:space="preserve"> =</w:t>
-      </w:r>
-    </w:p>
-    <w:p>
-      <w:pPr>
-        <w:pStyle w:val="afff0"/>
-        <w:rPr>
-          <w:rStyle w:val="HTML"/>
-          <w:rFonts w:eastAsiaTheme="majorEastAsia"/>
-        </w:rPr>
-      </w:pPr>
-      <w:r>
-        <w:rPr>
-          <w:rStyle w:val="HTML"/>
-          <w:rFonts w:eastAsiaTheme="majorEastAsia"/>
-        </w:rPr>
-        <w:t xml:space="preserve">            </w:t>
-      </w:r>
-      <w:proofErr w:type="spellStart"/>
-      <w:r>
-        <w:rPr>
-          <w:rStyle w:val="HTML"/>
-          <w:rFonts w:eastAsiaTheme="majorEastAsia"/>
-        </w:rPr>
-        <w:t>bindParams</w:t>
-      </w:r>
-      <w:proofErr w:type="spellEnd"/>
-      <w:r>
-        <w:rPr>
-          <w:rStyle w:val="HTML"/>
-          <w:rFonts w:eastAsiaTheme="majorEastAsia"/>
-        </w:rPr>
-        <w:t xml:space="preserve"> params </w:t>
-      </w:r>
-      <w:proofErr w:type="spellStart"/>
-      <w:r>
-        <w:rPr>
-          <w:rStyle w:val="HTML"/>
-          <w:rFonts w:eastAsiaTheme="majorEastAsia"/>
-        </w:rPr>
-        <w:t>args</w:t>
-      </w:r>
-      <w:proofErr w:type="spellEnd"/>
-      <w:r>
-        <w:rPr>
-          <w:rStyle w:val="HTML"/>
-          <w:rFonts w:eastAsiaTheme="majorEastAsia"/>
-        </w:rPr>
-        <w:t xml:space="preserve"> </w:t>
-      </w:r>
-      <w:proofErr w:type="spellStart"/>
-      <w:r>
-        <w:rPr>
-          <w:rStyle w:val="HTML"/>
-          <w:rFonts w:eastAsiaTheme="majorEastAsia"/>
-        </w:rPr>
-        <w:t>closureEnv</w:t>
-      </w:r>
-      <w:proofErr w:type="spellEnd"/>
+        <w:t xml:space="preserve">        newEnv =</w:t>
+      </w:r>
+    </w:p>
+    <w:p>
+      <w:pPr>
+        <w:pStyle w:val="afff0"/>
+        <w:rPr>
+          <w:rStyle w:val="HTML"/>
+          <w:rFonts w:eastAsiaTheme="majorEastAsia"/>
+        </w:rPr>
+      </w:pPr>
+      <w:r>
+        <w:rPr>
+          <w:rStyle w:val="HTML"/>
+          <w:rFonts w:eastAsiaTheme="majorEastAsia"/>
+        </w:rPr>
+        <w:t xml:space="preserve">            bindParams params args closureEnv</w:t>
+      </w:r>
     </w:p>
     <w:p>
       <w:pPr>
@@ -10293,23 +8763,7 @@
           <w:rStyle w:val="HTML"/>
           <w:rFonts w:eastAsiaTheme="majorEastAsia"/>
         </w:rPr>
-        <w:t xml:space="preserve">        eval </w:t>
-      </w:r>
-      <w:proofErr w:type="spellStart"/>
-      <w:r>
-        <w:rPr>
-          <w:rStyle w:val="HTML"/>
-          <w:rFonts w:eastAsiaTheme="majorEastAsia"/>
-        </w:rPr>
-        <w:t>newEnv</w:t>
-      </w:r>
-      <w:proofErr w:type="spellEnd"/>
-      <w:r>
-        <w:rPr>
-          <w:rStyle w:val="HTML"/>
-          <w:rFonts w:eastAsiaTheme="majorEastAsia"/>
-        </w:rPr>
-        <w:t xml:space="preserve"> body success fail</w:t>
+        <w:t xml:space="preserve">        eval newEnv body success fail</w:t>
       </w:r>
     </w:p>
     <w:p>
@@ -10336,7 +8790,6 @@
       <w:r>
         <w:t xml:space="preserve">Особое значение в недетерминированной версии имеет возможность получения нескольких решений. В основной программе используется дополнительная инфраструктура </w:t>
       </w:r>
-      <w:proofErr w:type="spellStart"/>
       <w:r>
         <w:rPr>
           <w:rStyle w:val="HTML"/>
@@ -10348,7 +8801,6 @@
         </w:rPr>
         <w:t>try-again</w:t>
       </w:r>
-      <w:proofErr w:type="spellEnd"/>
       <w:r>
         <w:t>. При успешном вычислении результат выводится, а продолжение неуспеха сохраняется как способ получить следующую альтернативу:</w:t>
       </w:r>
@@ -10371,144 +8823,60 @@
           <w:rFonts w:eastAsiaTheme="majorEastAsia"/>
         </w:rPr>
       </w:pPr>
-      <w:proofErr w:type="spellStart"/>
-      <w:proofErr w:type="gramStart"/>
-      <w:r>
-        <w:rPr>
-          <w:rStyle w:val="HTML"/>
-          <w:rFonts w:eastAsiaTheme="majorEastAsia"/>
-        </w:rPr>
-        <w:t>printSuccess</w:t>
-      </w:r>
-      <w:proofErr w:type="spellEnd"/>
-      <w:r>
-        <w:rPr>
-          <w:rStyle w:val="HTML"/>
-          <w:rFonts w:eastAsiaTheme="majorEastAsia"/>
-        </w:rPr>
-        <w:t xml:space="preserve"> :</w:t>
-      </w:r>
-      <w:proofErr w:type="gramEnd"/>
-      <w:r>
-        <w:rPr>
-          <w:rStyle w:val="HTML"/>
-          <w:rFonts w:eastAsiaTheme="majorEastAsia"/>
-        </w:rPr>
-        <w:t xml:space="preserve">: </w:t>
-      </w:r>
-      <w:proofErr w:type="spellStart"/>
-      <w:r>
-        <w:rPr>
-          <w:rStyle w:val="HTML"/>
-          <w:rFonts w:eastAsiaTheme="majorEastAsia"/>
-        </w:rPr>
-        <w:t>SuccessCont</w:t>
-      </w:r>
-      <w:proofErr w:type="spellEnd"/>
-    </w:p>
-    <w:p>
-      <w:pPr>
-        <w:pStyle w:val="afff0"/>
-        <w:rPr>
-          <w:rStyle w:val="HTML"/>
-          <w:rFonts w:eastAsiaTheme="majorEastAsia"/>
-        </w:rPr>
-      </w:pPr>
-      <w:proofErr w:type="spellStart"/>
-      <w:r>
-        <w:rPr>
-          <w:rStyle w:val="HTML"/>
-          <w:rFonts w:eastAsiaTheme="majorEastAsia"/>
-        </w:rPr>
-        <w:t>printSuccess</w:t>
-      </w:r>
-      <w:proofErr w:type="spellEnd"/>
-      <w:r>
-        <w:rPr>
-          <w:rStyle w:val="HTML"/>
-          <w:rFonts w:eastAsiaTheme="majorEastAsia"/>
-        </w:rPr>
-        <w:t xml:space="preserve"> value _ fail = do</w:t>
-      </w:r>
-    </w:p>
-    <w:p>
-      <w:pPr>
-        <w:pStyle w:val="afff0"/>
-        <w:rPr>
-          <w:rStyle w:val="HTML"/>
-          <w:rFonts w:eastAsiaTheme="majorEastAsia"/>
-        </w:rPr>
-      </w:pPr>
-      <w:r>
-        <w:rPr>
-          <w:rStyle w:val="HTML"/>
-          <w:rFonts w:eastAsiaTheme="majorEastAsia"/>
-        </w:rPr>
-        <w:t xml:space="preserve">    </w:t>
-      </w:r>
-      <w:proofErr w:type="spellStart"/>
-      <w:r>
-        <w:rPr>
-          <w:rStyle w:val="HTML"/>
-          <w:rFonts w:eastAsiaTheme="majorEastAsia"/>
-        </w:rPr>
-        <w:t>putStrLn</w:t>
-      </w:r>
-      <w:proofErr w:type="spellEnd"/>
-      <w:r>
-        <w:rPr>
-          <w:rStyle w:val="HTML"/>
-          <w:rFonts w:eastAsiaTheme="majorEastAsia"/>
-        </w:rPr>
-        <w:t xml:space="preserve"> ("Result: " ++ show value)</w:t>
-      </w:r>
-    </w:p>
-    <w:p>
-      <w:pPr>
-        <w:pStyle w:val="afff0"/>
-        <w:rPr>
-          <w:rStyle w:val="HTML"/>
-          <w:rFonts w:eastAsiaTheme="majorEastAsia"/>
-        </w:rPr>
-      </w:pPr>
-      <w:r>
-        <w:rPr>
-          <w:rStyle w:val="HTML"/>
-          <w:rFonts w:eastAsiaTheme="majorEastAsia"/>
-        </w:rPr>
-        <w:t xml:space="preserve">    </w:t>
-      </w:r>
-      <w:proofErr w:type="spellStart"/>
-      <w:r>
-        <w:rPr>
-          <w:rStyle w:val="HTML"/>
-          <w:rFonts w:eastAsiaTheme="majorEastAsia"/>
-        </w:rPr>
-        <w:t>writeIORef</w:t>
-      </w:r>
-      <w:proofErr w:type="spellEnd"/>
-      <w:r>
-        <w:rPr>
-          <w:rStyle w:val="HTML"/>
-          <w:rFonts w:eastAsiaTheme="majorEastAsia"/>
-        </w:rPr>
-        <w:t xml:space="preserve"> </w:t>
-      </w:r>
-      <w:proofErr w:type="spellStart"/>
-      <w:r>
-        <w:rPr>
-          <w:rStyle w:val="HTML"/>
-          <w:rFonts w:eastAsiaTheme="majorEastAsia"/>
-        </w:rPr>
-        <w:t>nextResult</w:t>
-      </w:r>
-      <w:proofErr w:type="spellEnd"/>
-      <w:r>
-        <w:rPr>
-          <w:rStyle w:val="HTML"/>
-          <w:rFonts w:eastAsiaTheme="majorEastAsia"/>
-        </w:rPr>
-        <w:t xml:space="preserve"> (Just fail)</w:t>
+      <w:r>
+        <w:rPr>
+          <w:rStyle w:val="HTML"/>
+          <w:rFonts w:eastAsiaTheme="majorEastAsia"/>
+        </w:rPr>
+        <w:t>printSuccess :: SuccessCont</w:t>
+      </w:r>
+    </w:p>
+    <w:p>
+      <w:pPr>
+        <w:pStyle w:val="afff0"/>
+        <w:rPr>
+          <w:rStyle w:val="HTML"/>
+          <w:rFonts w:eastAsiaTheme="majorEastAsia"/>
+        </w:rPr>
+      </w:pPr>
+      <w:r>
+        <w:rPr>
+          <w:rStyle w:val="HTML"/>
+          <w:rFonts w:eastAsiaTheme="majorEastAsia"/>
+        </w:rPr>
+        <w:t>printSuccess value _ fail = do</w:t>
+      </w:r>
+    </w:p>
+    <w:p>
+      <w:pPr>
+        <w:pStyle w:val="afff0"/>
+        <w:rPr>
+          <w:rStyle w:val="HTML"/>
+          <w:rFonts w:eastAsiaTheme="majorEastAsia"/>
+        </w:rPr>
+      </w:pPr>
+      <w:r>
+        <w:rPr>
+          <w:rStyle w:val="HTML"/>
+          <w:rFonts w:eastAsiaTheme="majorEastAsia"/>
+        </w:rPr>
+        <w:t xml:space="preserve">    putStrLn ("Result: " ++ show value)</w:t>
+      </w:r>
+    </w:p>
+    <w:p>
+      <w:pPr>
+        <w:pStyle w:val="afff0"/>
+        <w:rPr>
+          <w:rStyle w:val="HTML"/>
+          <w:rFonts w:eastAsiaTheme="majorEastAsia"/>
+        </w:rPr>
+      </w:pPr>
+      <w:r>
+        <w:rPr>
+          <w:rStyle w:val="HTML"/>
+          <w:rFonts w:eastAsiaTheme="majorEastAsia"/>
+        </w:rPr>
+        <w:t xml:space="preserve">    writeIORef nextResult (Just fail)</w:t>
       </w:r>
     </w:p>
     <w:p>
@@ -10527,7 +8895,6 @@
       <w:r>
         <w:t xml:space="preserve">Функция </w:t>
       </w:r>
-      <w:proofErr w:type="spellStart"/>
       <w:r>
         <w:rPr>
           <w:rStyle w:val="HTML"/>
@@ -10539,7 +8906,6 @@
         </w:rPr>
         <w:t>tryAgain</w:t>
       </w:r>
-      <w:proofErr w:type="spellEnd"/>
       <w:r>
         <w:t xml:space="preserve"> обращается к сохранённому продолжению и вызывает его. Если альтернативы ещё остались, интерпретатор продолжает поиск. Если </w:t>
       </w:r>
@@ -10566,97 +8932,45 @@
           <w:rFonts w:eastAsiaTheme="majorEastAsia"/>
         </w:rPr>
       </w:pPr>
-      <w:proofErr w:type="spellStart"/>
-      <w:proofErr w:type="gramStart"/>
-      <w:r>
-        <w:rPr>
-          <w:rStyle w:val="HTML"/>
-          <w:rFonts w:eastAsiaTheme="majorEastAsia"/>
-        </w:rPr>
-        <w:t>tryAgain</w:t>
-      </w:r>
-      <w:proofErr w:type="spellEnd"/>
-      <w:r>
-        <w:rPr>
-          <w:rStyle w:val="HTML"/>
-          <w:rFonts w:eastAsiaTheme="majorEastAsia"/>
-        </w:rPr>
-        <w:t xml:space="preserve"> :</w:t>
-      </w:r>
-      <w:proofErr w:type="gramEnd"/>
-      <w:r>
-        <w:rPr>
-          <w:rStyle w:val="HTML"/>
-          <w:rFonts w:eastAsiaTheme="majorEastAsia"/>
-        </w:rPr>
-        <w:t>: IO ()</w:t>
-      </w:r>
-    </w:p>
-    <w:p>
-      <w:pPr>
-        <w:pStyle w:val="afff0"/>
-        <w:rPr>
-          <w:rStyle w:val="HTML"/>
-          <w:rFonts w:eastAsiaTheme="majorEastAsia"/>
-        </w:rPr>
-      </w:pPr>
-      <w:proofErr w:type="spellStart"/>
-      <w:r>
-        <w:rPr>
-          <w:rStyle w:val="HTML"/>
-          <w:rFonts w:eastAsiaTheme="majorEastAsia"/>
-        </w:rPr>
-        <w:t>tryAgain</w:t>
-      </w:r>
-      <w:proofErr w:type="spellEnd"/>
-      <w:r>
-        <w:rPr>
-          <w:rStyle w:val="HTML"/>
-          <w:rFonts w:eastAsiaTheme="majorEastAsia"/>
-        </w:rPr>
-        <w:t xml:space="preserve"> = do</w:t>
-      </w:r>
-    </w:p>
-    <w:p>
-      <w:pPr>
-        <w:pStyle w:val="afff0"/>
-        <w:rPr>
-          <w:rStyle w:val="HTML"/>
-          <w:rFonts w:eastAsiaTheme="majorEastAsia"/>
-        </w:rPr>
-      </w:pPr>
-      <w:r>
-        <w:rPr>
-          <w:rStyle w:val="HTML"/>
-          <w:rFonts w:eastAsiaTheme="majorEastAsia"/>
-        </w:rPr>
-        <w:t xml:space="preserve">    next &lt;- </w:t>
-      </w:r>
-      <w:proofErr w:type="spellStart"/>
-      <w:r>
-        <w:rPr>
-          <w:rStyle w:val="HTML"/>
-          <w:rFonts w:eastAsiaTheme="majorEastAsia"/>
-        </w:rPr>
-        <w:t>readIORef</w:t>
-      </w:r>
-      <w:proofErr w:type="spellEnd"/>
-      <w:r>
-        <w:rPr>
-          <w:rStyle w:val="HTML"/>
-          <w:rFonts w:eastAsiaTheme="majorEastAsia"/>
-        </w:rPr>
-        <w:t xml:space="preserve"> </w:t>
-      </w:r>
-      <w:proofErr w:type="spellStart"/>
-      <w:r>
-        <w:rPr>
-          <w:rStyle w:val="HTML"/>
-          <w:rFonts w:eastAsiaTheme="majorEastAsia"/>
-        </w:rPr>
-        <w:t>nextResult</w:t>
-      </w:r>
-      <w:proofErr w:type="spellEnd"/>
+      <w:r>
+        <w:rPr>
+          <w:rStyle w:val="HTML"/>
+          <w:rFonts w:eastAsiaTheme="majorEastAsia"/>
+        </w:rPr>
+        <w:t>tryAgain :: IO ()</w:t>
+      </w:r>
+    </w:p>
+    <w:p>
+      <w:pPr>
+        <w:pStyle w:val="afff0"/>
+        <w:rPr>
+          <w:rStyle w:val="HTML"/>
+          <w:rFonts w:eastAsiaTheme="majorEastAsia"/>
+        </w:rPr>
+      </w:pPr>
+      <w:r>
+        <w:rPr>
+          <w:rStyle w:val="HTML"/>
+          <w:rFonts w:eastAsiaTheme="majorEastAsia"/>
+        </w:rPr>
+        <w:t>tryAgain = do</w:t>
+      </w:r>
+    </w:p>
+    <w:p>
+      <w:pPr>
+        <w:pStyle w:val="afff0"/>
+        <w:rPr>
+          <w:rStyle w:val="HTML"/>
+          <w:rFonts w:eastAsiaTheme="majorEastAsia"/>
+        </w:rPr>
+      </w:pPr>
+      <w:r>
+        <w:rPr>
+          <w:rStyle w:val="HTML"/>
+          <w:rFonts w:eastAsiaTheme="majorEastAsia"/>
+        </w:rPr>
+        <w:t xml:space="preserve">    next &lt;- readIORef nextResult</w:t>
+      </w:r>
     </w:p>
     <w:p>
       <w:pPr>
@@ -10767,23 +9081,7 @@
           <w:rStyle w:val="HTML"/>
           <w:rFonts w:eastAsiaTheme="majorEastAsia"/>
         </w:rPr>
-        <w:t xml:space="preserve">            </w:t>
-      </w:r>
-      <w:proofErr w:type="spellStart"/>
-      <w:r>
-        <w:rPr>
-          <w:rStyle w:val="HTML"/>
-          <w:rFonts w:eastAsiaTheme="majorEastAsia"/>
-        </w:rPr>
-        <w:t>putStrLn</w:t>
-      </w:r>
-      <w:proofErr w:type="spellEnd"/>
-      <w:r>
-        <w:rPr>
-          <w:rStyle w:val="HTML"/>
-          <w:rFonts w:eastAsiaTheme="majorEastAsia"/>
-        </w:rPr>
-        <w:t xml:space="preserve"> "No saved continuation"</w:t>
+        <w:t xml:space="preserve">            putStrLn "No saved continuation"</w:t>
       </w:r>
     </w:p>
     <w:p>
@@ -10810,7 +9108,6 @@
       <w:r>
         <w:t xml:space="preserve">В качестве примера использования недетерминированного интерпретатора в проекте реализована задача о жильцах этажей. В ней для каждого человека задаётся набор возможных этажей с помощью </w:t>
       </w:r>
-      <w:proofErr w:type="spellStart"/>
       <w:r>
         <w:rPr>
           <w:rStyle w:val="HTML"/>
@@ -10822,11 +9119,9 @@
         </w:rPr>
         <w:t>amb</w:t>
       </w:r>
-      <w:proofErr w:type="spellEnd"/>
       <w:r>
         <w:t xml:space="preserve">, после чего ограничения формулируются через </w:t>
       </w:r>
-      <w:proofErr w:type="spellStart"/>
       <w:r>
         <w:rPr>
           <w:rStyle w:val="HTML"/>
@@ -10838,7 +9133,6 @@
         </w:rPr>
         <w:t>require</w:t>
       </w:r>
-      <w:proofErr w:type="spellEnd"/>
       <w:r>
         <w:t>. Например, можно указать, что один человек не живёт на верхнем этаже, другой не живёт на нижнем, а также задать отношения между этажами. Интерпретатор сам выполняет перебор возможных размещений и отбрасывает комбинации, которые нарушают условия.</w:t>
       </w:r>
@@ -10874,162 +9168,83 @@
           <w:rStyle w:val="HTML"/>
           <w:rFonts w:eastAsiaTheme="majorEastAsia"/>
         </w:rPr>
+        <w:t>(define baker (amb 1 2 3 4 5))</w:t>
+      </w:r>
+    </w:p>
+    <w:p>
+      <w:pPr>
+        <w:pStyle w:val="afff0"/>
+        <w:rPr>
+          <w:rStyle w:val="HTML"/>
+          <w:rFonts w:eastAsiaTheme="majorEastAsia"/>
+        </w:rPr>
+      </w:pPr>
+      <w:r>
+        <w:rPr>
+          <w:rStyle w:val="HTML"/>
+          <w:rFonts w:eastAsiaTheme="majorEastAsia"/>
+        </w:rPr>
+        <w:t>(define cooper (amb 1 2 3 4 5))</w:t>
+      </w:r>
+    </w:p>
+    <w:p>
+      <w:pPr>
+        <w:pStyle w:val="afff0"/>
+        <w:rPr>
+          <w:rStyle w:val="HTML"/>
+          <w:rFonts w:eastAsiaTheme="majorEastAsia"/>
+        </w:rPr>
+      </w:pPr>
+      <w:r>
+        <w:rPr>
+          <w:rStyle w:val="HTML"/>
+          <w:rFonts w:eastAsiaTheme="majorEastAsia"/>
+        </w:rPr>
+        <w:t>(define fletcher (amb 1 2 3 4 5))</w:t>
+      </w:r>
+    </w:p>
+    <w:p>
+      <w:pPr>
+        <w:pStyle w:val="afff0"/>
+        <w:rPr>
+          <w:rStyle w:val="HTML"/>
+          <w:rFonts w:eastAsiaTheme="majorEastAsia"/>
+        </w:rPr>
+      </w:pPr>
+    </w:p>
+    <w:p>
+      <w:pPr>
+        <w:pStyle w:val="afff0"/>
+        <w:rPr>
+          <w:rStyle w:val="HTML"/>
+          <w:rFonts w:eastAsiaTheme="majorEastAsia"/>
+        </w:rPr>
+      </w:pPr>
+      <w:r>
+        <w:rPr>
+          <w:rStyle w:val="HTML"/>
+          <w:rFonts w:eastAsiaTheme="majorEastAsia"/>
+        </w:rPr>
+        <w:t>(require (not (= baker cooper)))</w:t>
+      </w:r>
+    </w:p>
+    <w:p>
+      <w:pPr>
+        <w:pStyle w:val="afff0"/>
+        <w:rPr>
+          <w:rStyle w:val="HTML"/>
+          <w:rFonts w:eastAsiaTheme="majorEastAsia"/>
+          <w:lang w:val="ru-RU"/>
+        </w:rPr>
+      </w:pPr>
+      <w:r>
+        <w:rPr>
+          <w:rStyle w:val="HTML"/>
+          <w:rFonts w:eastAsiaTheme="majorEastAsia"/>
+          <w:lang w:val="ru-RU"/>
+        </w:rPr>
         <w:t>(</w:t>
       </w:r>
-      <w:proofErr w:type="gramStart"/>
-      <w:r>
-        <w:rPr>
-          <w:rStyle w:val="HTML"/>
-          <w:rFonts w:eastAsiaTheme="majorEastAsia"/>
-        </w:rPr>
-        <w:t>define</w:t>
-      </w:r>
-      <w:proofErr w:type="gramEnd"/>
-      <w:r>
-        <w:rPr>
-          <w:rStyle w:val="HTML"/>
-          <w:rFonts w:eastAsiaTheme="majorEastAsia"/>
-        </w:rPr>
-        <w:t xml:space="preserve"> baker (</w:t>
-      </w:r>
-      <w:proofErr w:type="spellStart"/>
-      <w:r>
-        <w:rPr>
-          <w:rStyle w:val="HTML"/>
-          <w:rFonts w:eastAsiaTheme="majorEastAsia"/>
-        </w:rPr>
-        <w:t>amb</w:t>
-      </w:r>
-      <w:proofErr w:type="spellEnd"/>
-      <w:r>
-        <w:rPr>
-          <w:rStyle w:val="HTML"/>
-          <w:rFonts w:eastAsiaTheme="majorEastAsia"/>
-        </w:rPr>
-        <w:t xml:space="preserve"> 1 2 3 4 5))</w:t>
-      </w:r>
-    </w:p>
-    <w:p>
-      <w:pPr>
-        <w:pStyle w:val="afff0"/>
-        <w:rPr>
-          <w:rStyle w:val="HTML"/>
-          <w:rFonts w:eastAsiaTheme="majorEastAsia"/>
-        </w:rPr>
-      </w:pPr>
-      <w:r>
-        <w:rPr>
-          <w:rStyle w:val="HTML"/>
-          <w:rFonts w:eastAsiaTheme="majorEastAsia"/>
-        </w:rPr>
-        <w:t>(</w:t>
-      </w:r>
-      <w:proofErr w:type="gramStart"/>
-      <w:r>
-        <w:rPr>
-          <w:rStyle w:val="HTML"/>
-          <w:rFonts w:eastAsiaTheme="majorEastAsia"/>
-        </w:rPr>
-        <w:t>define</w:t>
-      </w:r>
-      <w:proofErr w:type="gramEnd"/>
-      <w:r>
-        <w:rPr>
-          <w:rStyle w:val="HTML"/>
-          <w:rFonts w:eastAsiaTheme="majorEastAsia"/>
-        </w:rPr>
-        <w:t xml:space="preserve"> cooper (</w:t>
-      </w:r>
-      <w:proofErr w:type="spellStart"/>
-      <w:r>
-        <w:rPr>
-          <w:rStyle w:val="HTML"/>
-          <w:rFonts w:eastAsiaTheme="majorEastAsia"/>
-        </w:rPr>
-        <w:t>amb</w:t>
-      </w:r>
-      <w:proofErr w:type="spellEnd"/>
-      <w:r>
-        <w:rPr>
-          <w:rStyle w:val="HTML"/>
-          <w:rFonts w:eastAsiaTheme="majorEastAsia"/>
-        </w:rPr>
-        <w:t xml:space="preserve"> 1 2 3 4 5))</w:t>
-      </w:r>
-    </w:p>
-    <w:p>
-      <w:pPr>
-        <w:pStyle w:val="afff0"/>
-        <w:rPr>
-          <w:rStyle w:val="HTML"/>
-          <w:rFonts w:eastAsiaTheme="majorEastAsia"/>
-        </w:rPr>
-      </w:pPr>
-      <w:r>
-        <w:rPr>
-          <w:rStyle w:val="HTML"/>
-          <w:rFonts w:eastAsiaTheme="majorEastAsia"/>
-        </w:rPr>
-        <w:t>(</w:t>
-      </w:r>
-      <w:proofErr w:type="gramStart"/>
-      <w:r>
-        <w:rPr>
-          <w:rStyle w:val="HTML"/>
-          <w:rFonts w:eastAsiaTheme="majorEastAsia"/>
-        </w:rPr>
-        <w:t>define</w:t>
-      </w:r>
-      <w:proofErr w:type="gramEnd"/>
-      <w:r>
-        <w:rPr>
-          <w:rStyle w:val="HTML"/>
-          <w:rFonts w:eastAsiaTheme="majorEastAsia"/>
-        </w:rPr>
-        <w:t xml:space="preserve"> fletcher (</w:t>
-      </w:r>
-      <w:proofErr w:type="spellStart"/>
-      <w:r>
-        <w:rPr>
-          <w:rStyle w:val="HTML"/>
-          <w:rFonts w:eastAsiaTheme="majorEastAsia"/>
-        </w:rPr>
-        <w:t>amb</w:t>
-      </w:r>
-      <w:proofErr w:type="spellEnd"/>
-      <w:r>
-        <w:rPr>
-          <w:rStyle w:val="HTML"/>
-          <w:rFonts w:eastAsiaTheme="majorEastAsia"/>
-        </w:rPr>
-        <w:t xml:space="preserve"> 1 2 3 4 5))</w:t>
-      </w:r>
-    </w:p>
-    <w:p>
-      <w:pPr>
-        <w:pStyle w:val="afff0"/>
-        <w:rPr>
-          <w:rStyle w:val="HTML"/>
-          <w:rFonts w:eastAsiaTheme="majorEastAsia"/>
-        </w:rPr>
-      </w:pPr>
-    </w:p>
-    <w:p>
-      <w:pPr>
-        <w:pStyle w:val="afff0"/>
-        <w:rPr>
-          <w:rStyle w:val="HTML"/>
-          <w:rFonts w:eastAsiaTheme="majorEastAsia"/>
-        </w:rPr>
-      </w:pPr>
-      <w:r>
-        <w:rPr>
-          <w:rStyle w:val="HTML"/>
-          <w:rFonts w:eastAsiaTheme="majorEastAsia"/>
-        </w:rPr>
-        <w:t>(</w:t>
-      </w:r>
-      <w:proofErr w:type="gramStart"/>
       <w:r>
         <w:rPr>
           <w:rStyle w:val="HTML"/>
@@ -11037,38 +9252,35 @@
         </w:rPr>
         <w:t>require</w:t>
       </w:r>
-      <w:proofErr w:type="gramEnd"/>
-      <w:r>
-        <w:rPr>
-          <w:rStyle w:val="HTML"/>
-          <w:rFonts w:eastAsiaTheme="majorEastAsia"/>
-        </w:rPr>
-        <w:t xml:space="preserve"> (not (= baker cooper)))</w:t>
-      </w:r>
-    </w:p>
-    <w:p>
-      <w:pPr>
-        <w:pStyle w:val="afff0"/>
+      <w:r>
         <w:rPr>
           <w:rStyle w:val="HTML"/>
           <w:rFonts w:eastAsiaTheme="majorEastAsia"/>
           <w:lang w:val="ru-RU"/>
         </w:rPr>
-      </w:pPr>
+        <w:t xml:space="preserve"> (&gt; </w:t>
+      </w:r>
+      <w:r>
+        <w:rPr>
+          <w:rStyle w:val="HTML"/>
+          <w:rFonts w:eastAsiaTheme="majorEastAsia"/>
+        </w:rPr>
+        <w:t>miller</w:t>
+      </w:r>
       <w:r>
         <w:rPr>
           <w:rStyle w:val="HTML"/>
           <w:rFonts w:eastAsiaTheme="majorEastAsia"/>
           <w:lang w:val="ru-RU"/>
         </w:rPr>
-        <w:t>(</w:t>
-      </w:r>
-      <w:r>
-        <w:rPr>
-          <w:rStyle w:val="HTML"/>
-          <w:rFonts w:eastAsiaTheme="majorEastAsia"/>
-        </w:rPr>
-        <w:t>require</w:t>
+        <w:t xml:space="preserve"> </w:t>
+      </w:r>
+      <w:r>
+        <w:rPr>
+          <w:rStyle w:val="HTML"/>
+          <w:rFonts w:eastAsiaTheme="majorEastAsia"/>
+        </w:rPr>
+        <w:t>cooper</w:t>
       </w:r>
       <w:r>
         <w:rPr>
@@ -11076,47 +9288,17 @@
           <w:rFonts w:eastAsiaTheme="majorEastAsia"/>
           <w:lang w:val="ru-RU"/>
         </w:rPr>
-        <w:t xml:space="preserve"> (&gt; </w:t>
-      </w:r>
-      <w:r>
-        <w:rPr>
-          <w:rStyle w:val="HTML"/>
-          <w:rFonts w:eastAsiaTheme="majorEastAsia"/>
-        </w:rPr>
-        <w:t>miller</w:t>
-      </w:r>
-      <w:r>
+        <w:t>))</w:t>
+      </w:r>
+    </w:p>
+    <w:p>
+      <w:pPr>
+        <w:pStyle w:val="afff0"/>
         <w:rPr>
           <w:rStyle w:val="HTML"/>
           <w:rFonts w:eastAsiaTheme="majorEastAsia"/>
           <w:lang w:val="ru-RU"/>
         </w:rPr>
-        <w:t xml:space="preserve"> </w:t>
-      </w:r>
-      <w:r>
-        <w:rPr>
-          <w:rStyle w:val="HTML"/>
-          <w:rFonts w:eastAsiaTheme="majorEastAsia"/>
-        </w:rPr>
-        <w:t>cooper</w:t>
-      </w:r>
-      <w:r>
-        <w:rPr>
-          <w:rStyle w:val="HTML"/>
-          <w:rFonts w:eastAsiaTheme="majorEastAsia"/>
-          <w:lang w:val="ru-RU"/>
-        </w:rPr>
-        <w:t>))</w:t>
-      </w:r>
-    </w:p>
-    <w:p>
-      <w:pPr>
-        <w:pStyle w:val="afff0"/>
-        <w:rPr>
-          <w:rStyle w:val="HTML"/>
-          <w:rFonts w:eastAsiaTheme="majorEastAsia"/>
-          <w:lang w:val="ru-RU"/>
-        </w:rPr>
       </w:pPr>
     </w:p>
     <w:p>
@@ -11126,7 +9308,6 @@
       <w:r>
         <w:t xml:space="preserve">В этом примере конструкция </w:t>
       </w:r>
-      <w:proofErr w:type="spellStart"/>
       <w:r>
         <w:rPr>
           <w:rStyle w:val="HTML"/>
@@ -11138,11 +9319,9 @@
         </w:rPr>
         <w:t>amb</w:t>
       </w:r>
-      <w:proofErr w:type="spellEnd"/>
       <w:r>
         <w:t xml:space="preserve"> создаёт возможные значения для переменных, а </w:t>
       </w:r>
-      <w:proofErr w:type="spellStart"/>
       <w:r>
         <w:rPr>
           <w:rStyle w:val="HTML"/>
@@ -11152,7 +9331,6 @@
         </w:rPr>
         <w:t>require</w:t>
       </w:r>
-      <w:proofErr w:type="spellEnd"/>
       <w:r>
         <w:t xml:space="preserve"> задаёт ограничения между ними. С точки зрения </w:t>
       </w:r>
@@ -11168,7 +9346,6 @@
       <w:r>
         <w:t xml:space="preserve">Таким образом, недетерминированный интерпретатор отличается от детерминированного прежде всего способом управления вычислениями. Он использует стиль передачи продолжений, поддерживает явное разделение успешного и неуспешного продолжения, реализует оператор </w:t>
       </w:r>
-      <w:proofErr w:type="spellStart"/>
       <w:r>
         <w:rPr>
           <w:rStyle w:val="HTML"/>
@@ -11180,11 +9357,9 @@
         </w:rPr>
         <w:t>amb</w:t>
       </w:r>
-      <w:proofErr w:type="spellEnd"/>
       <w:r>
         <w:t xml:space="preserve"> для создания альтернатив и конструкцию </w:t>
       </w:r>
-      <w:proofErr w:type="spellStart"/>
       <w:r>
         <w:rPr>
           <w:rStyle w:val="HTML"/>
@@ -11196,7 +9371,6 @@
         </w:rPr>
         <w:t>require</w:t>
       </w:r>
-      <w:proofErr w:type="spellEnd"/>
       <w:r>
         <w:t xml:space="preserve"> для отсечения неподходящих ветвей. Благодаря этому интерпретатор позволяет выполнять программы, в которых результат определяется не единственным путём вычисления, а поиском среди множества возможных вариантов.</w:t>
       </w:r>
@@ -11223,6 +9397,7 @@
           <w:lang w:val="en-US"/>
         </w:rPr>
       </w:pPr>
+      <w:bookmarkStart w:id="25" w:name="_Toc231579055"/>
       <w:r>
         <w:rPr>
           <w:noProof/>
@@ -11243,6 +9418,7 @@
         </w:rPr>
         <w:t>ЛИТЕРАТУРЫ</w:t>
       </w:r>
+      <w:bookmarkEnd w:id="25"/>
     </w:p>
     <w:p>
       <w:pPr>
@@ -11672,8 +9848,8 @@
 </file>
 
 <file path=word/comments.xml><?xml version="1.0" encoding="utf-8"?>
-<w:comments xmlns:wpc="http://schemas.microsoft.com/office/word/2010/wordprocessingCanvas" xmlns:cx="http://schemas.microsoft.com/office/drawing/2014/chartex" xmlns:cx1="http://schemas.microsoft.com/office/drawing/2015/9/8/chartex" xmlns:cx2="http://schemas.microsoft.com/office/drawing/2015/10/21/chartex" xmlns:cx3="http://schemas.microsoft.com/office/drawing/2016/5/9/chartex" xmlns:cx4="http://schemas.microsoft.com/office/drawing/2016/5/10/chartex" xmlns:cx5="http://schemas.microsoft.com/office/drawing/2016/5/11/chartex" xmlns:cx6="http://schemas.microsoft.com/office/drawing/2016/5/12/chartex" xmlns:cx7="http://schemas.microsoft.com/office/drawing/2016/5/13/chartex" xmlns:cx8="http://schemas.microsoft.com/office/drawing/2016/5/14/chartex" xmlns:mc="http://schemas.openxmlformats.org/markup-compatibility/2006" xmlns:aink="http://schemas.microsoft.com/office/drawing/2016/ink" xmlns:am3d="http://schemas.microsoft.com/office/drawing/2017/model3d" xmlns:o="urn:schemas-microsoft-com:office:office" xmlns:r="http://schemas.openxmlformats.org/officeDocument/2006/relationships" xmlns:m="http://schemas.openxmlformats.org/officeDocument/2006/math" xmlns:v="urn:schemas-microsoft-com:vml" xmlns:wp14="http://schemas.microsoft.com/office/word/2010/wordprocessingDrawing" xmlns:wp="http://schemas.openxmlformats.org/drawingml/2006/wordprocessingDrawing" xmlns:w10="urn:schemas-microsoft-com:office:word" xmlns:w="http://schemas.openxmlformats.org/wordprocessingml/2006/main" xmlns:w14="http://schemas.microsoft.com/office/word/2010/wordml" xmlns:w15="http://schemas.microsoft.com/office/word/2012/wordml" xmlns:w16cex="http://schemas.microsoft.com/office/word/2018/wordml/cex" xmlns:w16cid="http://schemas.microsoft.com/office/word/2016/wordml/cid" xmlns:w16="http://schemas.microsoft.com/office/word/2018/wordml" xmlns:w16sdtdh="http://schemas.microsoft.com/office/word/2020/wordml/sdtdatahash" xmlns:w16se="http://schemas.microsoft.com/office/word/2015/wordml/symex" xmlns:wpg="http://schemas.microsoft.com/office/word/2010/wordprocessingGroup" xmlns:wpi="http://schemas.microsoft.com/office/word/2010/wordprocessingInk" xmlns:wne="http://schemas.microsoft.com/office/word/2006/wordml" xmlns:wps="http://schemas.microsoft.com/office/word/2010/wordprocessingShape" mc:Ignorable="w14 w15 w16se w16cid w16 w16cex w16sdtdh wp14">
-  <w:comment w:id="2" w:author="Сдобнов Владимир Александрович" w:date="2026-06-03T19:26:00Z" w:initials="СВА">
+<w:comments xmlns:wpc="http://schemas.microsoft.com/office/word/2010/wordprocessingCanvas" xmlns:cx="http://schemas.microsoft.com/office/drawing/2014/chartex" xmlns:cx1="http://schemas.microsoft.com/office/drawing/2015/9/8/chartex" xmlns:cx2="http://schemas.microsoft.com/office/drawing/2015/10/21/chartex" xmlns:cx3="http://schemas.microsoft.com/office/drawing/2016/5/9/chartex" xmlns:cx4="http://schemas.microsoft.com/office/drawing/2016/5/10/chartex" xmlns:cx5="http://schemas.microsoft.com/office/drawing/2016/5/11/chartex" xmlns:cx6="http://schemas.microsoft.com/office/drawing/2016/5/12/chartex" xmlns:cx7="http://schemas.microsoft.com/office/drawing/2016/5/13/chartex" xmlns:cx8="http://schemas.microsoft.com/office/drawing/2016/5/14/chartex" xmlns:mc="http://schemas.openxmlformats.org/markup-compatibility/2006" xmlns:aink="http://schemas.microsoft.com/office/drawing/2016/ink" xmlns:am3d="http://schemas.microsoft.com/office/drawing/2017/model3d" xmlns:o="urn:schemas-microsoft-com:office:office" xmlns:oel="http://schemas.microsoft.com/office/2019/extlst" xmlns:r="http://schemas.openxmlformats.org/officeDocument/2006/relationships" xmlns:m="http://schemas.openxmlformats.org/officeDocument/2006/math" xmlns:v="urn:schemas-microsoft-com:vml" xmlns:wp14="http://schemas.microsoft.com/office/word/2010/wordprocessingDrawing" xmlns:wp="http://schemas.openxmlformats.org/drawingml/2006/wordprocessingDrawing" xmlns:w10="urn:schemas-microsoft-com:office:word" xmlns:w="http://schemas.openxmlformats.org/wordprocessingml/2006/main" xmlns:w14="http://schemas.microsoft.com/office/word/2010/wordml" xmlns:w15="http://schemas.microsoft.com/office/word/2012/wordml" xmlns:w16cex="http://schemas.microsoft.com/office/word/2018/wordml/cex" xmlns:w16cid="http://schemas.microsoft.com/office/word/2016/wordml/cid" xmlns:w16="http://schemas.microsoft.com/office/word/2018/wordml" xmlns:w16du="http://schemas.microsoft.com/office/word/2023/wordml/word16du" xmlns:w16sdtdh="http://schemas.microsoft.com/office/word/2020/wordml/sdtdatahash" xmlns:w16sdtfl="http://schemas.microsoft.com/office/word/2024/wordml/sdtformatlock" xmlns:w16se="http://schemas.microsoft.com/office/word/2015/wordml/symex" xmlns:wpg="http://schemas.microsoft.com/office/word/2010/wordprocessingGroup" xmlns:wpi="http://schemas.microsoft.com/office/word/2010/wordprocessingInk" xmlns:wne="http://schemas.microsoft.com/office/word/2006/wordml" xmlns:wps="http://schemas.microsoft.com/office/word/2010/wordprocessingShape" mc:Ignorable="w14 w15 w16se w16cid w16 w16cex w16sdtdh w16sdtfl w16du wp14">
+  <w:comment w:id="3" w:author="Сдобнов Владимир Александрович" w:date="2026-06-03T19:26:00Z" w:initials="СВА">
     <w:p>
       <w:pPr>
         <w:pStyle w:val="afff4"/>
@@ -11681,34 +9857,6 @@
           <w:lang w:val="ru-RU"/>
         </w:rPr>
       </w:pPr>
-      <w:r>
-        <w:rPr>
-          <w:rStyle w:val="afff3"/>
-        </w:rPr>
-        <w:annotationRef/>
-      </w:r>
-      <w:r>
-        <w:rPr>
-          <w:lang w:val="ru-RU"/>
-        </w:rPr>
-        <w:t>Заменить источник</w:t>
-      </w:r>
-    </w:p>
-  </w:comment>
-  <w:comment w:id="3" w:author="Сдобнов Владимир Александрович" w:date="2026-06-03T19:26:00Z" w:initials="СВА">
-    <w:p>
-      <w:pPr>
-        <w:pStyle w:val="afff4"/>
-        <w:rPr>
-          <w:lang w:val="ru-RU"/>
-        </w:rPr>
-      </w:pPr>
-      <w:r>
-        <w:rPr>
-          <w:rStyle w:val="afff3"/>
-        </w:rPr>
-        <w:annotationRef/>
-      </w:r>
       <w:r>
         <w:rPr>
           <w:rStyle w:val="afff3"/>
@@ -11739,19 +9887,13 @@
       </w:r>
       <w:r>
         <w:rPr>
-          <w:rStyle w:val="afff3"/>
-        </w:rPr>
-        <w:annotationRef/>
-      </w:r>
-      <w:r>
-        <w:rPr>
           <w:lang w:val="ru-RU"/>
         </w:rPr>
         <w:t>Заменить источник</w:t>
       </w:r>
     </w:p>
   </w:comment>
-  <w:comment w:id="5" w:author="Сдобнов Владимир Александрович" w:date="2026-06-03T19:27:00Z" w:initials="СВА">
+  <w:comment w:id="5" w:author="Сдобнов Владимир Александрович" w:date="2026-06-03T19:26:00Z" w:initials="СВА">
     <w:p>
       <w:pPr>
         <w:pStyle w:val="afff4"/>
@@ -11759,12 +9901,6 @@
           <w:lang w:val="ru-RU"/>
         </w:rPr>
       </w:pPr>
-      <w:r>
-        <w:rPr>
-          <w:rStyle w:val="afff3"/>
-        </w:rPr>
-        <w:annotationRef/>
-      </w:r>
       <w:r>
         <w:rPr>
           <w:rStyle w:val="afff3"/>
@@ -11795,12 +9931,6 @@
       </w:r>
       <w:r>
         <w:rPr>
-          <w:rStyle w:val="afff3"/>
-        </w:rPr>
-        <w:annotationRef/>
-      </w:r>
-      <w:r>
-        <w:rPr>
           <w:lang w:val="ru-RU"/>
         </w:rPr>
         <w:t>Заменить источник</w:t>
@@ -11823,19 +9953,13 @@
       </w:r>
       <w:r>
         <w:rPr>
-          <w:rStyle w:val="afff3"/>
-        </w:rPr>
-        <w:annotationRef/>
-      </w:r>
-      <w:r>
-        <w:rPr>
           <w:lang w:val="ru-RU"/>
         </w:rPr>
         <w:t>Заменить источник</w:t>
       </w:r>
     </w:p>
   </w:comment>
-  <w:comment w:id="8" w:author="Сдобнов Владимир Александрович" w:date="2026-06-03T19:29:00Z" w:initials="СВА">
+  <w:comment w:id="8" w:author="Сдобнов Владимир Александрович" w:date="2026-06-03T19:27:00Z" w:initials="СВА">
     <w:p>
       <w:pPr>
         <w:pStyle w:val="afff4"/>
@@ -11843,12 +9967,6 @@
           <w:lang w:val="ru-RU"/>
         </w:rPr>
       </w:pPr>
-      <w:r>
-        <w:rPr>
-          <w:rStyle w:val="afff3"/>
-        </w:rPr>
-        <w:annotationRef/>
-      </w:r>
       <w:r>
         <w:rPr>
           <w:rStyle w:val="afff3"/>
@@ -11879,6 +9997,22 @@
       </w:r>
       <w:r>
         <w:rPr>
+          <w:lang w:val="ru-RU"/>
+        </w:rPr>
+        <w:t>Заменить источник</w:t>
+      </w:r>
+    </w:p>
+  </w:comment>
+  <w:comment w:id="10" w:author="Сдобнов Владимир Александрович" w:date="2026-06-03T19:29:00Z" w:initials="СВА">
+    <w:p>
+      <w:pPr>
+        <w:pStyle w:val="afff4"/>
+        <w:rPr>
+          <w:lang w:val="ru-RU"/>
+        </w:rPr>
+      </w:pPr>
+      <w:r>
+        <w:rPr>
           <w:rStyle w:val="afff3"/>
         </w:rPr>
         <w:annotationRef/>
@@ -11889,39 +10023,6 @@
         </w:rPr>
         <w:t>Заменить источник</w:t>
       </w:r>
-    </w:p>
-  </w:comment>
-  <w:comment w:id="12" w:author="Сдобнов Владимир Александрович" w:date="2026-06-03T19:35:00Z" w:initials="СВА">
-    <w:p>
-      <w:pPr>
-        <w:pStyle w:val="afff4"/>
-        <w:rPr>
-          <w:lang w:val="ru-RU"/>
-        </w:rPr>
-      </w:pPr>
-      <w:r>
-        <w:rPr>
-          <w:rStyle w:val="afff3"/>
-        </w:rPr>
-        <w:annotationRef/>
-      </w:r>
-      <w:r>
-        <w:rPr>
-          <w:rStyle w:val="afff3"/>
-        </w:rPr>
-        <w:annotationRef/>
-      </w:r>
-      <w:r>
-        <w:rPr>
-          <w:lang w:val="ru-RU"/>
-        </w:rPr>
-        <w:t>Заменить источник</w:t>
-      </w:r>
-    </w:p>
-    <w:p>
-      <w:pPr>
-        <w:pStyle w:val="afff4"/>
-      </w:pPr>
     </w:p>
   </w:comment>
   <w:comment w:id="13" w:author="Сдобнов Владимир Александрович" w:date="2026-06-03T19:35:00Z" w:initials="СВА">
@@ -11940,6 +10041,30 @@
       </w:r>
       <w:r>
         <w:rPr>
+          <w:lang w:val="ru-RU"/>
+        </w:rPr>
+        <w:t>Заменить источник</w:t>
+      </w:r>
+    </w:p>
+    <w:p>
+      <w:pPr>
+        <w:pStyle w:val="afff4"/>
+        <w:rPr>
+          <w:lang w:val="ru-RU"/>
+        </w:rPr>
+      </w:pPr>
+    </w:p>
+  </w:comment>
+  <w:comment w:id="14" w:author="Сдобнов Владимир Александрович" w:date="2026-06-03T19:35:00Z" w:initials="СВА">
+    <w:p>
+      <w:pPr>
+        <w:pStyle w:val="afff4"/>
+        <w:rPr>
+          <w:lang w:val="ru-RU"/>
+        </w:rPr>
+      </w:pPr>
+      <w:r>
+        <w:rPr>
           <w:rStyle w:val="afff3"/>
         </w:rPr>
         <w:annotationRef/>
@@ -11954,10 +10079,13 @@
     <w:p>
       <w:pPr>
         <w:pStyle w:val="afff4"/>
+        <w:rPr>
+          <w:lang w:val="ru-RU"/>
+        </w:rPr>
       </w:pPr>
     </w:p>
   </w:comment>
-  <w:comment w:id="14" w:author="Сдобнов Владимир Александрович" w:date="2026-06-03T19:36:00Z" w:initials="СВА">
+  <w:comment w:id="15" w:author="Сдобнов Владимир Александрович" w:date="2026-06-03T19:36:00Z" w:initials="СВА">
     <w:p>
       <w:pPr>
         <w:pStyle w:val="afff4"/>
@@ -11973,6 +10101,30 @@
       </w:r>
       <w:r>
         <w:rPr>
+          <w:lang w:val="ru-RU"/>
+        </w:rPr>
+        <w:t>Заменить источник</w:t>
+      </w:r>
+    </w:p>
+    <w:p>
+      <w:pPr>
+        <w:pStyle w:val="afff4"/>
+        <w:rPr>
+          <w:lang w:val="ru-RU"/>
+        </w:rPr>
+      </w:pPr>
+    </w:p>
+  </w:comment>
+  <w:comment w:id="17" w:author="Сдобнов Владимир Александрович" w:date="2026-06-03T19:36:00Z" w:initials="СВА">
+    <w:p>
+      <w:pPr>
+        <w:pStyle w:val="afff4"/>
+        <w:rPr>
+          <w:lang w:val="ru-RU"/>
+        </w:rPr>
+      </w:pPr>
+      <w:r>
+        <w:rPr>
           <w:rStyle w:val="afff3"/>
         </w:rPr>
         <w:annotationRef/>
@@ -11987,10 +10139,13 @@
     <w:p>
       <w:pPr>
         <w:pStyle w:val="afff4"/>
+        <w:rPr>
+          <w:lang w:val="ru-RU"/>
+        </w:rPr>
       </w:pPr>
     </w:p>
   </w:comment>
-  <w:comment w:id="16" w:author="Сдобнов Владимир Александрович" w:date="2026-06-03T19:36:00Z" w:initials="СВА">
+  <w:comment w:id="19" w:author="Сдобнов Владимир Александрович" w:date="2026-06-03T19:36:00Z" w:initials="СВА">
     <w:p>
       <w:pPr>
         <w:pStyle w:val="afff4"/>
@@ -11998,45 +10153,6 @@
           <w:lang w:val="ru-RU"/>
         </w:rPr>
       </w:pPr>
-      <w:r>
-        <w:rPr>
-          <w:rStyle w:val="afff3"/>
-        </w:rPr>
-        <w:annotationRef/>
-      </w:r>
-      <w:r>
-        <w:rPr>
-          <w:rStyle w:val="afff3"/>
-        </w:rPr>
-        <w:annotationRef/>
-      </w:r>
-      <w:r>
-        <w:rPr>
-          <w:lang w:val="ru-RU"/>
-        </w:rPr>
-        <w:t>Заменить источник</w:t>
-      </w:r>
-    </w:p>
-    <w:p>
-      <w:pPr>
-        <w:pStyle w:val="afff4"/>
-      </w:pPr>
-    </w:p>
-  </w:comment>
-  <w:comment w:id="18" w:author="Сдобнов Владимир Александрович" w:date="2026-06-03T19:36:00Z" w:initials="СВА">
-    <w:p>
-      <w:pPr>
-        <w:pStyle w:val="afff4"/>
-        <w:rPr>
-          <w:lang w:val="ru-RU"/>
-        </w:rPr>
-      </w:pPr>
-      <w:r>
-        <w:rPr>
-          <w:rStyle w:val="afff3"/>
-        </w:rPr>
-        <w:annotationRef/>
-      </w:r>
       <w:r>
         <w:rPr>
           <w:rStyle w:val="afff3"/>
@@ -12060,7 +10176,7 @@
 </file>
 
 <file path=word/commentsExtended.xml><?xml version="1.0" encoding="utf-8"?>
-<w15:commentsEx xmlns:wpc="http://schemas.microsoft.com/office/word/2010/wordprocessingCanvas" xmlns:cx="http://schemas.microsoft.com/office/drawing/2014/chartex" xmlns:cx1="http://schemas.microsoft.com/office/drawing/2015/9/8/chartex" xmlns:cx2="http://schemas.microsoft.com/office/drawing/2015/10/21/chartex" xmlns:cx3="http://schemas.microsoft.com/office/drawing/2016/5/9/chartex" xmlns:cx4="http://schemas.microsoft.com/office/drawing/2016/5/10/chartex" xmlns:cx5="http://schemas.microsoft.com/office/drawing/2016/5/11/chartex" xmlns:cx6="http://schemas.microsoft.com/office/drawing/2016/5/12/chartex" xmlns:cx7="http://schemas.microsoft.com/office/drawing/2016/5/13/chartex" xmlns:cx8="http://schemas.microsoft.com/office/drawing/2016/5/14/chartex" xmlns:mc="http://schemas.openxmlformats.org/markup-compatibility/2006" xmlns:aink="http://schemas.microsoft.com/office/drawing/2016/ink" xmlns:am3d="http://schemas.microsoft.com/office/drawing/2017/model3d" xmlns:o="urn:schemas-microsoft-com:office:office" xmlns:r="http://schemas.openxmlformats.org/officeDocument/2006/relationships" xmlns:m="http://schemas.openxmlformats.org/officeDocument/2006/math" xmlns:v="urn:schemas-microsoft-com:vml" xmlns:wp14="http://schemas.microsoft.com/office/word/2010/wordprocessingDrawing" xmlns:wp="http://schemas.openxmlformats.org/drawingml/2006/wordprocessingDrawing" xmlns:w10="urn:schemas-microsoft-com:office:word" xmlns:w="http://schemas.openxmlformats.org/wordprocessingml/2006/main" xmlns:w14="http://schemas.microsoft.com/office/word/2010/wordml" xmlns:w15="http://schemas.microsoft.com/office/word/2012/wordml" xmlns:w16cex="http://schemas.microsoft.com/office/word/2018/wordml/cex" xmlns:w16cid="http://schemas.microsoft.com/office/word/2016/wordml/cid" xmlns:w16="http://schemas.microsoft.com/office/word/2018/wordml" xmlns:w16sdtdh="http://schemas.microsoft.com/office/word/2020/wordml/sdtdatahash" xmlns:w16se="http://schemas.microsoft.com/office/word/2015/wordml/symex" xmlns:wpg="http://schemas.microsoft.com/office/word/2010/wordprocessingGroup" xmlns:wpi="http://schemas.microsoft.com/office/word/2010/wordprocessingInk" xmlns:wne="http://schemas.microsoft.com/office/word/2006/wordml" xmlns:wps="http://schemas.microsoft.com/office/word/2010/wordprocessingShape" mc:Ignorable="w14 w15 w16se w16cid w16 w16cex w16sdtdh wp14">
+<w15:commentsEx xmlns:wpc="http://schemas.microsoft.com/office/word/2010/wordprocessingCanvas" xmlns:cx="http://schemas.microsoft.com/office/drawing/2014/chartex" xmlns:cx1="http://schemas.microsoft.com/office/drawing/2015/9/8/chartex" xmlns:cx2="http://schemas.microsoft.com/office/drawing/2015/10/21/chartex" xmlns:cx3="http://schemas.microsoft.com/office/drawing/2016/5/9/chartex" xmlns:cx4="http://schemas.microsoft.com/office/drawing/2016/5/10/chartex" xmlns:cx5="http://schemas.microsoft.com/office/drawing/2016/5/11/chartex" xmlns:cx6="http://schemas.microsoft.com/office/drawing/2016/5/12/chartex" xmlns:cx7="http://schemas.microsoft.com/office/drawing/2016/5/13/chartex" xmlns:cx8="http://schemas.microsoft.com/office/drawing/2016/5/14/chartex" xmlns:mc="http://schemas.openxmlformats.org/markup-compatibility/2006" xmlns:aink="http://schemas.microsoft.com/office/drawing/2016/ink" xmlns:am3d="http://schemas.microsoft.com/office/drawing/2017/model3d" xmlns:o="urn:schemas-microsoft-com:office:office" xmlns:oel="http://schemas.microsoft.com/office/2019/extlst" xmlns:r="http://schemas.openxmlformats.org/officeDocument/2006/relationships" xmlns:m="http://schemas.openxmlformats.org/officeDocument/2006/math" xmlns:v="urn:schemas-microsoft-com:vml" xmlns:wp14="http://schemas.microsoft.com/office/word/2010/wordprocessingDrawing" xmlns:wp="http://schemas.openxmlformats.org/drawingml/2006/wordprocessingDrawing" xmlns:w10="urn:schemas-microsoft-com:office:word" xmlns:w="http://schemas.openxmlformats.org/wordprocessingml/2006/main" xmlns:w14="http://schemas.microsoft.com/office/word/2010/wordml" xmlns:w15="http://schemas.microsoft.com/office/word/2012/wordml" xmlns:w16cex="http://schemas.microsoft.com/office/word/2018/wordml/cex" xmlns:w16cid="http://schemas.microsoft.com/office/word/2016/wordml/cid" xmlns:w16="http://schemas.microsoft.com/office/word/2018/wordml" xmlns:w16du="http://schemas.microsoft.com/office/word/2023/wordml/word16du" xmlns:w16sdtdh="http://schemas.microsoft.com/office/word/2020/wordml/sdtdatahash" xmlns:w16sdtfl="http://schemas.microsoft.com/office/word/2024/wordml/sdtformatlock" xmlns:w16se="http://schemas.microsoft.com/office/word/2015/wordml/symex" xmlns:wpg="http://schemas.microsoft.com/office/word/2010/wordprocessingGroup" xmlns:wpi="http://schemas.microsoft.com/office/word/2010/wordprocessingInk" xmlns:wne="http://schemas.microsoft.com/office/word/2006/wordml" xmlns:wps="http://schemas.microsoft.com/office/word/2010/wordprocessingShape" mc:Ignorable="w14 w15 w16se w16cid w16 w16cex w16sdtdh w16sdtfl w16du wp14">
   <w15:commentEx w15:paraId="3C0FF077" w15:done="0"/>
   <w15:commentEx w15:paraId="3E133673" w15:done="0"/>
   <w15:commentEx w15:paraId="2917BE7B" w15:done="0"/>
@@ -12078,7 +10194,7 @@
 </file>
 
 <file path=word/commentsExtensible.xml><?xml version="1.0" encoding="utf-8"?>
-<w16cex:commentsExtensible xmlns:wpc="http://schemas.microsoft.com/office/word/2010/wordprocessingCanvas" xmlns:cx="http://schemas.microsoft.com/office/drawing/2014/chartex" xmlns:cx1="http://schemas.microsoft.com/office/drawing/2015/9/8/chartex" xmlns:cx2="http://schemas.microsoft.com/office/drawing/2015/10/21/chartex" xmlns:cx3="http://schemas.microsoft.com/office/drawing/2016/5/9/chartex" xmlns:cx4="http://schemas.microsoft.com/office/drawing/2016/5/10/chartex" xmlns:cx5="http://schemas.microsoft.com/office/drawing/2016/5/11/chartex" xmlns:cx6="http://schemas.microsoft.com/office/drawing/2016/5/12/chartex" xmlns:cx7="http://schemas.microsoft.com/office/drawing/2016/5/13/chartex" xmlns:cx8="http://schemas.microsoft.com/office/drawing/2016/5/14/chartex" xmlns:mc="http://schemas.openxmlformats.org/markup-compatibility/2006" xmlns:aink="http://schemas.microsoft.com/office/drawing/2016/ink" xmlns:am3d="http://schemas.microsoft.com/office/drawing/2017/model3d" xmlns:o="urn:schemas-microsoft-com:office:office" xmlns:r="http://schemas.openxmlformats.org/officeDocument/2006/relationships" xmlns:m="http://schemas.openxmlformats.org/officeDocument/2006/math" xmlns:v="urn:schemas-microsoft-com:vml" xmlns:wp14="http://schemas.microsoft.com/office/word/2010/wordprocessingDrawing" xmlns:wp="http://schemas.openxmlformats.org/drawingml/2006/wordprocessingDrawing" xmlns:w10="urn:schemas-microsoft-com:office:word" xmlns:w="http://schemas.openxmlformats.org/wordprocessingml/2006/main" xmlns:w14="http://schemas.microsoft.com/office/word/2010/wordml" xmlns:w15="http://schemas.microsoft.com/office/word/2012/wordml" xmlns:w16cex="http://schemas.microsoft.com/office/word/2018/wordml/cex" xmlns:w16cid="http://schemas.microsoft.com/office/word/2016/wordml/cid" xmlns:w16="http://schemas.microsoft.com/office/word/2018/wordml" xmlns:w16sdtdh="http://schemas.microsoft.com/office/word/2020/wordml/sdtdatahash" xmlns:w16se="http://schemas.microsoft.com/office/word/2015/wordml/symex" xmlns:wpg="http://schemas.microsoft.com/office/word/2010/wordprocessingGroup" xmlns:wpi="http://schemas.microsoft.com/office/word/2010/wordprocessingInk" xmlns:wne="http://schemas.microsoft.com/office/word/2006/wordml" xmlns:wps="http://schemas.microsoft.com/office/word/2010/wordprocessingShape" mc:Ignorable="w14 w15 w16se w16cid w16 w16cex w16sdtdh wp14">
+<w16cex:commentsExtensible xmlns:wpc="http://schemas.microsoft.com/office/word/2010/wordprocessingCanvas" xmlns:cx="http://schemas.microsoft.com/office/drawing/2014/chartex" xmlns:cx1="http://schemas.microsoft.com/office/drawing/2015/9/8/chartex" xmlns:cx2="http://schemas.microsoft.com/office/drawing/2015/10/21/chartex" xmlns:cx3="http://schemas.microsoft.com/office/drawing/2016/5/9/chartex" xmlns:cx4="http://schemas.microsoft.com/office/drawing/2016/5/10/chartex" xmlns:cx5="http://schemas.microsoft.com/office/drawing/2016/5/11/chartex" xmlns:cx6="http://schemas.microsoft.com/office/drawing/2016/5/12/chartex" xmlns:cx7="http://schemas.microsoft.com/office/drawing/2016/5/13/chartex" xmlns:cx8="http://schemas.microsoft.com/office/drawing/2016/5/14/chartex" xmlns:cr="http://schemas.microsoft.com/office/comments/2020/reactions" xmlns:mc="http://schemas.openxmlformats.org/markup-compatibility/2006" xmlns:aink="http://schemas.microsoft.com/office/drawing/2016/ink" xmlns:am3d="http://schemas.microsoft.com/office/drawing/2017/model3d" xmlns:o="urn:schemas-microsoft-com:office:office" xmlns:oel="http://schemas.microsoft.com/office/2019/extlst" xmlns:r="http://schemas.openxmlformats.org/officeDocument/2006/relationships" xmlns:m="http://schemas.openxmlformats.org/officeDocument/2006/math" xmlns:v="urn:schemas-microsoft-com:vml" xmlns:wp14="http://schemas.microsoft.com/office/word/2010/wordprocessingDrawing" xmlns:wp="http://schemas.openxmlformats.org/drawingml/2006/wordprocessingDrawing" xmlns:w10="urn:schemas-microsoft-com:office:word" xmlns:w="http://schemas.openxmlformats.org/wordprocessingml/2006/main" xmlns:w14="http://schemas.microsoft.com/office/word/2010/wordml" xmlns:w15="http://schemas.microsoft.com/office/word/2012/wordml" xmlns:w16cex="http://schemas.microsoft.com/office/word/2018/wordml/cex" xmlns:w16cid="http://schemas.microsoft.com/office/word/2016/wordml/cid" xmlns:w16="http://schemas.microsoft.com/office/word/2018/wordml" xmlns:w16du="http://schemas.microsoft.com/office/word/2023/wordml/word16du" xmlns:w16sdtdh="http://schemas.microsoft.com/office/word/2020/wordml/sdtdatahash" xmlns:w16sdtfl="http://schemas.microsoft.com/office/word/2024/wordml/sdtformatlock" xmlns:w16se="http://schemas.microsoft.com/office/word/2015/wordml/symex" xmlns:wpg="http://schemas.microsoft.com/office/word/2010/wordprocessingGroup" xmlns:wpi="http://schemas.microsoft.com/office/word/2010/wordprocessingInk" xmlns:wne="http://schemas.microsoft.com/office/word/2006/wordml" xmlns:wps="http://schemas.microsoft.com/office/word/2010/wordprocessingShape" mc:Ignorable="w14 w15 w16se w16cid w16 w16cex w16sdtdh w16sdtfl cr w16du wp14">
   <w16cex:commentExtensible w16cex:durableId="2DCAFE5A" w16cex:dateUtc="2026-06-03T16:26:00Z"/>
   <w16cex:commentExtensible w16cex:durableId="2DCAFE6B" w16cex:dateUtc="2026-06-03T16:26:00Z"/>
   <w16cex:commentExtensible w16cex:durableId="2DCAFE75" w16cex:dateUtc="2026-06-03T16:26:00Z"/>
@@ -12096,7 +10212,7 @@
 </file>
 
 <file path=word/commentsIds.xml><?xml version="1.0" encoding="utf-8"?>
-<w16cid:commentsIds xmlns:wpc="http://schemas.microsoft.com/office/word/2010/wordprocessingCanvas" xmlns:cx="http://schemas.microsoft.com/office/drawing/2014/chartex" xmlns:cx1="http://schemas.microsoft.com/office/drawing/2015/9/8/chartex" xmlns:cx2="http://schemas.microsoft.com/office/drawing/2015/10/21/chartex" xmlns:cx3="http://schemas.microsoft.com/office/drawing/2016/5/9/chartex" xmlns:cx4="http://schemas.microsoft.com/office/drawing/2016/5/10/chartex" xmlns:cx5="http://schemas.microsoft.com/office/drawing/2016/5/11/chartex" xmlns:cx6="http://schemas.microsoft.com/office/drawing/2016/5/12/chartex" xmlns:cx7="http://schemas.microsoft.com/office/drawing/2016/5/13/chartex" xmlns:cx8="http://schemas.microsoft.com/office/drawing/2016/5/14/chartex" xmlns:mc="http://schemas.openxmlformats.org/markup-compatibility/2006" xmlns:aink="http://schemas.microsoft.com/office/drawing/2016/ink" xmlns:am3d="http://schemas.microsoft.com/office/drawing/2017/model3d" xmlns:o="urn:schemas-microsoft-com:office:office" xmlns:r="http://schemas.openxmlformats.org/officeDocument/2006/relationships" xmlns:m="http://schemas.openxmlformats.org/officeDocument/2006/math" xmlns:v="urn:schemas-microsoft-com:vml" xmlns:wp14="http://schemas.microsoft.com/office/word/2010/wordprocessingDrawing" xmlns:wp="http://schemas.openxmlformats.org/drawingml/2006/wordprocessingDrawing" xmlns:w10="urn:schemas-microsoft-com:office:word" xmlns:w="http://schemas.openxmlformats.org/wordprocessingml/2006/main" xmlns:w14="http://schemas.microsoft.com/office/word/2010/wordml" xmlns:w15="http://schemas.microsoft.com/office/word/2012/wordml" xmlns:w16cex="http://schemas.microsoft.com/office/word/2018/wordml/cex" xmlns:w16cid="http://schemas.microsoft.com/office/word/2016/wordml/cid" xmlns:w16="http://schemas.microsoft.com/office/word/2018/wordml" xmlns:w16sdtdh="http://schemas.microsoft.com/office/word/2020/wordml/sdtdatahash" xmlns:w16se="http://schemas.microsoft.com/office/word/2015/wordml/symex" xmlns:wpg="http://schemas.microsoft.com/office/word/2010/wordprocessingGroup" xmlns:wpi="http://schemas.microsoft.com/office/word/2010/wordprocessingInk" xmlns:wne="http://schemas.microsoft.com/office/word/2006/wordml" xmlns:wps="http://schemas.microsoft.com/office/word/2010/wordprocessingShape" mc:Ignorable="w14 w15 w16se w16cid w16 w16cex w16sdtdh wp14">
+<w16cid:commentsIds xmlns:wpc="http://schemas.microsoft.com/office/word/2010/wordprocessingCanvas" xmlns:cx="http://schemas.microsoft.com/office/drawing/2014/chartex" xmlns:cx1="http://schemas.microsoft.com/office/drawing/2015/9/8/chartex" xmlns:cx2="http://schemas.microsoft.com/office/drawing/2015/10/21/chartex" xmlns:cx3="http://schemas.microsoft.com/office/drawing/2016/5/9/chartex" xmlns:cx4="http://schemas.microsoft.com/office/drawing/2016/5/10/chartex" xmlns:cx5="http://schemas.microsoft.com/office/drawing/2016/5/11/chartex" xmlns:cx6="http://schemas.microsoft.com/office/drawing/2016/5/12/chartex" xmlns:cx7="http://schemas.microsoft.com/office/drawing/2016/5/13/chartex" xmlns:cx8="http://schemas.microsoft.com/office/drawing/2016/5/14/chartex" xmlns:mc="http://schemas.openxmlformats.org/markup-compatibility/2006" xmlns:aink="http://schemas.microsoft.com/office/drawing/2016/ink" xmlns:am3d="http://schemas.microsoft.com/office/drawing/2017/model3d" xmlns:o="urn:schemas-microsoft-com:office:office" xmlns:oel="http://schemas.microsoft.com/office/2019/extlst" xmlns:r="http://schemas.openxmlformats.org/officeDocument/2006/relationships" xmlns:m="http://schemas.openxmlformats.org/officeDocument/2006/math" xmlns:v="urn:schemas-microsoft-com:vml" xmlns:wp14="http://schemas.microsoft.com/office/word/2010/wordprocessingDrawing" xmlns:wp="http://schemas.openxmlformats.org/drawingml/2006/wordprocessingDrawing" xmlns:w10="urn:schemas-microsoft-com:office:word" xmlns:w="http://schemas.openxmlformats.org/wordprocessingml/2006/main" xmlns:w14="http://schemas.microsoft.com/office/word/2010/wordml" xmlns:w15="http://schemas.microsoft.com/office/word/2012/wordml" xmlns:w16cex="http://schemas.microsoft.com/office/word/2018/wordml/cex" xmlns:w16cid="http://schemas.microsoft.com/office/word/2016/wordml/cid" xmlns:w16="http://schemas.microsoft.com/office/word/2018/wordml" xmlns:w16du="http://schemas.microsoft.com/office/word/2023/wordml/word16du" xmlns:w16sdtdh="http://schemas.microsoft.com/office/word/2020/wordml/sdtdatahash" xmlns:w16sdtfl="http://schemas.microsoft.com/office/word/2024/wordml/sdtformatlock" xmlns:w16se="http://schemas.microsoft.com/office/word/2015/wordml/symex" xmlns:wpg="http://schemas.microsoft.com/office/word/2010/wordprocessingGroup" xmlns:wpi="http://schemas.microsoft.com/office/word/2010/wordprocessingInk" xmlns:wne="http://schemas.microsoft.com/office/word/2006/wordml" xmlns:wps="http://schemas.microsoft.com/office/word/2010/wordprocessingShape" mc:Ignorable="w14 w15 w16se w16cid w16 w16cex w16sdtdh w16sdtfl w16du wp14">
   <w16cid:commentId w16cid:paraId="3C0FF077" w16cid:durableId="2DCAFE5A"/>
   <w16cid:commentId w16cid:paraId="3E133673" w16cid:durableId="2DCAFE6B"/>
   <w16cid:commentId w16cid:paraId="2917BE7B" w16cid:durableId="2DCAFE75"/>
@@ -12114,7 +10230,7 @@
 </file>
 
 <file path=word/endnotes.xml><?xml version="1.0" encoding="utf-8"?>
-<w:endnotes xmlns:wpc="http://schemas.microsoft.com/office/word/2010/wordprocessingCanvas" xmlns:cx="http://schemas.microsoft.com/office/drawing/2014/chartex" xmlns:cx1="http://schemas.microsoft.com/office/drawing/2015/9/8/chartex" xmlns:cx2="http://schemas.microsoft.com/office/drawing/2015/10/21/chartex" xmlns:cx3="http://schemas.microsoft.com/office/drawing/2016/5/9/chartex" xmlns:cx4="http://schemas.microsoft.com/office/drawing/2016/5/10/chartex" xmlns:cx5="http://schemas.microsoft.com/office/drawing/2016/5/11/chartex" xmlns:cx6="http://schemas.microsoft.com/office/drawing/2016/5/12/chartex" xmlns:cx7="http://schemas.microsoft.com/office/drawing/2016/5/13/chartex" xmlns:cx8="http://schemas.microsoft.com/office/drawing/2016/5/14/chartex" xmlns:mc="http://schemas.openxmlformats.org/markup-compatibility/2006" xmlns:aink="http://schemas.microsoft.com/office/drawing/2016/ink" xmlns:am3d="http://schemas.microsoft.com/office/drawing/2017/model3d" xmlns:o="urn:schemas-microsoft-com:office:office" xmlns:r="http://schemas.openxmlformats.org/officeDocument/2006/relationships" xmlns:m="http://schemas.openxmlformats.org/officeDocument/2006/math" xmlns:v="urn:schemas-microsoft-com:vml" xmlns:wp14="http://schemas.microsoft.com/office/word/2010/wordprocessingDrawing" xmlns:wp="http://schemas.openxmlformats.org/drawingml/2006/wordprocessingDrawing" xmlns:w10="urn:schemas-microsoft-com:office:word" xmlns:w="http://schemas.openxmlformats.org/wordprocessingml/2006/main" xmlns:w14="http://schemas.microsoft.com/office/word/2010/wordml" xmlns:w15="http://schemas.microsoft.com/office/word/2012/wordml" xmlns:w16cex="http://schemas.microsoft.com/office/word/2018/wordml/cex" xmlns:w16cid="http://schemas.microsoft.com/office/word/2016/wordml/cid" xmlns:w16="http://schemas.microsoft.com/office/word/2018/wordml" xmlns:w16sdtdh="http://schemas.microsoft.com/office/word/2020/wordml/sdtdatahash" xmlns:w16se="http://schemas.microsoft.com/office/word/2015/wordml/symex" xmlns:wpg="http://schemas.microsoft.com/office/word/2010/wordprocessingGroup" xmlns:wpi="http://schemas.microsoft.com/office/word/2010/wordprocessingInk" xmlns:wne="http://schemas.microsoft.com/office/word/2006/wordml" xmlns:wps="http://schemas.microsoft.com/office/word/2010/wordprocessingShape" mc:Ignorable="w14 w15 w16se w16cid w16 w16cex w16sdtdh wp14">
+<w:endnotes xmlns:wpc="http://schemas.microsoft.com/office/word/2010/wordprocessingCanvas" xmlns:cx="http://schemas.microsoft.com/office/drawing/2014/chartex" xmlns:cx1="http://schemas.microsoft.com/office/drawing/2015/9/8/chartex" xmlns:cx2="http://schemas.microsoft.com/office/drawing/2015/10/21/chartex" xmlns:cx3="http://schemas.microsoft.com/office/drawing/2016/5/9/chartex" xmlns:cx4="http://schemas.microsoft.com/office/drawing/2016/5/10/chartex" xmlns:cx5="http://schemas.microsoft.com/office/drawing/2016/5/11/chartex" xmlns:cx6="http://schemas.microsoft.com/office/drawing/2016/5/12/chartex" xmlns:cx7="http://schemas.microsoft.com/office/drawing/2016/5/13/chartex" xmlns:cx8="http://schemas.microsoft.com/office/drawing/2016/5/14/chartex" xmlns:mc="http://schemas.openxmlformats.org/markup-compatibility/2006" xmlns:aink="http://schemas.microsoft.com/office/drawing/2016/ink" xmlns:am3d="http://schemas.microsoft.com/office/drawing/2017/model3d" xmlns:o="urn:schemas-microsoft-com:office:office" xmlns:oel="http://schemas.microsoft.com/office/2019/extlst" xmlns:r="http://schemas.openxmlformats.org/officeDocument/2006/relationships" xmlns:m="http://schemas.openxmlformats.org/officeDocument/2006/math" xmlns:v="urn:schemas-microsoft-com:vml" xmlns:wp14="http://schemas.microsoft.com/office/word/2010/wordprocessingDrawing" xmlns:wp="http://schemas.openxmlformats.org/drawingml/2006/wordprocessingDrawing" xmlns:w10="urn:schemas-microsoft-com:office:word" xmlns:w="http://schemas.openxmlformats.org/wordprocessingml/2006/main" xmlns:w14="http://schemas.microsoft.com/office/word/2010/wordml" xmlns:w15="http://schemas.microsoft.com/office/word/2012/wordml" xmlns:w16cex="http://schemas.microsoft.com/office/word/2018/wordml/cex" xmlns:w16cid="http://schemas.microsoft.com/office/word/2016/wordml/cid" xmlns:w16="http://schemas.microsoft.com/office/word/2018/wordml" xmlns:w16du="http://schemas.microsoft.com/office/word/2023/wordml/word16du" xmlns:w16sdtdh="http://schemas.microsoft.com/office/word/2020/wordml/sdtdatahash" xmlns:w16sdtfl="http://schemas.microsoft.com/office/word/2024/wordml/sdtformatlock" xmlns:w16se="http://schemas.microsoft.com/office/word/2015/wordml/symex" xmlns:wpg="http://schemas.microsoft.com/office/word/2010/wordprocessingGroup" xmlns:wpi="http://schemas.microsoft.com/office/word/2010/wordprocessingInk" xmlns:wne="http://schemas.microsoft.com/office/word/2006/wordml" xmlns:wps="http://schemas.microsoft.com/office/word/2010/wordprocessingShape" mc:Ignorable="w14 w15 w16se w16cid w16 w16cex w16sdtdh w16sdtfl w16du wp14">
   <w:endnote w:type="separator" w:id="-1">
     <w:p>
       <w:pPr>
@@ -12139,7 +10255,7 @@
 </file>
 
 <file path=word/footer1.xml><?xml version="1.0" encoding="utf-8"?>
-<w:ftr xmlns:wpc="http://schemas.microsoft.com/office/word/2010/wordprocessingCanvas" xmlns:cx="http://schemas.microsoft.com/office/drawing/2014/chartex" xmlns:cx1="http://schemas.microsoft.com/office/drawing/2015/9/8/chartex" xmlns:cx2="http://schemas.microsoft.com/office/drawing/2015/10/21/chartex" xmlns:cx3="http://schemas.microsoft.com/office/drawing/2016/5/9/chartex" xmlns:cx4="http://schemas.microsoft.com/office/drawing/2016/5/10/chartex" xmlns:cx5="http://schemas.microsoft.com/office/drawing/2016/5/11/chartex" xmlns:cx6="http://schemas.microsoft.com/office/drawing/2016/5/12/chartex" xmlns:cx7="http://schemas.microsoft.com/office/drawing/2016/5/13/chartex" xmlns:cx8="http://schemas.microsoft.com/office/drawing/2016/5/14/chartex" xmlns:mc="http://schemas.openxmlformats.org/markup-compatibility/2006" xmlns:aink="http://schemas.microsoft.com/office/drawing/2016/ink" xmlns:am3d="http://schemas.microsoft.com/office/drawing/2017/model3d" xmlns:o="urn:schemas-microsoft-com:office:office" xmlns:r="http://schemas.openxmlformats.org/officeDocument/2006/relationships" xmlns:m="http://schemas.openxmlformats.org/officeDocument/2006/math" xmlns:v="urn:schemas-microsoft-com:vml" xmlns:wp14="http://schemas.microsoft.com/office/word/2010/wordprocessingDrawing" xmlns:wp="http://schemas.openxmlformats.org/drawingml/2006/wordprocessingDrawing" xmlns:w10="urn:schemas-microsoft-com:office:word" xmlns:w="http://schemas.openxmlformats.org/wordprocessingml/2006/main" xmlns:w14="http://schemas.microsoft.com/office/word/2010/wordml" xmlns:w15="http://schemas.microsoft.com/office/word/2012/wordml" xmlns:w16cex="http://schemas.microsoft.com/office/word/2018/wordml/cex" xmlns:w16cid="http://schemas.microsoft.com/office/word/2016/wordml/cid" xmlns:w16="http://schemas.microsoft.com/office/word/2018/wordml" xmlns:w16sdtdh="http://schemas.microsoft.com/office/word/2020/wordml/sdtdatahash" xmlns:w16se="http://schemas.microsoft.com/office/word/2015/wordml/symex" xmlns:wpg="http://schemas.microsoft.com/office/word/2010/wordprocessingGroup" xmlns:wpi="http://schemas.microsoft.com/office/word/2010/wordprocessingInk" xmlns:wne="http://schemas.microsoft.com/office/word/2006/wordml" xmlns:wps="http://schemas.microsoft.com/office/word/2010/wordprocessingShape" mc:Ignorable="w14 w15 w16se w16cid w16 w16cex w16sdtdh wp14">
+<w:ftr xmlns:wpc="http://schemas.microsoft.com/office/word/2010/wordprocessingCanvas" xmlns:cx="http://schemas.microsoft.com/office/drawing/2014/chartex" xmlns:cx1="http://schemas.microsoft.com/office/drawing/2015/9/8/chartex" xmlns:cx2="http://schemas.microsoft.com/office/drawing/2015/10/21/chartex" xmlns:cx3="http://schemas.microsoft.com/office/drawing/2016/5/9/chartex" xmlns:cx4="http://schemas.microsoft.com/office/drawing/2016/5/10/chartex" xmlns:cx5="http://schemas.microsoft.com/office/drawing/2016/5/11/chartex" xmlns:cx6="http://schemas.microsoft.com/office/drawing/2016/5/12/chartex" xmlns:cx7="http://schemas.microsoft.com/office/drawing/2016/5/13/chartex" xmlns:cx8="http://schemas.microsoft.com/office/drawing/2016/5/14/chartex" xmlns:mc="http://schemas.openxmlformats.org/markup-compatibility/2006" xmlns:aink="http://schemas.microsoft.com/office/drawing/2016/ink" xmlns:am3d="http://schemas.microsoft.com/office/drawing/2017/model3d" xmlns:o="urn:schemas-microsoft-com:office:office" xmlns:oel="http://schemas.microsoft.com/office/2019/extlst" xmlns:r="http://schemas.openxmlformats.org/officeDocument/2006/relationships" xmlns:m="http://schemas.openxmlformats.org/officeDocument/2006/math" xmlns:v="urn:schemas-microsoft-com:vml" xmlns:wp14="http://schemas.microsoft.com/office/word/2010/wordprocessingDrawing" xmlns:wp="http://schemas.openxmlformats.org/drawingml/2006/wordprocessingDrawing" xmlns:w10="urn:schemas-microsoft-com:office:word" xmlns:w="http://schemas.openxmlformats.org/wordprocessingml/2006/main" xmlns:w14="http://schemas.microsoft.com/office/word/2010/wordml" xmlns:w15="http://schemas.microsoft.com/office/word/2012/wordml" xmlns:w16cex="http://schemas.microsoft.com/office/word/2018/wordml/cex" xmlns:w16cid="http://schemas.microsoft.com/office/word/2016/wordml/cid" xmlns:w16="http://schemas.microsoft.com/office/word/2018/wordml" xmlns:w16du="http://schemas.microsoft.com/office/word/2023/wordml/word16du" xmlns:w16sdtdh="http://schemas.microsoft.com/office/word/2020/wordml/sdtdatahash" xmlns:w16sdtfl="http://schemas.microsoft.com/office/word/2024/wordml/sdtformatlock" xmlns:w16se="http://schemas.microsoft.com/office/word/2015/wordml/symex" xmlns:wpg="http://schemas.microsoft.com/office/word/2010/wordprocessingGroup" xmlns:wpi="http://schemas.microsoft.com/office/word/2010/wordprocessingInk" xmlns:wne="http://schemas.microsoft.com/office/word/2006/wordml" xmlns:wps="http://schemas.microsoft.com/office/word/2010/wordprocessingShape" mc:Ignorable="w14 w15 w16se w16cid w16 w16cex w16sdtdh w16sdtfl w16du wp14">
   <w:sdt>
     <w:sdtPr>
       <w:id w:val="543568880"/>
@@ -12148,7 +10264,6 @@
         <w:docPartUnique/>
       </w:docPartObj>
     </w:sdtPr>
-    <w:sdtEndPr/>
     <w:sdtContent>
       <w:p>
         <w:pPr>
@@ -12185,7 +10300,7 @@
 </file>
 
 <file path=word/footnotes.xml><?xml version="1.0" encoding="utf-8"?>
-<w:footnotes xmlns:wpc="http://schemas.microsoft.com/office/word/2010/wordprocessingCanvas" xmlns:cx="http://schemas.microsoft.com/office/drawing/2014/chartex" xmlns:cx1="http://schemas.microsoft.com/office/drawing/2015/9/8/chartex" xmlns:cx2="http://schemas.microsoft.com/office/drawing/2015/10/21/chartex" xmlns:cx3="http://schemas.microsoft.com/office/drawing/2016/5/9/chartex" xmlns:cx4="http://schemas.microsoft.com/office/drawing/2016/5/10/chartex" xmlns:cx5="http://schemas.microsoft.com/office/drawing/2016/5/11/chartex" xmlns:cx6="http://schemas.microsoft.com/office/drawing/2016/5/12/chartex" xmlns:cx7="http://schemas.microsoft.com/office/drawing/2016/5/13/chartex" xmlns:cx8="http://schemas.microsoft.com/office/drawing/2016/5/14/chartex" xmlns:mc="http://schemas.openxmlformats.org/markup-compatibility/2006" xmlns:aink="http://schemas.microsoft.com/office/drawing/2016/ink" xmlns:am3d="http://schemas.microsoft.com/office/drawing/2017/model3d" xmlns:o="urn:schemas-microsoft-com:office:office" xmlns:r="http://schemas.openxmlformats.org/officeDocument/2006/relationships" xmlns:m="http://schemas.openxmlformats.org/officeDocument/2006/math" xmlns:v="urn:schemas-microsoft-com:vml" xmlns:wp14="http://schemas.microsoft.com/office/word/2010/wordprocessingDrawing" xmlns:wp="http://schemas.openxmlformats.org/drawingml/2006/wordprocessingDrawing" xmlns:w10="urn:schemas-microsoft-com:office:word" xmlns:w="http://schemas.openxmlformats.org/wordprocessingml/2006/main" xmlns:w14="http://schemas.microsoft.com/office/word/2010/wordml" xmlns:w15="http://schemas.microsoft.com/office/word/2012/wordml" xmlns:w16cex="http://schemas.microsoft.com/office/word/2018/wordml/cex" xmlns:w16cid="http://schemas.microsoft.com/office/word/2016/wordml/cid" xmlns:w16="http://schemas.microsoft.com/office/word/2018/wordml" xmlns:w16sdtdh="http://schemas.microsoft.com/office/word/2020/wordml/sdtdatahash" xmlns:w16se="http://schemas.microsoft.com/office/word/2015/wordml/symex" xmlns:wpg="http://schemas.microsoft.com/office/word/2010/wordprocessingGroup" xmlns:wpi="http://schemas.microsoft.com/office/word/2010/wordprocessingInk" xmlns:wne="http://schemas.microsoft.com/office/word/2006/wordml" xmlns:wps="http://schemas.microsoft.com/office/word/2010/wordprocessingShape" mc:Ignorable="w14 w15 w16se w16cid w16 w16cex w16sdtdh wp14">
+<w:footnotes xmlns:wpc="http://schemas.microsoft.com/office/word/2010/wordprocessingCanvas" xmlns:cx="http://schemas.microsoft.com/office/drawing/2014/chartex" xmlns:cx1="http://schemas.microsoft.com/office/drawing/2015/9/8/chartex" xmlns:cx2="http://schemas.microsoft.com/office/drawing/2015/10/21/chartex" xmlns:cx3="http://schemas.microsoft.com/office/drawing/2016/5/9/chartex" xmlns:cx4="http://schemas.microsoft.com/office/drawing/2016/5/10/chartex" xmlns:cx5="http://schemas.microsoft.com/office/drawing/2016/5/11/chartex" xmlns:cx6="http://schemas.microsoft.com/office/drawing/2016/5/12/chartex" xmlns:cx7="http://schemas.microsoft.com/office/drawing/2016/5/13/chartex" xmlns:cx8="http://schemas.microsoft.com/office/drawing/2016/5/14/chartex" xmlns:mc="http://schemas.openxmlformats.org/markup-compatibility/2006" xmlns:aink="http://schemas.microsoft.com/office/drawing/2016/ink" xmlns:am3d="http://schemas.microsoft.com/office/drawing/2017/model3d" xmlns:o="urn:schemas-microsoft-com:office:office" xmlns:oel="http://schemas.microsoft.com/office/2019/extlst" xmlns:r="http://schemas.openxmlformats.org/officeDocument/2006/relationships" xmlns:m="http://schemas.openxmlformats.org/officeDocument/2006/math" xmlns:v="urn:schemas-microsoft-com:vml" xmlns:wp14="http://schemas.microsoft.com/office/word/2010/wordprocessingDrawing" xmlns:wp="http://schemas.openxmlformats.org/drawingml/2006/wordprocessingDrawing" xmlns:w10="urn:schemas-microsoft-com:office:word" xmlns:w="http://schemas.openxmlformats.org/wordprocessingml/2006/main" xmlns:w14="http://schemas.microsoft.com/office/word/2010/wordml" xmlns:w15="http://schemas.microsoft.com/office/word/2012/wordml" xmlns:w16cex="http://schemas.microsoft.com/office/word/2018/wordml/cex" xmlns:w16cid="http://schemas.microsoft.com/office/word/2016/wordml/cid" xmlns:w16="http://schemas.microsoft.com/office/word/2018/wordml" xmlns:w16du="http://schemas.microsoft.com/office/word/2023/wordml/word16du" xmlns:w16sdtdh="http://schemas.microsoft.com/office/word/2020/wordml/sdtdatahash" xmlns:w16sdtfl="http://schemas.microsoft.com/office/word/2024/wordml/sdtformatlock" xmlns:w16se="http://schemas.microsoft.com/office/word/2015/wordml/symex" xmlns:wpg="http://schemas.microsoft.com/office/word/2010/wordprocessingGroup" xmlns:wpi="http://schemas.microsoft.com/office/word/2010/wordprocessingInk" xmlns:wne="http://schemas.microsoft.com/office/word/2006/wordml" xmlns:wps="http://schemas.microsoft.com/office/word/2010/wordprocessingShape" mc:Ignorable="w14 w15 w16se w16cid w16 w16cex w16sdtdh w16sdtfl w16du wp14">
   <w:footnote w:type="separator" w:id="-1">
     <w:p>
       <w:pPr>
@@ -12210,7 +10325,7 @@
 </file>
 
 <file path=word/numbering.xml><?xml version="1.0" encoding="utf-8"?>
-<w:numbering xmlns:wpc="http://schemas.microsoft.com/office/word/2010/wordprocessingCanvas" xmlns:cx="http://schemas.microsoft.com/office/drawing/2014/chartex" xmlns:cx1="http://schemas.microsoft.com/office/drawing/2015/9/8/chartex" xmlns:cx2="http://schemas.microsoft.com/office/drawing/2015/10/21/chartex" xmlns:cx3="http://schemas.microsoft.com/office/drawing/2016/5/9/chartex" xmlns:cx4="http://schemas.microsoft.com/office/drawing/2016/5/10/chartex" xmlns:cx5="http://schemas.microsoft.com/office/drawing/2016/5/11/chartex" xmlns:cx6="http://schemas.microsoft.com/office/drawing/2016/5/12/chartex" xmlns:cx7="http://schemas.microsoft.com/office/drawing/2016/5/13/chartex" xmlns:cx8="http://schemas.microsoft.com/office/drawing/2016/5/14/chartex" xmlns:mc="http://schemas.openxmlformats.org/markup-compatibility/2006" xmlns:aink="http://schemas.microsoft.com/office/drawing/2016/ink" xmlns:am3d="http://schemas.microsoft.com/office/drawing/2017/model3d" xmlns:o="urn:schemas-microsoft-com:office:office" xmlns:r="http://schemas.openxmlformats.org/officeDocument/2006/relationships" xmlns:m="http://schemas.openxmlformats.org/officeDocument/2006/math" xmlns:v="urn:schemas-microsoft-com:vml" xmlns:wp14="http://schemas.microsoft.com/office/word/2010/wordprocessingDrawing" xmlns:wp="http://schemas.openxmlformats.org/drawingml/2006/wordprocessingDrawing" xmlns:w10="urn:schemas-microsoft-com:office:word" xmlns:w="http://schemas.openxmlformats.org/wordprocessingml/2006/main" xmlns:w14="http://schemas.microsoft.com/office/word/2010/wordml" xmlns:w15="http://schemas.microsoft.com/office/word/2012/wordml" xmlns:w16cex="http://schemas.microsoft.com/office/word/2018/wordml/cex" xmlns:w16cid="http://schemas.microsoft.com/office/word/2016/wordml/cid" xmlns:w16="http://schemas.microsoft.com/office/word/2018/wordml" xmlns:w16sdtdh="http://schemas.microsoft.com/office/word/2020/wordml/sdtdatahash" xmlns:w16se="http://schemas.microsoft.com/office/word/2015/wordml/symex" xmlns:wpg="http://schemas.microsoft.com/office/word/2010/wordprocessingGroup" xmlns:wpi="http://schemas.microsoft.com/office/word/2010/wordprocessingInk" xmlns:wne="http://schemas.microsoft.com/office/word/2006/wordml" xmlns:wps="http://schemas.microsoft.com/office/word/2010/wordprocessingShape" mc:Ignorable="w14 w15 w16se w16cid w16 w16cex w16sdtdh wp14">
+<w:numbering xmlns:wpc="http://schemas.microsoft.com/office/word/2010/wordprocessingCanvas" xmlns:cx="http://schemas.microsoft.com/office/drawing/2014/chartex" xmlns:cx1="http://schemas.microsoft.com/office/drawing/2015/9/8/chartex" xmlns:cx2="http://schemas.microsoft.com/office/drawing/2015/10/21/chartex" xmlns:cx3="http://schemas.microsoft.com/office/drawing/2016/5/9/chartex" xmlns:cx4="http://schemas.microsoft.com/office/drawing/2016/5/10/chartex" xmlns:cx5="http://schemas.microsoft.com/office/drawing/2016/5/11/chartex" xmlns:cx6="http://schemas.microsoft.com/office/drawing/2016/5/12/chartex" xmlns:cx7="http://schemas.microsoft.com/office/drawing/2016/5/13/chartex" xmlns:cx8="http://schemas.microsoft.com/office/drawing/2016/5/14/chartex" xmlns:mc="http://schemas.openxmlformats.org/markup-compatibility/2006" xmlns:aink="http://schemas.microsoft.com/office/drawing/2016/ink" xmlns:am3d="http://schemas.microsoft.com/office/drawing/2017/model3d" xmlns:o="urn:schemas-microsoft-com:office:office" xmlns:oel="http://schemas.microsoft.com/office/2019/extlst" xmlns:r="http://schemas.openxmlformats.org/officeDocument/2006/relationships" xmlns:m="http://schemas.openxmlformats.org/officeDocument/2006/math" xmlns:v="urn:schemas-microsoft-com:vml" xmlns:wp14="http://schemas.microsoft.com/office/word/2010/wordprocessingDrawing" xmlns:wp="http://schemas.openxmlformats.org/drawingml/2006/wordprocessingDrawing" xmlns:w10="urn:schemas-microsoft-com:office:word" xmlns:w="http://schemas.openxmlformats.org/wordprocessingml/2006/main" xmlns:w14="http://schemas.microsoft.com/office/word/2010/wordml" xmlns:w15="http://schemas.microsoft.com/office/word/2012/wordml" xmlns:w16cex="http://schemas.microsoft.com/office/word/2018/wordml/cex" xmlns:w16cid="http://schemas.microsoft.com/office/word/2016/wordml/cid" xmlns:w16="http://schemas.microsoft.com/office/word/2018/wordml" xmlns:w16du="http://schemas.microsoft.com/office/word/2023/wordml/word16du" xmlns:w16sdtdh="http://schemas.microsoft.com/office/word/2020/wordml/sdtdatahash" xmlns:w16sdtfl="http://schemas.microsoft.com/office/word/2024/wordml/sdtformatlock" xmlns:w16se="http://schemas.microsoft.com/office/word/2015/wordml/symex" xmlns:wpg="http://schemas.microsoft.com/office/word/2010/wordprocessingGroup" xmlns:wpi="http://schemas.microsoft.com/office/word/2010/wordprocessingInk" xmlns:wne="http://schemas.microsoft.com/office/word/2006/wordml" xmlns:wps="http://schemas.microsoft.com/office/word/2010/wordprocessingShape" mc:Ignorable="w14 w15 w16se w16cid w16 w16cex w16sdtdh w16sdtfl w16du wp14">
   <w:abstractNum w:abstractNumId="0" w15:restartNumberingAfterBreak="0">
     <w:nsid w:val="FFFFFF7C"/>
     <w:multiLevelType w:val="singleLevel"/>
@@ -13791,86 +11906,86 @@
       </w:rPr>
     </w:lvl>
   </w:abstractNum>
-  <w:num w:numId="1">
+  <w:num w:numId="1" w16cid:durableId="540098305">
     <w:abstractNumId w:val="8"/>
   </w:num>
-  <w:num w:numId="2">
+  <w:num w:numId="2" w16cid:durableId="25721793">
     <w:abstractNumId w:val="6"/>
   </w:num>
-  <w:num w:numId="3">
+  <w:num w:numId="3" w16cid:durableId="2019503104">
     <w:abstractNumId w:val="5"/>
   </w:num>
-  <w:num w:numId="4">
+  <w:num w:numId="4" w16cid:durableId="1480878223">
     <w:abstractNumId w:val="4"/>
   </w:num>
-  <w:num w:numId="5">
+  <w:num w:numId="5" w16cid:durableId="774134581">
     <w:abstractNumId w:val="7"/>
   </w:num>
-  <w:num w:numId="6">
+  <w:num w:numId="6" w16cid:durableId="1093091438">
     <w:abstractNumId w:val="3"/>
   </w:num>
-  <w:num w:numId="7">
+  <w:num w:numId="7" w16cid:durableId="1998068281">
     <w:abstractNumId w:val="2"/>
   </w:num>
-  <w:num w:numId="8">
+  <w:num w:numId="8" w16cid:durableId="1020862084">
     <w:abstractNumId w:val="1"/>
   </w:num>
-  <w:num w:numId="9">
+  <w:num w:numId="9" w16cid:durableId="2060399375">
     <w:abstractNumId w:val="0"/>
   </w:num>
-  <w:num w:numId="10">
+  <w:num w:numId="10" w16cid:durableId="921257993">
     <w:abstractNumId w:val="16"/>
   </w:num>
-  <w:num w:numId="11">
+  <w:num w:numId="11" w16cid:durableId="1929657025">
     <w:abstractNumId w:val="15"/>
   </w:num>
-  <w:num w:numId="12">
+  <w:num w:numId="12" w16cid:durableId="651759085">
     <w:abstractNumId w:val="10"/>
   </w:num>
-  <w:num w:numId="13">
+  <w:num w:numId="13" w16cid:durableId="1301502180">
     <w:abstractNumId w:val="20"/>
   </w:num>
-  <w:num w:numId="14">
+  <w:num w:numId="14" w16cid:durableId="957951762">
     <w:abstractNumId w:val="18"/>
   </w:num>
-  <w:num w:numId="15">
+  <w:num w:numId="15" w16cid:durableId="609778232">
     <w:abstractNumId w:val="14"/>
   </w:num>
-  <w:num w:numId="16">
+  <w:num w:numId="16" w16cid:durableId="1258095378">
     <w:abstractNumId w:val="19"/>
   </w:num>
-  <w:num w:numId="17">
+  <w:num w:numId="17" w16cid:durableId="1352145069">
     <w:abstractNumId w:val="21"/>
   </w:num>
-  <w:num w:numId="18">
+  <w:num w:numId="18" w16cid:durableId="946815059">
     <w:abstractNumId w:val="11"/>
   </w:num>
-  <w:num w:numId="19">
+  <w:num w:numId="19" w16cid:durableId="708451258">
     <w:abstractNumId w:val="12"/>
   </w:num>
-  <w:num w:numId="20">
+  <w:num w:numId="20" w16cid:durableId="399989634">
     <w:abstractNumId w:val="13"/>
   </w:num>
-  <w:num w:numId="21">
+  <w:num w:numId="21" w16cid:durableId="1770157714">
     <w:abstractNumId w:val="23"/>
   </w:num>
-  <w:num w:numId="22">
+  <w:num w:numId="22" w16cid:durableId="1383561426">
     <w:abstractNumId w:val="17"/>
   </w:num>
-  <w:num w:numId="23">
+  <w:num w:numId="23" w16cid:durableId="420758318">
     <w:abstractNumId w:val="22"/>
   </w:num>
-  <w:num w:numId="24">
+  <w:num w:numId="24" w16cid:durableId="1494638404">
     <w:abstractNumId w:val="9"/>
   </w:num>
-  <w:num w:numId="25">
+  <w:num w:numId="25" w16cid:durableId="1625696190">
     <w:abstractNumId w:val="24"/>
   </w:num>
 </w:numbering>
 </file>
 
 <file path=word/people.xml><?xml version="1.0" encoding="utf-8"?>
-<w15:people xmlns:wpc="http://schemas.microsoft.com/office/word/2010/wordprocessingCanvas" xmlns:cx="http://schemas.microsoft.com/office/drawing/2014/chartex" xmlns:cx1="http://schemas.microsoft.com/office/drawing/2015/9/8/chartex" xmlns:cx2="http://schemas.microsoft.com/office/drawing/2015/10/21/chartex" xmlns:cx3="http://schemas.microsoft.com/office/drawing/2016/5/9/chartex" xmlns:cx4="http://schemas.microsoft.com/office/drawing/2016/5/10/chartex" xmlns:cx5="http://schemas.microsoft.com/office/drawing/2016/5/11/chartex" xmlns:cx6="http://schemas.microsoft.com/office/drawing/2016/5/12/chartex" xmlns:cx7="http://schemas.microsoft.com/office/drawing/2016/5/13/chartex" xmlns:cx8="http://schemas.microsoft.com/office/drawing/2016/5/14/chartex" xmlns:mc="http://schemas.openxmlformats.org/markup-compatibility/2006" xmlns:aink="http://schemas.microsoft.com/office/drawing/2016/ink" xmlns:am3d="http://schemas.microsoft.com/office/drawing/2017/model3d" xmlns:o="urn:schemas-microsoft-com:office:office" xmlns:r="http://schemas.openxmlformats.org/officeDocument/2006/relationships" xmlns:m="http://schemas.openxmlformats.org/officeDocument/2006/math" xmlns:v="urn:schemas-microsoft-com:vml" xmlns:wp14="http://schemas.microsoft.com/office/word/2010/wordprocessingDrawing" xmlns:wp="http://schemas.openxmlformats.org/drawingml/2006/wordprocessingDrawing" xmlns:w10="urn:schemas-microsoft-com:office:word" xmlns:w="http://schemas.openxmlformats.org/wordprocessingml/2006/main" xmlns:w14="http://schemas.microsoft.com/office/word/2010/wordml" xmlns:w15="http://schemas.microsoft.com/office/word/2012/wordml" xmlns:w16cex="http://schemas.microsoft.com/office/word/2018/wordml/cex" xmlns:w16cid="http://schemas.microsoft.com/office/word/2016/wordml/cid" xmlns:w16="http://schemas.microsoft.com/office/word/2018/wordml" xmlns:w16sdtdh="http://schemas.microsoft.com/office/word/2020/wordml/sdtdatahash" xmlns:w16se="http://schemas.microsoft.com/office/word/2015/wordml/symex" xmlns:wpg="http://schemas.microsoft.com/office/word/2010/wordprocessingGroup" xmlns:wpi="http://schemas.microsoft.com/office/word/2010/wordprocessingInk" xmlns:wne="http://schemas.microsoft.com/office/word/2006/wordml" xmlns:wps="http://schemas.microsoft.com/office/word/2010/wordprocessingShape" mc:Ignorable="w14 w15 w16se w16cid w16 w16cex w16sdtdh wp14">
+<w15:people xmlns:wpc="http://schemas.microsoft.com/office/word/2010/wordprocessingCanvas" xmlns:cx="http://schemas.microsoft.com/office/drawing/2014/chartex" xmlns:cx1="http://schemas.microsoft.com/office/drawing/2015/9/8/chartex" xmlns:cx2="http://schemas.microsoft.com/office/drawing/2015/10/21/chartex" xmlns:cx3="http://schemas.microsoft.com/office/drawing/2016/5/9/chartex" xmlns:cx4="http://schemas.microsoft.com/office/drawing/2016/5/10/chartex" xmlns:cx5="http://schemas.microsoft.com/office/drawing/2016/5/11/chartex" xmlns:cx6="http://schemas.microsoft.com/office/drawing/2016/5/12/chartex" xmlns:cx7="http://schemas.microsoft.com/office/drawing/2016/5/13/chartex" xmlns:cx8="http://schemas.microsoft.com/office/drawing/2016/5/14/chartex" xmlns:mc="http://schemas.openxmlformats.org/markup-compatibility/2006" xmlns:aink="http://schemas.microsoft.com/office/drawing/2016/ink" xmlns:am3d="http://schemas.microsoft.com/office/drawing/2017/model3d" xmlns:o="urn:schemas-microsoft-com:office:office" xmlns:oel="http://schemas.microsoft.com/office/2019/extlst" xmlns:r="http://schemas.openxmlformats.org/officeDocument/2006/relationships" xmlns:m="http://schemas.openxmlformats.org/officeDocument/2006/math" xmlns:v="urn:schemas-microsoft-com:vml" xmlns:wp14="http://schemas.microsoft.com/office/word/2010/wordprocessingDrawing" xmlns:wp="http://schemas.openxmlformats.org/drawingml/2006/wordprocessingDrawing" xmlns:w10="urn:schemas-microsoft-com:office:word" xmlns:w="http://schemas.openxmlformats.org/wordprocessingml/2006/main" xmlns:w14="http://schemas.microsoft.com/office/word/2010/wordml" xmlns:w15="http://schemas.microsoft.com/office/word/2012/wordml" xmlns:w16cex="http://schemas.microsoft.com/office/word/2018/wordml/cex" xmlns:w16cid="http://schemas.microsoft.com/office/word/2016/wordml/cid" xmlns:w16="http://schemas.microsoft.com/office/word/2018/wordml" xmlns:w16du="http://schemas.microsoft.com/office/word/2023/wordml/word16du" xmlns:w16sdtdh="http://schemas.microsoft.com/office/word/2020/wordml/sdtdatahash" xmlns:w16sdtfl="http://schemas.microsoft.com/office/word/2024/wordml/sdtformatlock" xmlns:w16se="http://schemas.microsoft.com/office/word/2015/wordml/symex" xmlns:wpg="http://schemas.microsoft.com/office/word/2010/wordprocessingGroup" xmlns:wpi="http://schemas.microsoft.com/office/word/2010/wordprocessingInk" xmlns:wne="http://schemas.microsoft.com/office/word/2006/wordml" xmlns:wps="http://schemas.microsoft.com/office/word/2010/wordprocessingShape" mc:Ignorable="w14 w15 w16se w16cid w16 w16cex w16sdtdh w16sdtfl w16du wp14">
   <w15:person w15:author="Сдобнов Владимир Александрович">
     <w15:presenceInfo w15:providerId="AD" w15:userId="S-1-5-21-3802644493-4146452698-3630784039-9327"/>
   </w15:person>
@@ -13878,7 +11993,7 @@
 </file>
 
 <file path=word/styles.xml><?xml version="1.0" encoding="utf-8"?>
-<w:styles xmlns:mc="http://schemas.openxmlformats.org/markup-compatibility/2006" xmlns:r="http://schemas.openxmlformats.org/officeDocument/2006/relationships" xmlns:w="http://schemas.openxmlformats.org/wordprocessingml/2006/main" xmlns:w14="http://schemas.microsoft.com/office/word/2010/wordml" xmlns:w15="http://schemas.microsoft.com/office/word/2012/wordml" xmlns:w16cex="http://schemas.microsoft.com/office/word/2018/wordml/cex" xmlns:w16cid="http://schemas.microsoft.com/office/word/2016/wordml/cid" xmlns:w16="http://schemas.microsoft.com/office/word/2018/wordml" xmlns:w16sdtdh="http://schemas.microsoft.com/office/word/2020/wordml/sdtdatahash" xmlns:w16se="http://schemas.microsoft.com/office/word/2015/wordml/symex" mc:Ignorable="w14 w15 w16se w16cid w16 w16cex w16sdtdh">
+<w:styles xmlns:mc="http://schemas.openxmlformats.org/markup-compatibility/2006" xmlns:r="http://schemas.openxmlformats.org/officeDocument/2006/relationships" xmlns:w="http://schemas.openxmlformats.org/wordprocessingml/2006/main" xmlns:w14="http://schemas.microsoft.com/office/word/2010/wordml" xmlns:w15="http://schemas.microsoft.com/office/word/2012/wordml" xmlns:w16cex="http://schemas.microsoft.com/office/word/2018/wordml/cex" xmlns:w16cid="http://schemas.microsoft.com/office/word/2016/wordml/cid" xmlns:w16="http://schemas.microsoft.com/office/word/2018/wordml" xmlns:w16du="http://schemas.microsoft.com/office/word/2023/wordml/word16du" xmlns:w16sdtdh="http://schemas.microsoft.com/office/word/2020/wordml/sdtdatahash" xmlns:w16sdtfl="http://schemas.microsoft.com/office/word/2024/wordml/sdtformatlock" xmlns:w16se="http://schemas.microsoft.com/office/word/2015/wordml/symex" mc:Ignorable="w14 w15 w16se w16cid w16 w16cex w16sdtdh w16sdtfl w16du">
   <w:docDefaults>
     <w:rPrDefault>
       <w:rPr>
@@ -14486,6 +12601,7 @@
   <w:style w:type="character" w:default="1" w:styleId="a2">
     <w:name w:val="Default Paragraph Font"/>
     <w:uiPriority w:val="1"/>
+    <w:semiHidden/>
     <w:unhideWhenUsed/>
   </w:style>
   <w:style w:type="table" w:default="1" w:styleId="a3">
